--- a/First Semester/Discrete Structure/lab/lab/discrete lab.docx
+++ b/First Semester/Discrete Structure/lab/lab/discrete lab.docx
@@ -95,8 +95,13 @@
           <w:b/>
         </w:rPr>
       </w:pPr>
-      <w:r>
-        <w:t>Kirtipur, Kathmandu</w:t>
+      <w:proofErr w:type="spellStart"/>
+      <w:r>
+        <w:t>Kirtipur</w:t>
+      </w:r>
+      <w:proofErr w:type="spellEnd"/>
+      <w:r>
+        <w:t>, Kathmandu</w:t>
       </w:r>
     </w:p>
     <w:p>
@@ -239,8 +244,16 @@
         <w:jc w:val="center"/>
         <w:rPr>
           <w:b/>
-        </w:rPr>
-      </w:pPr>
+          <w:bCs/>
+        </w:rPr>
+      </w:pPr>
+      <w:r>
+        <w:rPr>
+          <w:b/>
+          <w:bCs/>
+        </w:rPr>
+        <w:t>Tu Register no: 6-2-1133-50-2019</w:t>
+      </w:r>
     </w:p>
     <w:p>
       <w:pPr>
@@ -253,12 +266,6 @@
           <w:b/>
         </w:rPr>
       </w:pPr>
-      <w:r>
-        <w:rPr>
-          <w:b/>
-        </w:rPr>
-        <w:t>Submitted to</w:t>
-      </w:r>
     </w:p>
     <w:p>
       <w:pPr>
@@ -275,7 +282,7 @@
         <w:rPr>
           <w:b/>
         </w:rPr>
-        <w:t>Narayan Dhamala</w:t>
+        <w:t>Submitted to</w:t>
       </w:r>
     </w:p>
     <w:p>
@@ -293,7 +300,7 @@
         <w:rPr>
           <w:b/>
         </w:rPr>
-        <w:t>Patan Multiple Campus</w:t>
+        <w:t>Narayan Dhamala</w:t>
       </w:r>
     </w:p>
     <w:p>
@@ -303,9 +310,15 @@
         </w:tabs>
         <w:spacing w:after="0"/>
         <w:jc w:val="center"/>
-      </w:pPr>
-      <w:r>
-        <w:t>Patandhoka, Lalitpur</w:t>
+        <w:rPr>
+          <w:b/>
+        </w:rPr>
+      </w:pPr>
+      <w:r>
+        <w:rPr>
+          <w:b/>
+        </w:rPr>
+        <w:t>Patan Multiple Campus</w:t>
       </w:r>
     </w:p>
     <w:p>
@@ -315,10 +328,15 @@
         </w:tabs>
         <w:spacing w:after="0"/>
         <w:jc w:val="center"/>
-        <w:rPr>
-          <w:b/>
-        </w:rPr>
-      </w:pPr>
+      </w:pPr>
+      <w:proofErr w:type="spellStart"/>
+      <w:r>
+        <w:t>Patandhoka</w:t>
+      </w:r>
+      <w:proofErr w:type="spellEnd"/>
+      <w:r>
+        <w:t>, Lalitpur</w:t>
+      </w:r>
     </w:p>
     <w:p>
       <w:pPr>
@@ -329,16 +347,8 @@
         <w:jc w:val="center"/>
         <w:rPr>
           <w:b/>
-          <w:bCs/>
-        </w:rPr>
-      </w:pPr>
-      <w:r>
-        <w:rPr>
-          <w:b/>
-          <w:bCs/>
-        </w:rPr>
-        <w:t>Department of MCA</w:t>
-      </w:r>
+        </w:rPr>
+      </w:pPr>
     </w:p>
     <w:p>
       <w:pPr>
@@ -347,9 +357,17 @@
         </w:tabs>
         <w:spacing w:after="0"/>
         <w:jc w:val="center"/>
-      </w:pPr>
-      <w:r>
-        <w:t>Affiliated to Tribhuvan University</w:t>
+        <w:rPr>
+          <w:b/>
+          <w:bCs/>
+        </w:rPr>
+      </w:pPr>
+      <w:r>
+        <w:rPr>
+          <w:b/>
+          <w:bCs/>
+        </w:rPr>
+        <w:t>Department of MCA</w:t>
       </w:r>
     </w:p>
     <w:p>
@@ -361,105 +379,7 @@
         <w:jc w:val="center"/>
       </w:pPr>
       <w:r>
-        <w:t xml:space="preserve">   </w:t>
-      </w:r>
-      <w:r>
-        <w:tab/>
-      </w:r>
-      <w:r>
-        <w:tab/>
-        <w:t xml:space="preserve">    </w:t>
-      </w:r>
-    </w:p>
-    <w:p>
-      <w:pPr>
-        <w:tabs>
-          <w:tab w:val="left" w:pos="630"/>
-        </w:tabs>
-        <w:spacing w:after="0"/>
-        <w:jc w:val="left"/>
-      </w:pPr>
-      <w:r>
-        <w:t>Sign of Internal</w:t>
-      </w:r>
-      <w:r>
-        <w:tab/>
-      </w:r>
-      <w:r>
-        <w:tab/>
-      </w:r>
-      <w:r>
-        <w:tab/>
-      </w:r>
-      <w:r>
-        <w:tab/>
-      </w:r>
-      <w:r>
-        <w:tab/>
-      </w:r>
-      <w:r>
-        <w:tab/>
-      </w:r>
-      <w:r>
-        <w:tab/>
-      </w:r>
-      <w:r>
-        <w:tab/>
-      </w:r>
-      <w:r>
-        <w:tab/>
-      </w:r>
-      <w:r>
-        <w:tab/>
-        <w:t>Sign of External</w:t>
-      </w:r>
-    </w:p>
-    <w:p>
-      <w:pPr>
-        <w:tabs>
-          <w:tab w:val="left" w:pos="630"/>
-        </w:tabs>
-        <w:spacing w:after="0"/>
-        <w:jc w:val="left"/>
-      </w:pPr>
-    </w:p>
-    <w:p>
-      <w:pPr>
-        <w:tabs>
-          <w:tab w:val="left" w:pos="630"/>
-        </w:tabs>
-        <w:spacing w:after="0"/>
-        <w:jc w:val="left"/>
-      </w:pPr>
-      <w:r>
-        <w:t xml:space="preserve">……………….                </w:t>
-      </w:r>
-      <w:r>
-        <w:tab/>
-      </w:r>
-      <w:r>
-        <w:tab/>
-        <w:t xml:space="preserve">             </w:t>
-      </w:r>
-      <w:r>
-        <w:tab/>
-      </w:r>
-      <w:r>
-        <w:tab/>
-        <w:t xml:space="preserve">          </w:t>
-      </w:r>
-      <w:r>
-        <w:tab/>
-      </w:r>
-      <w:r>
-        <w:tab/>
-      </w:r>
-      <w:r>
-        <w:tab/>
-      </w:r>
-      <w:r>
-        <w:tab/>
-        <w:t>………………...</w:t>
+        <w:t>Affiliated to Tribhuvan University</w:t>
       </w:r>
     </w:p>
     <w:p>
@@ -469,10 +389,108 @@
         </w:tabs>
         <w:spacing w:after="0"/>
         <w:jc w:val="center"/>
-        <w:rPr>
-          <w:b/>
-        </w:rPr>
-      </w:pPr>
+      </w:pPr>
+      <w:r>
+        <w:t xml:space="preserve">   </w:t>
+      </w:r>
+      <w:r>
+        <w:tab/>
+      </w:r>
+      <w:r>
+        <w:tab/>
+        <w:t xml:space="preserve">    </w:t>
+      </w:r>
+    </w:p>
+    <w:p>
+      <w:pPr>
+        <w:tabs>
+          <w:tab w:val="left" w:pos="630"/>
+        </w:tabs>
+        <w:spacing w:after="0"/>
+        <w:jc w:val="left"/>
+      </w:pPr>
+      <w:r>
+        <w:t>Sign of Internal</w:t>
+      </w:r>
+      <w:r>
+        <w:tab/>
+      </w:r>
+      <w:r>
+        <w:tab/>
+      </w:r>
+      <w:r>
+        <w:tab/>
+      </w:r>
+      <w:r>
+        <w:tab/>
+      </w:r>
+      <w:r>
+        <w:tab/>
+      </w:r>
+      <w:r>
+        <w:tab/>
+      </w:r>
+      <w:r>
+        <w:tab/>
+      </w:r>
+      <w:r>
+        <w:tab/>
+      </w:r>
+      <w:r>
+        <w:tab/>
+      </w:r>
+      <w:r>
+        <w:tab/>
+        <w:t>Sign of External</w:t>
+      </w:r>
+    </w:p>
+    <w:p>
+      <w:pPr>
+        <w:tabs>
+          <w:tab w:val="left" w:pos="630"/>
+        </w:tabs>
+        <w:spacing w:after="0"/>
+        <w:jc w:val="left"/>
+      </w:pPr>
+    </w:p>
+    <w:p>
+      <w:pPr>
+        <w:tabs>
+          <w:tab w:val="left" w:pos="630"/>
+        </w:tabs>
+        <w:spacing w:after="0"/>
+        <w:jc w:val="left"/>
+      </w:pPr>
+      <w:r>
+        <w:t xml:space="preserve">……………….                </w:t>
+      </w:r>
+      <w:r>
+        <w:tab/>
+      </w:r>
+      <w:r>
+        <w:tab/>
+        <w:t xml:space="preserve">             </w:t>
+      </w:r>
+      <w:r>
+        <w:tab/>
+      </w:r>
+      <w:r>
+        <w:tab/>
+        <w:t xml:space="preserve">          </w:t>
+      </w:r>
+      <w:r>
+        <w:tab/>
+      </w:r>
+      <w:r>
+        <w:tab/>
+      </w:r>
+      <w:r>
+        <w:tab/>
+      </w:r>
+      <w:r>
+        <w:tab/>
+        <w:t>………………...</w:t>
+      </w:r>
     </w:p>
     <w:p>
       <w:pPr>
@@ -485,6 +503,18 @@
           <w:b/>
         </w:rPr>
       </w:pPr>
+    </w:p>
+    <w:p>
+      <w:pPr>
+        <w:tabs>
+          <w:tab w:val="left" w:pos="630"/>
+        </w:tabs>
+        <w:spacing w:after="0"/>
+        <w:jc w:val="center"/>
+        <w:rPr>
+          <w:b/>
+        </w:rPr>
+      </w:pPr>
       <w:r>
         <w:rPr>
           <w:b/>
@@ -509,6 +539,13 @@
     </w:p>
     <w:sdt>
       <w:sdtPr>
+        <w:rPr>
+          <w:rFonts w:ascii="Times New Roman" w:eastAsia="Times New Roman" w:hAnsi="Times New Roman" w:cs="Times New Roman"/>
+          <w:color w:val="auto"/>
+          <w:sz w:val="24"/>
+          <w:szCs w:val="24"/>
+          <w:lang w:bidi="ne-NP"/>
+        </w:rPr>
         <w:id w:val="-1593154438"/>
         <w:docPartObj>
           <w:docPartGallery w:val="Table of Contents"/>
@@ -517,22 +554,23 @@
       </w:sdtPr>
       <w:sdtEndPr>
         <w:rPr>
-          <w:rFonts w:ascii="Times New Roman" w:eastAsia="Times New Roman" w:hAnsi="Times New Roman" w:cs="Times New Roman"/>
           <w:b/>
           <w:bCs/>
           <w:noProof/>
-          <w:color w:val="auto"/>
-          <w:sz w:val="24"/>
-          <w:szCs w:val="24"/>
-          <w:lang w:bidi="ne-NP"/>
         </w:rPr>
       </w:sdtEndPr>
       <w:sdtContent>
         <w:p>
           <w:pPr>
             <w:pStyle w:val="TOCHeading"/>
+            <w:rPr>
+              <w:color w:val="auto"/>
+            </w:rPr>
           </w:pPr>
           <w:r>
+            <w:rPr>
+              <w:color w:val="auto"/>
+            </w:rPr>
             <w:t>Contents</w:t>
           </w:r>
         </w:p>
@@ -559,11 +597,12 @@
           <w:r>
             <w:fldChar w:fldCharType="separate"/>
           </w:r>
-          <w:hyperlink w:anchor="_Toc241255537" w:history="1">
+          <w:hyperlink w:anchor="_Toc241440350" w:history="1">
             <w:r>
               <w:rPr>
                 <w:rStyle w:val="Hyperlink"/>
                 <w:noProof/>
+                <w:color w:val="auto"/>
               </w:rPr>
               <w:t>1. WAP in python to display truth table of negation.</w:t>
             </w:r>
@@ -586,7 +625,7 @@
                 <w:noProof/>
                 <w:webHidden/>
               </w:rPr>
-              <w:instrText xml:space="preserve"> PAGEREF _Toc241255537 \h </w:instrText>
+              <w:instrText xml:space="preserve"> PAGEREF _Toc241440350 \h </w:instrText>
             </w:r>
             <w:r>
               <w:rPr>
@@ -631,11 +670,12 @@
               <w14:ligatures w14:val="standardContextual"/>
             </w:rPr>
           </w:pPr>
-          <w:hyperlink w:anchor="_Toc241255538" w:history="1">
+          <w:hyperlink w:anchor="_Toc241440351" w:history="1">
             <w:r>
               <w:rPr>
                 <w:rStyle w:val="Hyperlink"/>
                 <w:noProof/>
+                <w:color w:val="auto"/>
               </w:rPr>
               <w:t>2. WAP in python to display truth table of conjunction.</w:t>
             </w:r>
@@ -658,7 +698,7 @@
                 <w:noProof/>
                 <w:webHidden/>
               </w:rPr>
-              <w:instrText xml:space="preserve"> PAGEREF _Toc241255538 \h </w:instrText>
+              <w:instrText xml:space="preserve"> PAGEREF _Toc241440351 \h </w:instrText>
             </w:r>
             <w:r>
               <w:rPr>
@@ -703,11 +743,12 @@
               <w14:ligatures w14:val="standardContextual"/>
             </w:rPr>
           </w:pPr>
-          <w:hyperlink w:anchor="_Toc241255539" w:history="1">
+          <w:hyperlink w:anchor="_Toc241440352" w:history="1">
             <w:r>
               <w:rPr>
                 <w:rStyle w:val="Hyperlink"/>
                 <w:noProof/>
+                <w:color w:val="auto"/>
               </w:rPr>
               <w:t>3. WAP in python to display truth table of disjunction.</w:t>
             </w:r>
@@ -730,7 +771,7 @@
                 <w:noProof/>
                 <w:webHidden/>
               </w:rPr>
-              <w:instrText xml:space="preserve"> PAGEREF _Toc241255539 \h </w:instrText>
+              <w:instrText xml:space="preserve"> PAGEREF _Toc241440352 \h </w:instrText>
             </w:r>
             <w:r>
               <w:rPr>
@@ -775,11 +816,12 @@
               <w14:ligatures w14:val="standardContextual"/>
             </w:rPr>
           </w:pPr>
-          <w:hyperlink w:anchor="_Toc241255540" w:history="1">
+          <w:hyperlink w:anchor="_Toc241440353" w:history="1">
             <w:r>
               <w:rPr>
                 <w:rStyle w:val="Hyperlink"/>
                 <w:noProof/>
+                <w:color w:val="auto"/>
               </w:rPr>
               <w:t>4. WAP in python to display truth table of implication.</w:t>
             </w:r>
@@ -802,7 +844,7 @@
                 <w:noProof/>
                 <w:webHidden/>
               </w:rPr>
-              <w:instrText xml:space="preserve"> PAGEREF _Toc241255540 \h </w:instrText>
+              <w:instrText xml:space="preserve"> PAGEREF _Toc241440353 \h </w:instrText>
             </w:r>
             <w:r>
               <w:rPr>
@@ -847,11 +889,12 @@
               <w14:ligatures w14:val="standardContextual"/>
             </w:rPr>
           </w:pPr>
-          <w:hyperlink w:anchor="_Toc241255541" w:history="1">
+          <w:hyperlink w:anchor="_Toc241440354" w:history="1">
             <w:r>
               <w:rPr>
                 <w:rStyle w:val="Hyperlink"/>
                 <w:noProof/>
+                <w:color w:val="auto"/>
               </w:rPr>
               <w:t>5. WAP in python to display truth table of bi-implication.</w:t>
             </w:r>
@@ -874,7 +917,7 @@
                 <w:noProof/>
                 <w:webHidden/>
               </w:rPr>
-              <w:instrText xml:space="preserve"> PAGEREF _Toc241255541 \h </w:instrText>
+              <w:instrText xml:space="preserve"> PAGEREF _Toc241440354 \h </w:instrText>
             </w:r>
             <w:r>
               <w:rPr>
@@ -919,11 +962,12 @@
               <w14:ligatures w14:val="standardContextual"/>
             </w:rPr>
           </w:pPr>
-          <w:hyperlink w:anchor="_Toc241255542" w:history="1">
+          <w:hyperlink w:anchor="_Toc241440355" w:history="1">
             <w:r>
               <w:rPr>
                 <w:rStyle w:val="Hyperlink"/>
                 <w:noProof/>
+                <w:color w:val="auto"/>
               </w:rPr>
               <w:t>6. WAP in python to verify tautology or not.</w:t>
             </w:r>
@@ -946,7 +990,7 @@
                 <w:noProof/>
                 <w:webHidden/>
               </w:rPr>
-              <w:instrText xml:space="preserve"> PAGEREF _Toc241255542 \h </w:instrText>
+              <w:instrText xml:space="preserve"> PAGEREF _Toc241440355 \h </w:instrText>
             </w:r>
             <w:r>
               <w:rPr>
@@ -991,11 +1035,12 @@
               <w14:ligatures w14:val="standardContextual"/>
             </w:rPr>
           </w:pPr>
-          <w:hyperlink w:anchor="_Toc241255543" w:history="1">
+          <w:hyperlink w:anchor="_Toc241440356" w:history="1">
             <w:r>
               <w:rPr>
                 <w:rStyle w:val="Hyperlink"/>
                 <w:noProof/>
+                <w:color w:val="auto"/>
               </w:rPr>
               <w:t>7. WAP in python to find the GCD between two input numbers using Euclidean algorithm.</w:t>
             </w:r>
@@ -1018,7 +1063,7 @@
                 <w:noProof/>
                 <w:webHidden/>
               </w:rPr>
-              <w:instrText xml:space="preserve"> PAGEREF _Toc241255543 \h </w:instrText>
+              <w:instrText xml:space="preserve"> PAGEREF _Toc241440356 \h </w:instrText>
             </w:r>
             <w:r>
               <w:rPr>
@@ -1063,11 +1108,12 @@
               <w14:ligatures w14:val="standardContextual"/>
             </w:rPr>
           </w:pPr>
-          <w:hyperlink w:anchor="_Toc241255544" w:history="1">
+          <w:hyperlink w:anchor="_Toc241440357" w:history="1">
             <w:r>
               <w:rPr>
                 <w:rStyle w:val="Hyperlink"/>
                 <w:noProof/>
+                <w:color w:val="auto"/>
               </w:rPr>
               <w:t>8. WAP in python to find the GCD between two input numbers using Extended Euclidean algorithm.</w:t>
             </w:r>
@@ -1090,7 +1136,7 @@
                 <w:noProof/>
                 <w:webHidden/>
               </w:rPr>
-              <w:instrText xml:space="preserve"> PAGEREF _Toc241255544 \h </w:instrText>
+              <w:instrText xml:space="preserve"> PAGEREF _Toc241440357 \h </w:instrText>
             </w:r>
             <w:r>
               <w:rPr>
@@ -1135,11 +1181,12 @@
               <w14:ligatures w14:val="standardContextual"/>
             </w:rPr>
           </w:pPr>
-          <w:hyperlink w:anchor="_Toc241255545" w:history="1">
+          <w:hyperlink w:anchor="_Toc241440358" w:history="1">
             <w:r>
               <w:rPr>
                 <w:rStyle w:val="Hyperlink"/>
                 <w:noProof/>
+                <w:color w:val="auto"/>
               </w:rPr>
               <w:t>9. WAP in python to solve the given simultaneous congruence using Chinese Remainder theorem.</w:t>
             </w:r>
@@ -1162,7 +1209,7 @@
                 <w:noProof/>
                 <w:webHidden/>
               </w:rPr>
-              <w:instrText xml:space="preserve"> PAGEREF _Toc241255545 \h </w:instrText>
+              <w:instrText xml:space="preserve"> PAGEREF _Toc241440358 \h </w:instrText>
             </w:r>
             <w:r>
               <w:rPr>
@@ -1207,11 +1254,12 @@
               <w14:ligatures w14:val="standardContextual"/>
             </w:rPr>
           </w:pPr>
-          <w:hyperlink w:anchor="_Toc241255546" w:history="1">
+          <w:hyperlink w:anchor="_Toc241440359" w:history="1">
             <w:r>
               <w:rPr>
                 <w:rStyle w:val="Hyperlink"/>
                 <w:noProof/>
+                <w:color w:val="auto"/>
               </w:rPr>
               <w:t>10. WAP in python to test relation properties: Reflexive, Symmetric, Anti-symmetric and Transitive for a given set and Relation.</w:t>
             </w:r>
@@ -1234,7 +1282,7 @@
                 <w:noProof/>
                 <w:webHidden/>
               </w:rPr>
-              <w:instrText xml:space="preserve"> PAGEREF _Toc241255546 \h </w:instrText>
+              <w:instrText xml:space="preserve"> PAGEREF _Toc241440359 \h </w:instrText>
             </w:r>
             <w:r>
               <w:rPr>
@@ -1279,11 +1327,12 @@
               <w14:ligatures w14:val="standardContextual"/>
             </w:rPr>
           </w:pPr>
-          <w:hyperlink w:anchor="_Toc241255547" w:history="1">
+          <w:hyperlink w:anchor="_Toc241440360" w:history="1">
             <w:r>
               <w:rPr>
                 <w:rStyle w:val="Hyperlink"/>
                 <w:noProof/>
+                <w:color w:val="auto"/>
               </w:rPr>
               <w:t>11. WAP in python to represent relation in matrix form for a given set and relation.</w:t>
             </w:r>
@@ -1306,7 +1355,7 @@
                 <w:noProof/>
                 <w:webHidden/>
               </w:rPr>
-              <w:instrText xml:space="preserve"> PAGEREF _Toc241255547 \h </w:instrText>
+              <w:instrText xml:space="preserve"> PAGEREF _Toc241440360 \h </w:instrText>
             </w:r>
             <w:r>
               <w:rPr>
@@ -1351,11 +1400,12 @@
               <w14:ligatures w14:val="standardContextual"/>
             </w:rPr>
           </w:pPr>
-          <w:hyperlink w:anchor="_Toc241255548" w:history="1">
+          <w:hyperlink w:anchor="_Toc241440361" w:history="1">
             <w:r>
               <w:rPr>
                 <w:rStyle w:val="Hyperlink"/>
                 <w:noProof/>
+                <w:color w:val="auto"/>
               </w:rPr>
               <w:t>12. WAP in python to represent relation in digraph form for a given set and relation.</w:t>
             </w:r>
@@ -1378,7 +1428,7 @@
                 <w:noProof/>
                 <w:webHidden/>
               </w:rPr>
-              <w:instrText xml:space="preserve"> PAGEREF _Toc241255548 \h </w:instrText>
+              <w:instrText xml:space="preserve"> PAGEREF _Toc241440361 \h </w:instrText>
             </w:r>
             <w:r>
               <w:rPr>
@@ -1423,11 +1473,12 @@
               <w14:ligatures w14:val="standardContextual"/>
             </w:rPr>
           </w:pPr>
-          <w:hyperlink w:anchor="_Toc241255549" w:history="1">
+          <w:hyperlink w:anchor="_Toc241440362" w:history="1">
             <w:r>
               <w:rPr>
                 <w:rStyle w:val="Hyperlink"/>
                 <w:noProof/>
+                <w:color w:val="auto"/>
               </w:rPr>
               <w:t>13. WAP in python to determine whether the given relation is equivalence relation or not.</w:t>
             </w:r>
@@ -1450,7 +1501,7 @@
                 <w:noProof/>
                 <w:webHidden/>
               </w:rPr>
-              <w:instrText xml:space="preserve"> PAGEREF _Toc241255549 \h </w:instrText>
+              <w:instrText xml:space="preserve"> PAGEREF _Toc241440362 \h </w:instrText>
             </w:r>
             <w:r>
               <w:rPr>
@@ -1495,11 +1546,12 @@
               <w14:ligatures w14:val="standardContextual"/>
             </w:rPr>
           </w:pPr>
-          <w:hyperlink w:anchor="_Toc241255550" w:history="1">
+          <w:hyperlink w:anchor="_Toc241440363" w:history="1">
             <w:r>
               <w:rPr>
                 <w:rStyle w:val="Hyperlink"/>
                 <w:noProof/>
+                <w:color w:val="auto"/>
               </w:rPr>
               <w:t>14. WAP in python to determine whether the given relation is partial order relation or not.</w:t>
             </w:r>
@@ -1522,7 +1574,7 @@
                 <w:noProof/>
                 <w:webHidden/>
               </w:rPr>
-              <w:instrText xml:space="preserve"> PAGEREF _Toc241255550 \h </w:instrText>
+              <w:instrText xml:space="preserve"> PAGEREF _Toc241440363 \h </w:instrText>
             </w:r>
             <w:r>
               <w:rPr>
@@ -1567,11 +1619,12 @@
               <w14:ligatures w14:val="standardContextual"/>
             </w:rPr>
           </w:pPr>
-          <w:hyperlink w:anchor="_Toc241255551" w:history="1">
+          <w:hyperlink w:anchor="_Toc241440364" w:history="1">
             <w:r>
               <w:rPr>
                 <w:rStyle w:val="Hyperlink"/>
                 <w:noProof/>
+                <w:color w:val="auto"/>
               </w:rPr>
               <w:t>15. WAP in python to find the factorial of an input number using recursion.</w:t>
             </w:r>
@@ -1594,7 +1647,7 @@
                 <w:noProof/>
                 <w:webHidden/>
               </w:rPr>
-              <w:instrText xml:space="preserve"> PAGEREF _Toc241255551 \h </w:instrText>
+              <w:instrText xml:space="preserve"> PAGEREF _Toc241440364 \h </w:instrText>
             </w:r>
             <w:r>
               <w:rPr>
@@ -1639,11 +1692,12 @@
               <w14:ligatures w14:val="standardContextual"/>
             </w:rPr>
           </w:pPr>
-          <w:hyperlink w:anchor="_Toc241255552" w:history="1">
+          <w:hyperlink w:anchor="_Toc241440365" w:history="1">
             <w:r>
               <w:rPr>
                 <w:rStyle w:val="Hyperlink"/>
                 <w:noProof/>
+                <w:color w:val="auto"/>
               </w:rPr>
               <w:t>16. WAP in python to find the nth term of Fibonacci sequence using recursion.</w:t>
             </w:r>
@@ -1666,7 +1720,7 @@
                 <w:noProof/>
                 <w:webHidden/>
               </w:rPr>
-              <w:instrText xml:space="preserve"> PAGEREF _Toc241255552 \h </w:instrText>
+              <w:instrText xml:space="preserve"> PAGEREF _Toc241440365 \h </w:instrText>
             </w:r>
             <w:r>
               <w:rPr>
@@ -1711,11 +1765,12 @@
               <w14:ligatures w14:val="standardContextual"/>
             </w:rPr>
           </w:pPr>
-          <w:hyperlink w:anchor="_Toc241255553" w:history="1">
+          <w:hyperlink w:anchor="_Toc241440366" w:history="1">
             <w:r>
               <w:rPr>
                 <w:rStyle w:val="Hyperlink"/>
                 <w:noProof/>
+                <w:color w:val="auto"/>
               </w:rPr>
               <w:t>17. WAP in python to validate inductive proof</w:t>
             </w:r>
@@ -1738,7 +1793,7 @@
                 <w:noProof/>
                 <w:webHidden/>
               </w:rPr>
-              <w:instrText xml:space="preserve"> PAGEREF _Toc241255553 \h </w:instrText>
+              <w:instrText xml:space="preserve"> PAGEREF _Toc241440366 \h </w:instrText>
             </w:r>
             <w:r>
               <w:rPr>
@@ -1783,11 +1838,12 @@
               <w14:ligatures w14:val="standardContextual"/>
             </w:rPr>
           </w:pPr>
-          <w:hyperlink w:anchor="_Toc241255554" w:history="1">
+          <w:hyperlink w:anchor="_Toc241440367" w:history="1">
             <w:r>
               <w:rPr>
                 <w:rStyle w:val="Hyperlink"/>
                 <w:noProof/>
+                <w:color w:val="auto"/>
               </w:rPr>
               <w:t>18. WAP in python to represent adjacency list and visualize using NetworkX.</w:t>
             </w:r>
@@ -1810,7 +1866,7 @@
                 <w:noProof/>
                 <w:webHidden/>
               </w:rPr>
-              <w:instrText xml:space="preserve"> PAGEREF _Toc241255554 \h </w:instrText>
+              <w:instrText xml:space="preserve"> PAGEREF _Toc241440367 \h </w:instrText>
             </w:r>
             <w:r>
               <w:rPr>
@@ -1855,11 +1911,12 @@
               <w14:ligatures w14:val="standardContextual"/>
             </w:rPr>
           </w:pPr>
-          <w:hyperlink w:anchor="_Toc241255555" w:history="1">
+          <w:hyperlink w:anchor="_Toc241440368" w:history="1">
             <w:r>
               <w:rPr>
                 <w:rStyle w:val="Hyperlink"/>
                 <w:noProof/>
+                <w:color w:val="auto"/>
               </w:rPr>
               <w:t>19. WAP In python to represent adjacency matrix and visualize using NetworkX.</w:t>
             </w:r>
@@ -1882,7 +1939,7 @@
                 <w:noProof/>
                 <w:webHidden/>
               </w:rPr>
-              <w:instrText xml:space="preserve"> PAGEREF _Toc241255555 \h </w:instrText>
+              <w:instrText xml:space="preserve"> PAGEREF _Toc241440368 \h </w:instrText>
             </w:r>
             <w:r>
               <w:rPr>
@@ -1927,11 +1984,12 @@
               <w14:ligatures w14:val="standardContextual"/>
             </w:rPr>
           </w:pPr>
-          <w:hyperlink w:anchor="_Toc241255556" w:history="1">
+          <w:hyperlink w:anchor="_Toc241440369" w:history="1">
             <w:r>
               <w:rPr>
                 <w:rStyle w:val="Hyperlink"/>
                 <w:noProof/>
+                <w:color w:val="auto"/>
               </w:rPr>
               <w:t>20. WAP in python to perform tree traversal (pre-order, in-order and post-order).</w:t>
             </w:r>
@@ -1954,7 +2012,7 @@
                 <w:noProof/>
                 <w:webHidden/>
               </w:rPr>
-              <w:instrText xml:space="preserve"> PAGEREF _Toc241255556 \h </w:instrText>
+              <w:instrText xml:space="preserve"> PAGEREF _Toc241440369 \h </w:instrText>
             </w:r>
             <w:r>
               <w:rPr>
@@ -1999,11 +2057,12 @@
               <w14:ligatures w14:val="standardContextual"/>
             </w:rPr>
           </w:pPr>
-          <w:hyperlink w:anchor="_Toc241255557" w:history="1">
+          <w:hyperlink w:anchor="_Toc241440370" w:history="1">
             <w:r>
               <w:rPr>
                 <w:rStyle w:val="Hyperlink"/>
                 <w:noProof/>
+                <w:color w:val="auto"/>
               </w:rPr>
               <w:t>21. WAP in python to find MST using Kruskal’s algorithm.</w:t>
             </w:r>
@@ -2026,7 +2085,7 @@
                 <w:noProof/>
                 <w:webHidden/>
               </w:rPr>
-              <w:instrText xml:space="preserve"> PAGEREF _Toc241255557 \h </w:instrText>
+              <w:instrText xml:space="preserve"> PAGEREF _Toc241440370 \h </w:instrText>
             </w:r>
             <w:r>
               <w:rPr>
@@ -2071,11 +2130,12 @@
               <w14:ligatures w14:val="standardContextual"/>
             </w:rPr>
           </w:pPr>
-          <w:hyperlink w:anchor="_Toc241255558" w:history="1">
+          <w:hyperlink w:anchor="_Toc241440371" w:history="1">
             <w:r>
               <w:rPr>
                 <w:rStyle w:val="Hyperlink"/>
                 <w:noProof/>
+                <w:color w:val="auto"/>
               </w:rPr>
               <w:t>22. WAP in python to construct finite automata that accepts strings only ab and abb.</w:t>
             </w:r>
@@ -2098,7 +2158,7 @@
                 <w:noProof/>
                 <w:webHidden/>
               </w:rPr>
-              <w:instrText xml:space="preserve"> PAGEREF _Toc241255558 \h </w:instrText>
+              <w:instrText xml:space="preserve"> PAGEREF _Toc241440371 \h </w:instrText>
             </w:r>
             <w:r>
               <w:rPr>
@@ -2175,7 +2235,6 @@
           <w:docGrid w:linePitch="326"/>
         </w:sectPr>
       </w:pPr>
-      <w:bookmarkStart w:id="1" w:name="_Toc241255537"/>
     </w:p>
     <w:p>
       <w:pPr>
@@ -2186,6 +2245,7 @@
           <w:color w:val="auto"/>
         </w:rPr>
       </w:pPr>
+      <w:bookmarkStart w:id="1" w:name="_Toc241440350"/>
       <w:r>
         <w:rPr>
           <w:rFonts w:ascii="Times New Roman" w:hAnsi="Times New Roman" w:cs="Times New Roman"/>
@@ -2206,20 +2266,42 @@
         <w:rPr>
           <w:lang w:bidi="hi-IN"/>
         </w:rPr>
-        <w:t>print("P\t~P")</w:t>
-      </w:r>
-    </w:p>
-    <w:p>
-      <w:pPr>
-        <w:rPr>
-          <w:lang w:bidi="hi-IN"/>
-        </w:rPr>
-      </w:pPr>
-      <w:r>
-        <w:rPr>
-          <w:lang w:bidi="hi-IN"/>
-        </w:rPr>
-        <w:t>print("-" * 10)</w:t>
+        <w:t>print("P\</w:t>
+      </w:r>
+      <w:proofErr w:type="spellStart"/>
+      <w:r>
+        <w:rPr>
+          <w:lang w:bidi="hi-IN"/>
+        </w:rPr>
+        <w:t>t~P</w:t>
+      </w:r>
+      <w:proofErr w:type="spellEnd"/>
+      <w:r>
+        <w:rPr>
+          <w:lang w:bidi="hi-IN"/>
+        </w:rPr>
+        <w:t>")</w:t>
+      </w:r>
+    </w:p>
+    <w:p>
+      <w:pPr>
+        <w:rPr>
+          <w:lang w:bidi="hi-IN"/>
+        </w:rPr>
+      </w:pPr>
+      <w:proofErr w:type="gramStart"/>
+      <w:r>
+        <w:rPr>
+          <w:lang w:bidi="hi-IN"/>
+        </w:rPr>
+        <w:t>print(</w:t>
+      </w:r>
+      <w:proofErr w:type="gramEnd"/>
+      <w:r>
+        <w:rPr>
+          <w:lang w:bidi="hi-IN"/>
+        </w:rPr>
+        <w:t>"-" * 10)</w:t>
       </w:r>
     </w:p>
     <w:p>
@@ -2245,7 +2327,21 @@
         <w:rPr>
           <w:lang w:bidi="hi-IN"/>
         </w:rPr>
-        <w:t>    print(P, "\t", not P)</w:t>
+        <w:t xml:space="preserve">    </w:t>
+      </w:r>
+      <w:proofErr w:type="gramStart"/>
+      <w:r>
+        <w:rPr>
+          <w:lang w:bidi="hi-IN"/>
+        </w:rPr>
+        <w:t>print(</w:t>
+      </w:r>
+      <w:proofErr w:type="gramEnd"/>
+      <w:r>
+        <w:rPr>
+          <w:lang w:bidi="hi-IN"/>
+        </w:rPr>
+        <w:t>P, "\t", not P)</w:t>
       </w:r>
     </w:p>
     <w:p>
@@ -2336,9 +2432,15 @@
       <w:pPr>
         <w:pStyle w:val="Heading1"/>
         <w:spacing w:line="240" w:lineRule="auto"/>
-      </w:pPr>
-      <w:bookmarkStart w:id="2" w:name="_Toc241255538"/>
-      <w:r>
+        <w:rPr>
+          <w:color w:val="auto"/>
+        </w:rPr>
+      </w:pPr>
+      <w:bookmarkStart w:id="2" w:name="_Toc241440351"/>
+      <w:r>
+        <w:rPr>
+          <w:color w:val="auto"/>
+        </w:rPr>
         <w:t>2. WAP in python to display truth table of conjunction.</w:t>
       </w:r>
       <w:bookmarkEnd w:id="2"/>
@@ -2349,24 +2451,68 @@
           <w:lang w:bidi="hi-IN"/>
         </w:rPr>
       </w:pPr>
-      <w:r>
-        <w:rPr>
-          <w:lang w:bidi="hi-IN"/>
-        </w:rPr>
-        <w:t>print("P\tQ\tP AND Q")</w:t>
-      </w:r>
-    </w:p>
-    <w:p>
-      <w:pPr>
-        <w:rPr>
-          <w:lang w:bidi="hi-IN"/>
-        </w:rPr>
-      </w:pPr>
-      <w:r>
-        <w:rPr>
-          <w:lang w:bidi="hi-IN"/>
-        </w:rPr>
-        <w:t>print("-" * 20)</w:t>
+      <w:proofErr w:type="gramStart"/>
+      <w:r>
+        <w:rPr>
+          <w:lang w:bidi="hi-IN"/>
+        </w:rPr>
+        <w:t>print(</w:t>
+      </w:r>
+      <w:proofErr w:type="gramEnd"/>
+      <w:r>
+        <w:rPr>
+          <w:lang w:bidi="hi-IN"/>
+        </w:rPr>
+        <w:t>"P\</w:t>
+      </w:r>
+      <w:proofErr w:type="spellStart"/>
+      <w:r>
+        <w:rPr>
+          <w:lang w:bidi="hi-IN"/>
+        </w:rPr>
+        <w:t>tQ</w:t>
+      </w:r>
+      <w:proofErr w:type="spellEnd"/>
+      <w:r>
+        <w:rPr>
+          <w:lang w:bidi="hi-IN"/>
+        </w:rPr>
+        <w:t>\</w:t>
+      </w:r>
+      <w:proofErr w:type="spellStart"/>
+      <w:r>
+        <w:rPr>
+          <w:lang w:bidi="hi-IN"/>
+        </w:rPr>
+        <w:t>tP</w:t>
+      </w:r>
+      <w:proofErr w:type="spellEnd"/>
+      <w:r>
+        <w:rPr>
+          <w:lang w:bidi="hi-IN"/>
+        </w:rPr>
+        <w:t xml:space="preserve"> AND Q")</w:t>
+      </w:r>
+    </w:p>
+    <w:p>
+      <w:pPr>
+        <w:rPr>
+          <w:lang w:bidi="hi-IN"/>
+        </w:rPr>
+      </w:pPr>
+      <w:proofErr w:type="gramStart"/>
+      <w:r>
+        <w:rPr>
+          <w:lang w:bidi="hi-IN"/>
+        </w:rPr>
+        <w:t>print(</w:t>
+      </w:r>
+      <w:proofErr w:type="gramEnd"/>
+      <w:r>
+        <w:rPr>
+          <w:lang w:bidi="hi-IN"/>
+        </w:rPr>
+        <w:t>"-" * 20)</w:t>
       </w:r>
     </w:p>
     <w:p>
@@ -2405,7 +2551,21 @@
         <w:rPr>
           <w:lang w:bidi="hi-IN"/>
         </w:rPr>
-        <w:t>        print(P, "\t", Q, "\t", P and Q)</w:t>
+        <w:t xml:space="preserve">        </w:t>
+      </w:r>
+      <w:proofErr w:type="gramStart"/>
+      <w:r>
+        <w:rPr>
+          <w:lang w:bidi="hi-IN"/>
+        </w:rPr>
+        <w:t>print(</w:t>
+      </w:r>
+      <w:proofErr w:type="gramEnd"/>
+      <w:r>
+        <w:rPr>
+          <w:lang w:bidi="hi-IN"/>
+        </w:rPr>
+        <w:t>P, "\t", Q, "\t", P and Q)</w:t>
       </w:r>
     </w:p>
     <w:p>
@@ -2482,14 +2642,17 @@
       <w:pPr>
         <w:pStyle w:val="Heading1"/>
         <w:spacing w:line="240" w:lineRule="auto"/>
-      </w:pPr>
-      <w:bookmarkStart w:id="3" w:name="_Toc241255539"/>
-      <w:r>
+        <w:rPr>
+          <w:color w:val="auto"/>
+        </w:rPr>
+      </w:pPr>
+      <w:bookmarkStart w:id="3" w:name="_Toc241440352"/>
+      <w:r>
+        <w:rPr>
+          <w:color w:val="auto"/>
+        </w:rPr>
         <w:lastRenderedPageBreak/>
-        <w:t>3. WAP in python to display truth table of disjunction</w:t>
-      </w:r>
-      <w:r>
-        <w:t>.</w:t>
+        <w:t>3. WAP in python to display truth table of disjunction.</w:t>
       </w:r>
       <w:bookmarkEnd w:id="3"/>
     </w:p>
@@ -2499,24 +2662,68 @@
           <w:lang w:bidi="hi-IN"/>
         </w:rPr>
       </w:pPr>
-      <w:r>
-        <w:rPr>
-          <w:lang w:bidi="hi-IN"/>
-        </w:rPr>
-        <w:t>print("P\tQ\tP OR Q")</w:t>
-      </w:r>
-    </w:p>
-    <w:p>
-      <w:pPr>
-        <w:rPr>
-          <w:lang w:bidi="hi-IN"/>
-        </w:rPr>
-      </w:pPr>
-      <w:r>
-        <w:rPr>
-          <w:lang w:bidi="hi-IN"/>
-        </w:rPr>
-        <w:t>print("-" * 20)</w:t>
+      <w:proofErr w:type="gramStart"/>
+      <w:r>
+        <w:rPr>
+          <w:lang w:bidi="hi-IN"/>
+        </w:rPr>
+        <w:t>print(</w:t>
+      </w:r>
+      <w:proofErr w:type="gramEnd"/>
+      <w:r>
+        <w:rPr>
+          <w:lang w:bidi="hi-IN"/>
+        </w:rPr>
+        <w:t>"P\</w:t>
+      </w:r>
+      <w:proofErr w:type="spellStart"/>
+      <w:r>
+        <w:rPr>
+          <w:lang w:bidi="hi-IN"/>
+        </w:rPr>
+        <w:t>tQ</w:t>
+      </w:r>
+      <w:proofErr w:type="spellEnd"/>
+      <w:r>
+        <w:rPr>
+          <w:lang w:bidi="hi-IN"/>
+        </w:rPr>
+        <w:t>\</w:t>
+      </w:r>
+      <w:proofErr w:type="spellStart"/>
+      <w:r>
+        <w:rPr>
+          <w:lang w:bidi="hi-IN"/>
+        </w:rPr>
+        <w:t>tP</w:t>
+      </w:r>
+      <w:proofErr w:type="spellEnd"/>
+      <w:r>
+        <w:rPr>
+          <w:lang w:bidi="hi-IN"/>
+        </w:rPr>
+        <w:t xml:space="preserve"> OR Q")</w:t>
+      </w:r>
+    </w:p>
+    <w:p>
+      <w:pPr>
+        <w:rPr>
+          <w:lang w:bidi="hi-IN"/>
+        </w:rPr>
+      </w:pPr>
+      <w:proofErr w:type="gramStart"/>
+      <w:r>
+        <w:rPr>
+          <w:lang w:bidi="hi-IN"/>
+        </w:rPr>
+        <w:t>print(</w:t>
+      </w:r>
+      <w:proofErr w:type="gramEnd"/>
+      <w:r>
+        <w:rPr>
+          <w:lang w:bidi="hi-IN"/>
+        </w:rPr>
+        <w:t>"-" * 20)</w:t>
       </w:r>
     </w:p>
     <w:p>
@@ -2610,7 +2817,21 @@
         <w:rPr>
           <w:lang w:bidi="hi-IN"/>
         </w:rPr>
-        <w:t xml:space="preserve">        print(P, "\t", Q, "\t", P or Q)</w:t>
+        <w:t xml:space="preserve">        </w:t>
+      </w:r>
+      <w:proofErr w:type="gramStart"/>
+      <w:r>
+        <w:rPr>
+          <w:lang w:bidi="hi-IN"/>
+        </w:rPr>
+        <w:t>print(</w:t>
+      </w:r>
+      <w:proofErr w:type="gramEnd"/>
+      <w:r>
+        <w:rPr>
+          <w:lang w:bidi="hi-IN"/>
+        </w:rPr>
+        <w:t>P, "\t", Q, "\t", P or Q)</w:t>
       </w:r>
     </w:p>
     <w:p>
@@ -2652,9 +2873,15 @@
       <w:pPr>
         <w:pStyle w:val="Heading1"/>
         <w:spacing w:line="240" w:lineRule="auto"/>
-      </w:pPr>
-      <w:bookmarkStart w:id="4" w:name="_Toc241255540"/>
-      <w:r>
+        <w:rPr>
+          <w:color w:val="auto"/>
+        </w:rPr>
+      </w:pPr>
+      <w:bookmarkStart w:id="4" w:name="_Toc241440353"/>
+      <w:r>
+        <w:rPr>
+          <w:color w:val="auto"/>
+        </w:rPr>
         <w:t>4. WAP in python to display truth table of implication.</w:t>
       </w:r>
       <w:bookmarkEnd w:id="4"/>
@@ -2665,24 +2892,68 @@
           <w:lang w:bidi="hi-IN"/>
         </w:rPr>
       </w:pPr>
-      <w:r>
-        <w:rPr>
-          <w:lang w:bidi="hi-IN"/>
-        </w:rPr>
-        <w:t>print("P\tQ\tP -&gt; Q")</w:t>
-      </w:r>
-    </w:p>
-    <w:p>
-      <w:pPr>
-        <w:rPr>
-          <w:lang w:bidi="hi-IN"/>
-        </w:rPr>
-      </w:pPr>
-      <w:r>
-        <w:rPr>
-          <w:lang w:bidi="hi-IN"/>
-        </w:rPr>
-        <w:t>print("-" * 20)</w:t>
+      <w:proofErr w:type="gramStart"/>
+      <w:r>
+        <w:rPr>
+          <w:lang w:bidi="hi-IN"/>
+        </w:rPr>
+        <w:t>print(</w:t>
+      </w:r>
+      <w:proofErr w:type="gramEnd"/>
+      <w:r>
+        <w:rPr>
+          <w:lang w:bidi="hi-IN"/>
+        </w:rPr>
+        <w:t>"P\</w:t>
+      </w:r>
+      <w:proofErr w:type="spellStart"/>
+      <w:r>
+        <w:rPr>
+          <w:lang w:bidi="hi-IN"/>
+        </w:rPr>
+        <w:t>tQ</w:t>
+      </w:r>
+      <w:proofErr w:type="spellEnd"/>
+      <w:r>
+        <w:rPr>
+          <w:lang w:bidi="hi-IN"/>
+        </w:rPr>
+        <w:t>\</w:t>
+      </w:r>
+      <w:proofErr w:type="spellStart"/>
+      <w:r>
+        <w:rPr>
+          <w:lang w:bidi="hi-IN"/>
+        </w:rPr>
+        <w:t>tP</w:t>
+      </w:r>
+      <w:proofErr w:type="spellEnd"/>
+      <w:r>
+        <w:rPr>
+          <w:lang w:bidi="hi-IN"/>
+        </w:rPr>
+        <w:t xml:space="preserve"> -&gt; Q")</w:t>
+      </w:r>
+    </w:p>
+    <w:p>
+      <w:pPr>
+        <w:rPr>
+          <w:lang w:bidi="hi-IN"/>
+        </w:rPr>
+      </w:pPr>
+      <w:proofErr w:type="gramStart"/>
+      <w:r>
+        <w:rPr>
+          <w:lang w:bidi="hi-IN"/>
+        </w:rPr>
+        <w:t>print(</w:t>
+      </w:r>
+      <w:proofErr w:type="gramEnd"/>
+      <w:r>
+        <w:rPr>
+          <w:lang w:bidi="hi-IN"/>
+        </w:rPr>
+        <w:t>"-" * 20)</w:t>
       </w:r>
     </w:p>
     <w:p>
@@ -2734,7 +3005,21 @@
         <w:rPr>
           <w:lang w:bidi="hi-IN"/>
         </w:rPr>
-        <w:t xml:space="preserve">        print(P, "\t", Q, "\t", result)</w:t>
+        <w:t xml:space="preserve">        </w:t>
+      </w:r>
+      <w:proofErr w:type="gramStart"/>
+      <w:r>
+        <w:rPr>
+          <w:lang w:bidi="hi-IN"/>
+        </w:rPr>
+        <w:t>print(</w:t>
+      </w:r>
+      <w:proofErr w:type="gramEnd"/>
+      <w:r>
+        <w:rPr>
+          <w:lang w:bidi="hi-IN"/>
+        </w:rPr>
+        <w:t>P, "\t", Q, "\t", result)</w:t>
       </w:r>
     </w:p>
     <w:p>
@@ -2818,9 +3103,15 @@
       <w:pPr>
         <w:pStyle w:val="Heading1"/>
         <w:spacing w:line="240" w:lineRule="auto"/>
-      </w:pPr>
-      <w:bookmarkStart w:id="5" w:name="_Toc241255541"/>
-      <w:r>
+        <w:rPr>
+          <w:color w:val="auto"/>
+        </w:rPr>
+      </w:pPr>
+      <w:bookmarkStart w:id="5" w:name="_Toc241440354"/>
+      <w:r>
+        <w:rPr>
+          <w:color w:val="auto"/>
+        </w:rPr>
         <w:lastRenderedPageBreak/>
         <w:t>5. WAP in python to display truth table of bi-implication.</w:t>
       </w:r>
@@ -2832,24 +3123,68 @@
           <w:lang w:bidi="hi-IN"/>
         </w:rPr>
       </w:pPr>
-      <w:r>
-        <w:rPr>
-          <w:lang w:bidi="hi-IN"/>
-        </w:rPr>
-        <w:t>print("P\tQ\tP &lt;-&gt; Q")</w:t>
-      </w:r>
-    </w:p>
-    <w:p>
-      <w:pPr>
-        <w:rPr>
-          <w:lang w:bidi="hi-IN"/>
-        </w:rPr>
-      </w:pPr>
-      <w:r>
-        <w:rPr>
-          <w:lang w:bidi="hi-IN"/>
-        </w:rPr>
-        <w:t>print("-" * 20)</w:t>
+      <w:proofErr w:type="gramStart"/>
+      <w:r>
+        <w:rPr>
+          <w:lang w:bidi="hi-IN"/>
+        </w:rPr>
+        <w:t>print(</w:t>
+      </w:r>
+      <w:proofErr w:type="gramEnd"/>
+      <w:r>
+        <w:rPr>
+          <w:lang w:bidi="hi-IN"/>
+        </w:rPr>
+        <w:t>"P\</w:t>
+      </w:r>
+      <w:proofErr w:type="spellStart"/>
+      <w:r>
+        <w:rPr>
+          <w:lang w:bidi="hi-IN"/>
+        </w:rPr>
+        <w:t>tQ</w:t>
+      </w:r>
+      <w:proofErr w:type="spellEnd"/>
+      <w:r>
+        <w:rPr>
+          <w:lang w:bidi="hi-IN"/>
+        </w:rPr>
+        <w:t>\</w:t>
+      </w:r>
+      <w:proofErr w:type="spellStart"/>
+      <w:r>
+        <w:rPr>
+          <w:lang w:bidi="hi-IN"/>
+        </w:rPr>
+        <w:t>tP</w:t>
+      </w:r>
+      <w:proofErr w:type="spellEnd"/>
+      <w:r>
+        <w:rPr>
+          <w:lang w:bidi="hi-IN"/>
+        </w:rPr>
+        <w:t xml:space="preserve"> &lt;-&gt; Q")</w:t>
+      </w:r>
+    </w:p>
+    <w:p>
+      <w:pPr>
+        <w:rPr>
+          <w:lang w:bidi="hi-IN"/>
+        </w:rPr>
+      </w:pPr>
+      <w:proofErr w:type="gramStart"/>
+      <w:r>
+        <w:rPr>
+          <w:lang w:bidi="hi-IN"/>
+        </w:rPr>
+        <w:t>print(</w:t>
+      </w:r>
+      <w:proofErr w:type="gramEnd"/>
+      <w:r>
+        <w:rPr>
+          <w:lang w:bidi="hi-IN"/>
+        </w:rPr>
+        <w:t>"-" * 20)</w:t>
       </w:r>
     </w:p>
     <w:p>
@@ -2901,7 +3236,21 @@
         <w:rPr>
           <w:lang w:bidi="hi-IN"/>
         </w:rPr>
-        <w:t xml:space="preserve">        print(P, "\t", Q, "\t", result)</w:t>
+        <w:t xml:space="preserve">        </w:t>
+      </w:r>
+      <w:proofErr w:type="gramStart"/>
+      <w:r>
+        <w:rPr>
+          <w:lang w:bidi="hi-IN"/>
+        </w:rPr>
+        <w:t>print(</w:t>
+      </w:r>
+      <w:proofErr w:type="gramEnd"/>
+      <w:r>
+        <w:rPr>
+          <w:lang w:bidi="hi-IN"/>
+        </w:rPr>
+        <w:t>P, "\t", Q, "\t", result)</w:t>
       </w:r>
     </w:p>
     <w:p>
@@ -3005,9 +3354,15 @@
       <w:pPr>
         <w:pStyle w:val="Heading1"/>
         <w:spacing w:line="240" w:lineRule="auto"/>
-      </w:pPr>
-      <w:bookmarkStart w:id="6" w:name="_Toc241255542"/>
-      <w:r>
+        <w:rPr>
+          <w:color w:val="auto"/>
+        </w:rPr>
+      </w:pPr>
+      <w:bookmarkStart w:id="6" w:name="_Toc241440355"/>
+      <w:r>
+        <w:rPr>
+          <w:color w:val="auto"/>
+        </w:rPr>
         <w:t>6. WAP in python to verify tautology or not.</w:t>
       </w:r>
       <w:bookmarkEnd w:id="6"/>
@@ -3033,11 +3388,19 @@
           <w:lang w:bidi="hi-IN"/>
         </w:rPr>
       </w:pPr>
-      <w:r>
-        <w:rPr>
-          <w:lang w:bidi="hi-IN"/>
-        </w:rPr>
-        <w:t>is_tautology = True</w:t>
+      <w:proofErr w:type="spellStart"/>
+      <w:r>
+        <w:rPr>
+          <w:lang w:bidi="hi-IN"/>
+        </w:rPr>
+        <w:t>is_tautology</w:t>
+      </w:r>
+      <w:proofErr w:type="spellEnd"/>
+      <w:r>
+        <w:rPr>
+          <w:lang w:bidi="hi-IN"/>
+        </w:rPr>
+        <w:t xml:space="preserve"> = True</w:t>
       </w:r>
     </w:p>
     <w:p>
@@ -3079,7 +3442,21 @@
         <w:rPr>
           <w:lang w:bidi="hi-IN"/>
         </w:rPr>
-        <w:t xml:space="preserve">    print("P =", P, "Result =", result)</w:t>
+        <w:t xml:space="preserve">    </w:t>
+      </w:r>
+      <w:proofErr w:type="gramStart"/>
+      <w:r>
+        <w:rPr>
+          <w:lang w:bidi="hi-IN"/>
+        </w:rPr>
+        <w:t>print(</w:t>
+      </w:r>
+      <w:proofErr w:type="gramEnd"/>
+      <w:r>
+        <w:rPr>
+          <w:lang w:bidi="hi-IN"/>
+        </w:rPr>
+        <w:t>"P =", P, "Result =", result)</w:t>
       </w:r>
     </w:p>
     <w:p>
@@ -3107,7 +3484,21 @@
         <w:rPr>
           <w:lang w:bidi="hi-IN"/>
         </w:rPr>
-        <w:t xml:space="preserve">        is_tautology = False</w:t>
+        <w:t xml:space="preserve">        </w:t>
+      </w:r>
+      <w:proofErr w:type="spellStart"/>
+      <w:r>
+        <w:rPr>
+          <w:lang w:bidi="hi-IN"/>
+        </w:rPr>
+        <w:t>is_tautology</w:t>
+      </w:r>
+      <w:proofErr w:type="spellEnd"/>
+      <w:r>
+        <w:rPr>
+          <w:lang w:bidi="hi-IN"/>
+        </w:rPr>
+        <w:t xml:space="preserve"> = False</w:t>
       </w:r>
     </w:p>
     <w:p>
@@ -3121,7 +3512,21 @@
         <w:rPr>
           <w:lang w:bidi="hi-IN"/>
         </w:rPr>
-        <w:t>if is_tautology:</w:t>
+        <w:t xml:space="preserve">if </w:t>
+      </w:r>
+      <w:proofErr w:type="spellStart"/>
+      <w:r>
+        <w:rPr>
+          <w:lang w:bidi="hi-IN"/>
+        </w:rPr>
+        <w:t>is_tautology</w:t>
+      </w:r>
+      <w:proofErr w:type="spellEnd"/>
+      <w:r>
+        <w:rPr>
+          <w:lang w:bidi="hi-IN"/>
+        </w:rPr>
+        <w:t>:</w:t>
       </w:r>
     </w:p>
     <w:p>
@@ -3135,7 +3540,21 @@
         <w:rPr>
           <w:lang w:bidi="hi-IN"/>
         </w:rPr>
-        <w:t xml:space="preserve">    print("The proposition is a tautology.")</w:t>
+        <w:t xml:space="preserve">    </w:t>
+      </w:r>
+      <w:proofErr w:type="gramStart"/>
+      <w:r>
+        <w:rPr>
+          <w:lang w:bidi="hi-IN"/>
+        </w:rPr>
+        <w:t>print(</w:t>
+      </w:r>
+      <w:proofErr w:type="gramEnd"/>
+      <w:r>
+        <w:rPr>
+          <w:lang w:bidi="hi-IN"/>
+        </w:rPr>
+        <w:t>"The proposition is a tautology.")</w:t>
       </w:r>
     </w:p>
     <w:p>
@@ -3218,7 +3637,21 @@
         <w:rPr>
           <w:lang w:bidi="hi-IN"/>
         </w:rPr>
-        <w:t xml:space="preserve">    print("The proposition is not a tautology.")</w:t>
+        <w:t xml:space="preserve">    </w:t>
+      </w:r>
+      <w:proofErr w:type="gramStart"/>
+      <w:r>
+        <w:rPr>
+          <w:lang w:bidi="hi-IN"/>
+        </w:rPr>
+        <w:t>print(</w:t>
+      </w:r>
+      <w:proofErr w:type="gramEnd"/>
+      <w:r>
+        <w:rPr>
+          <w:lang w:bidi="hi-IN"/>
+        </w:rPr>
+        <w:t>"The proposition is not a tautology.")</w:t>
       </w:r>
     </w:p>
     <w:p>
@@ -3247,9 +3680,15 @@
       <w:pPr>
         <w:pStyle w:val="Heading1"/>
         <w:spacing w:line="240" w:lineRule="auto"/>
-      </w:pPr>
-      <w:bookmarkStart w:id="7" w:name="_Toc241255543"/>
-      <w:r>
+        <w:rPr>
+          <w:color w:val="auto"/>
+        </w:rPr>
+      </w:pPr>
+      <w:bookmarkStart w:id="7" w:name="_Toc241440356"/>
+      <w:r>
+        <w:rPr>
+          <w:color w:val="auto"/>
+        </w:rPr>
         <w:lastRenderedPageBreak/>
         <w:t>7. WAP in python to find the GCD between two input numbers using Euclidean algorithm.</w:t>
       </w:r>
@@ -3265,33 +3704,75 @@
         <w:rPr>
           <w:lang w:bidi="hi-IN"/>
         </w:rPr>
-        <w:t>a = int(input("Enter first number: "))</w:t>
-      </w:r>
-    </w:p>
-    <w:p>
-      <w:pPr>
-        <w:rPr>
-          <w:lang w:bidi="hi-IN"/>
-        </w:rPr>
-      </w:pPr>
-      <w:r>
-        <w:rPr>
-          <w:lang w:bidi="hi-IN"/>
-        </w:rPr>
-        <w:t>b = int(input("Enter second number: "))</w:t>
-      </w:r>
-    </w:p>
-    <w:p>
-      <w:pPr>
-        <w:rPr>
-          <w:lang w:bidi="hi-IN"/>
-        </w:rPr>
-      </w:pPr>
-      <w:r>
-        <w:rPr>
-          <w:lang w:bidi="hi-IN"/>
-        </w:rPr>
-        <w:t>while b != 0:</w:t>
+        <w:t xml:space="preserve">a = </w:t>
+      </w:r>
+      <w:proofErr w:type="gramStart"/>
+      <w:r>
+        <w:rPr>
+          <w:lang w:bidi="hi-IN"/>
+        </w:rPr>
+        <w:t>int(input(</w:t>
+      </w:r>
+      <w:proofErr w:type="gramEnd"/>
+      <w:r>
+        <w:rPr>
+          <w:lang w:bidi="hi-IN"/>
+        </w:rPr>
+        <w:t>"Enter first number: "))</w:t>
+      </w:r>
+    </w:p>
+    <w:p>
+      <w:pPr>
+        <w:rPr>
+          <w:lang w:bidi="hi-IN"/>
+        </w:rPr>
+      </w:pPr>
+      <w:r>
+        <w:rPr>
+          <w:lang w:bidi="hi-IN"/>
+        </w:rPr>
+        <w:t xml:space="preserve">b = </w:t>
+      </w:r>
+      <w:proofErr w:type="gramStart"/>
+      <w:r>
+        <w:rPr>
+          <w:lang w:bidi="hi-IN"/>
+        </w:rPr>
+        <w:t>int(input(</w:t>
+      </w:r>
+      <w:proofErr w:type="gramEnd"/>
+      <w:r>
+        <w:rPr>
+          <w:lang w:bidi="hi-IN"/>
+        </w:rPr>
+        <w:t>"Enter second number: "))</w:t>
+      </w:r>
+    </w:p>
+    <w:p>
+      <w:pPr>
+        <w:rPr>
+          <w:lang w:bidi="hi-IN"/>
+        </w:rPr>
+      </w:pPr>
+      <w:r>
+        <w:rPr>
+          <w:lang w:bidi="hi-IN"/>
+        </w:rPr>
+        <w:t xml:space="preserve">while </w:t>
+      </w:r>
+      <w:proofErr w:type="gramStart"/>
+      <w:r>
+        <w:rPr>
+          <w:lang w:bidi="hi-IN"/>
+        </w:rPr>
+        <w:t>b !</w:t>
+      </w:r>
+      <w:proofErr w:type="gramEnd"/>
+      <w:r>
+        <w:rPr>
+          <w:lang w:bidi="hi-IN"/>
+        </w:rPr>
+        <w:t>= 0:</w:t>
       </w:r>
     </w:p>
     <w:p>
@@ -3368,11 +3849,19 @@
           </wp:anchor>
         </w:drawing>
       </w:r>
-      <w:r>
-        <w:rPr>
-          <w:lang w:bidi="hi-IN"/>
-        </w:rPr>
-        <w:t>print("GCD =", abs(a))</w:t>
+      <w:proofErr w:type="gramStart"/>
+      <w:r>
+        <w:rPr>
+          <w:lang w:bidi="hi-IN"/>
+        </w:rPr>
+        <w:t>print(</w:t>
+      </w:r>
+      <w:proofErr w:type="gramEnd"/>
+      <w:r>
+        <w:rPr>
+          <w:lang w:bidi="hi-IN"/>
+        </w:rPr>
+        <w:t>"GCD =", abs(a))</w:t>
       </w:r>
     </w:p>
     <w:p>
@@ -3415,9 +3904,15 @@
       <w:pPr>
         <w:pStyle w:val="Heading1"/>
         <w:spacing w:line="240" w:lineRule="auto"/>
-      </w:pPr>
-      <w:bookmarkStart w:id="8" w:name="_Toc241255544"/>
-      <w:r>
+        <w:rPr>
+          <w:color w:val="auto"/>
+        </w:rPr>
+      </w:pPr>
+      <w:bookmarkStart w:id="8" w:name="_Toc241440357"/>
+      <w:r>
+        <w:rPr>
+          <w:color w:val="auto"/>
+        </w:rPr>
         <w:lastRenderedPageBreak/>
         <w:t>8. WAP in python to find the GCD between two input numbers using Extended Euclidean algorithm.</w:t>
       </w:r>
@@ -3433,7 +3928,35 @@
         <w:rPr>
           <w:lang w:bidi="hi-IN"/>
         </w:rPr>
-        <w:t>def extended_gcd(a, b):</w:t>
+        <w:t xml:space="preserve">def </w:t>
+      </w:r>
+      <w:proofErr w:type="spellStart"/>
+      <w:r>
+        <w:rPr>
+          <w:lang w:bidi="hi-IN"/>
+        </w:rPr>
+        <w:t>extended_</w:t>
+      </w:r>
+      <w:proofErr w:type="gramStart"/>
+      <w:r>
+        <w:rPr>
+          <w:lang w:bidi="hi-IN"/>
+        </w:rPr>
+        <w:t>gcd</w:t>
+      </w:r>
+      <w:proofErr w:type="spellEnd"/>
+      <w:r>
+        <w:rPr>
+          <w:lang w:bidi="hi-IN"/>
+        </w:rPr>
+        <w:t>(</w:t>
+      </w:r>
+      <w:proofErr w:type="gramEnd"/>
+      <w:r>
+        <w:rPr>
+          <w:lang w:bidi="hi-IN"/>
+        </w:rPr>
+        <w:t>a, b):</w:t>
       </w:r>
     </w:p>
     <w:p>
@@ -3472,7 +3995,49 @@
         <w:rPr>
           <w:lang w:bidi="hi-IN"/>
         </w:rPr>
-        <w:t xml:space="preserve">    gcd, x1, y1 = extended_gcd(b, a % b)</w:t>
+        <w:t xml:space="preserve">    </w:t>
+      </w:r>
+      <w:proofErr w:type="spellStart"/>
+      <w:r>
+        <w:rPr>
+          <w:lang w:bidi="hi-IN"/>
+        </w:rPr>
+        <w:t>gcd</w:t>
+      </w:r>
+      <w:proofErr w:type="spellEnd"/>
+      <w:r>
+        <w:rPr>
+          <w:lang w:bidi="hi-IN"/>
+        </w:rPr>
+        <w:t xml:space="preserve">, x1, y1 = </w:t>
+      </w:r>
+      <w:proofErr w:type="spellStart"/>
+      <w:r>
+        <w:rPr>
+          <w:lang w:bidi="hi-IN"/>
+        </w:rPr>
+        <w:t>extended_</w:t>
+      </w:r>
+      <w:proofErr w:type="gramStart"/>
+      <w:r>
+        <w:rPr>
+          <w:lang w:bidi="hi-IN"/>
+        </w:rPr>
+        <w:t>gcd</w:t>
+      </w:r>
+      <w:proofErr w:type="spellEnd"/>
+      <w:r>
+        <w:rPr>
+          <w:lang w:bidi="hi-IN"/>
+        </w:rPr>
+        <w:t>(</w:t>
+      </w:r>
+      <w:proofErr w:type="gramEnd"/>
+      <w:r>
+        <w:rPr>
+          <w:lang w:bidi="hi-IN"/>
+        </w:rPr>
+        <w:t>b, a % b)</w:t>
       </w:r>
     </w:p>
     <w:p>
@@ -3511,98 +4076,236 @@
         <w:rPr>
           <w:lang w:bidi="hi-IN"/>
         </w:rPr>
-        <w:t xml:space="preserve">    return gcd, x, y</w:t>
-      </w:r>
-    </w:p>
-    <w:p>
-      <w:pPr>
-        <w:rPr>
-          <w:lang w:bidi="hi-IN"/>
-        </w:rPr>
-      </w:pPr>
-      <w:r>
-        <w:rPr>
-          <w:lang w:bidi="hi-IN"/>
-        </w:rPr>
-        <w:t>a = int(input("Enter first number: "))</w:t>
-      </w:r>
-    </w:p>
-    <w:p>
-      <w:pPr>
-        <w:rPr>
-          <w:lang w:bidi="hi-IN"/>
-        </w:rPr>
-      </w:pPr>
-      <w:r>
-        <w:rPr>
-          <w:lang w:bidi="hi-IN"/>
-        </w:rPr>
-        <w:t>b = int(input("Enter second number: "))</w:t>
-      </w:r>
-    </w:p>
-    <w:p>
-      <w:pPr>
-        <w:rPr>
-          <w:lang w:bidi="hi-IN"/>
-        </w:rPr>
-      </w:pPr>
-      <w:r>
-        <w:rPr>
-          <w:lang w:bidi="hi-IN"/>
-        </w:rPr>
-        <w:t>gcd, x, y = extended_gcd(a, b)</w:t>
-      </w:r>
-    </w:p>
-    <w:p>
-      <w:pPr>
-        <w:rPr>
-          <w:lang w:bidi="hi-IN"/>
-        </w:rPr>
-      </w:pPr>
-      <w:r>
-        <w:rPr>
-          <w:lang w:bidi="hi-IN"/>
-        </w:rPr>
-        <w:t>print("GCD =", gcd)</w:t>
-      </w:r>
-    </w:p>
-    <w:p>
-      <w:pPr>
-        <w:rPr>
-          <w:lang w:bidi="hi-IN"/>
-        </w:rPr>
-      </w:pPr>
-      <w:r>
-        <w:rPr>
-          <w:lang w:bidi="hi-IN"/>
-        </w:rPr>
-        <w:t>print("x =", x)</w:t>
-      </w:r>
-    </w:p>
-    <w:p>
-      <w:pPr>
-        <w:rPr>
-          <w:lang w:bidi="hi-IN"/>
-        </w:rPr>
-      </w:pPr>
-      <w:r>
-        <w:rPr>
-          <w:lang w:bidi="hi-IN"/>
-        </w:rPr>
-        <w:t>print("y =", y)</w:t>
-      </w:r>
-    </w:p>
-    <w:p>
-      <w:pPr>
-        <w:rPr>
-          <w:lang w:bidi="hi-IN"/>
-        </w:rPr>
-      </w:pPr>
-      <w:r>
-        <w:rPr>
-          <w:lang w:bidi="hi-IN"/>
-        </w:rPr>
-        <w:t>print("Verification:", a, "*", x, "+", b, "*", y, "=", gcd)</w:t>
+        <w:t xml:space="preserve">    return </w:t>
+      </w:r>
+      <w:proofErr w:type="spellStart"/>
+      <w:r>
+        <w:rPr>
+          <w:lang w:bidi="hi-IN"/>
+        </w:rPr>
+        <w:t>gcd</w:t>
+      </w:r>
+      <w:proofErr w:type="spellEnd"/>
+      <w:r>
+        <w:rPr>
+          <w:lang w:bidi="hi-IN"/>
+        </w:rPr>
+        <w:t>, x, y</w:t>
+      </w:r>
+    </w:p>
+    <w:p>
+      <w:pPr>
+        <w:rPr>
+          <w:lang w:bidi="hi-IN"/>
+        </w:rPr>
+      </w:pPr>
+      <w:r>
+        <w:rPr>
+          <w:lang w:bidi="hi-IN"/>
+        </w:rPr>
+        <w:t xml:space="preserve">a = </w:t>
+      </w:r>
+      <w:proofErr w:type="gramStart"/>
+      <w:r>
+        <w:rPr>
+          <w:lang w:bidi="hi-IN"/>
+        </w:rPr>
+        <w:t>int(input(</w:t>
+      </w:r>
+      <w:proofErr w:type="gramEnd"/>
+      <w:r>
+        <w:rPr>
+          <w:lang w:bidi="hi-IN"/>
+        </w:rPr>
+        <w:t>"Enter first number: "))</w:t>
+      </w:r>
+    </w:p>
+    <w:p>
+      <w:pPr>
+        <w:rPr>
+          <w:lang w:bidi="hi-IN"/>
+        </w:rPr>
+      </w:pPr>
+      <w:r>
+        <w:rPr>
+          <w:lang w:bidi="hi-IN"/>
+        </w:rPr>
+        <w:t xml:space="preserve">b = </w:t>
+      </w:r>
+      <w:proofErr w:type="gramStart"/>
+      <w:r>
+        <w:rPr>
+          <w:lang w:bidi="hi-IN"/>
+        </w:rPr>
+        <w:t>int(input(</w:t>
+      </w:r>
+      <w:proofErr w:type="gramEnd"/>
+      <w:r>
+        <w:rPr>
+          <w:lang w:bidi="hi-IN"/>
+        </w:rPr>
+        <w:t>"Enter second number: "))</w:t>
+      </w:r>
+    </w:p>
+    <w:p>
+      <w:pPr>
+        <w:rPr>
+          <w:lang w:bidi="hi-IN"/>
+        </w:rPr>
+      </w:pPr>
+      <w:proofErr w:type="spellStart"/>
+      <w:r>
+        <w:rPr>
+          <w:lang w:bidi="hi-IN"/>
+        </w:rPr>
+        <w:t>gcd</w:t>
+      </w:r>
+      <w:proofErr w:type="spellEnd"/>
+      <w:r>
+        <w:rPr>
+          <w:lang w:bidi="hi-IN"/>
+        </w:rPr>
+        <w:t xml:space="preserve">, x, y = </w:t>
+      </w:r>
+      <w:proofErr w:type="spellStart"/>
+      <w:r>
+        <w:rPr>
+          <w:lang w:bidi="hi-IN"/>
+        </w:rPr>
+        <w:t>extended_</w:t>
+      </w:r>
+      <w:proofErr w:type="gramStart"/>
+      <w:r>
+        <w:rPr>
+          <w:lang w:bidi="hi-IN"/>
+        </w:rPr>
+        <w:t>gcd</w:t>
+      </w:r>
+      <w:proofErr w:type="spellEnd"/>
+      <w:r>
+        <w:rPr>
+          <w:lang w:bidi="hi-IN"/>
+        </w:rPr>
+        <w:t>(</w:t>
+      </w:r>
+      <w:proofErr w:type="gramEnd"/>
+      <w:r>
+        <w:rPr>
+          <w:lang w:bidi="hi-IN"/>
+        </w:rPr>
+        <w:t>a, b)</w:t>
+      </w:r>
+    </w:p>
+    <w:p>
+      <w:pPr>
+        <w:rPr>
+          <w:lang w:bidi="hi-IN"/>
+        </w:rPr>
+      </w:pPr>
+      <w:proofErr w:type="gramStart"/>
+      <w:r>
+        <w:rPr>
+          <w:lang w:bidi="hi-IN"/>
+        </w:rPr>
+        <w:t>print(</w:t>
+      </w:r>
+      <w:proofErr w:type="gramEnd"/>
+      <w:r>
+        <w:rPr>
+          <w:lang w:bidi="hi-IN"/>
+        </w:rPr>
+        <w:t xml:space="preserve">"GCD =", </w:t>
+      </w:r>
+      <w:proofErr w:type="spellStart"/>
+      <w:r>
+        <w:rPr>
+          <w:lang w:bidi="hi-IN"/>
+        </w:rPr>
+        <w:t>gcd</w:t>
+      </w:r>
+      <w:proofErr w:type="spellEnd"/>
+      <w:r>
+        <w:rPr>
+          <w:lang w:bidi="hi-IN"/>
+        </w:rPr>
+        <w:t>)</w:t>
+      </w:r>
+    </w:p>
+    <w:p>
+      <w:pPr>
+        <w:rPr>
+          <w:lang w:bidi="hi-IN"/>
+        </w:rPr>
+      </w:pPr>
+      <w:proofErr w:type="gramStart"/>
+      <w:r>
+        <w:rPr>
+          <w:lang w:bidi="hi-IN"/>
+        </w:rPr>
+        <w:t>print(</w:t>
+      </w:r>
+      <w:proofErr w:type="gramEnd"/>
+      <w:r>
+        <w:rPr>
+          <w:lang w:bidi="hi-IN"/>
+        </w:rPr>
+        <w:t>"x =", x)</w:t>
+      </w:r>
+    </w:p>
+    <w:p>
+      <w:pPr>
+        <w:rPr>
+          <w:lang w:bidi="hi-IN"/>
+        </w:rPr>
+      </w:pPr>
+      <w:proofErr w:type="gramStart"/>
+      <w:r>
+        <w:rPr>
+          <w:lang w:bidi="hi-IN"/>
+        </w:rPr>
+        <w:t>print(</w:t>
+      </w:r>
+      <w:proofErr w:type="gramEnd"/>
+      <w:r>
+        <w:rPr>
+          <w:lang w:bidi="hi-IN"/>
+        </w:rPr>
+        <w:t>"y =", y)</w:t>
+      </w:r>
+    </w:p>
+    <w:p>
+      <w:pPr>
+        <w:rPr>
+          <w:lang w:bidi="hi-IN"/>
+        </w:rPr>
+      </w:pPr>
+      <w:proofErr w:type="gramStart"/>
+      <w:r>
+        <w:rPr>
+          <w:lang w:bidi="hi-IN"/>
+        </w:rPr>
+        <w:t>print(</w:t>
+      </w:r>
+      <w:proofErr w:type="gramEnd"/>
+      <w:r>
+        <w:rPr>
+          <w:lang w:bidi="hi-IN"/>
+        </w:rPr>
+        <w:t xml:space="preserve">"Verification:", a, "*", x, "+", b, "*", y, "=", </w:t>
+      </w:r>
+      <w:proofErr w:type="spellStart"/>
+      <w:r>
+        <w:rPr>
+          <w:lang w:bidi="hi-IN"/>
+        </w:rPr>
+        <w:t>gcd</w:t>
+      </w:r>
+      <w:proofErr w:type="spellEnd"/>
+      <w:r>
+        <w:rPr>
+          <w:lang w:bidi="hi-IN"/>
+        </w:rPr>
+        <w:t>)</w:t>
       </w:r>
     </w:p>
     <w:p>
@@ -3706,14 +4409,17 @@
     <w:p>
       <w:pPr>
         <w:pStyle w:val="Heading1"/>
-      </w:pPr>
-      <w:bookmarkStart w:id="9" w:name="_Toc241255545"/>
-      <w:r>
+        <w:rPr>
+          <w:color w:val="auto"/>
+        </w:rPr>
+      </w:pPr>
+      <w:bookmarkStart w:id="9" w:name="_Toc241440358"/>
+      <w:r>
+        <w:rPr>
+          <w:color w:val="auto"/>
+        </w:rPr>
         <w:lastRenderedPageBreak/>
-        <w:t>9</w:t>
-      </w:r>
-      <w:r>
-        <w:t>. WAP in python to solve the given simultaneous congruence using Chinese Remainder theorem.</w:t>
+        <w:t>9. WAP in python to solve the given simultaneous congruence using Chinese Remainder theorem.</w:t>
       </w:r>
       <w:bookmarkEnd w:id="9"/>
     </w:p>
@@ -3728,7 +4434,35 @@
         <w:rPr>
           <w:lang w:bidi="hi-IN"/>
         </w:rPr>
-        <w:t>def extended_gcd(a, b):</w:t>
+        <w:t xml:space="preserve">def </w:t>
+      </w:r>
+      <w:proofErr w:type="spellStart"/>
+      <w:r>
+        <w:rPr>
+          <w:lang w:bidi="hi-IN"/>
+        </w:rPr>
+        <w:t>extended_</w:t>
+      </w:r>
+      <w:proofErr w:type="gramStart"/>
+      <w:r>
+        <w:rPr>
+          <w:lang w:bidi="hi-IN"/>
+        </w:rPr>
+        <w:t>gcd</w:t>
+      </w:r>
+      <w:proofErr w:type="spellEnd"/>
+      <w:r>
+        <w:rPr>
+          <w:lang w:bidi="hi-IN"/>
+        </w:rPr>
+        <w:t>(</w:t>
+      </w:r>
+      <w:proofErr w:type="gramEnd"/>
+      <w:r>
+        <w:rPr>
+          <w:lang w:bidi="hi-IN"/>
+        </w:rPr>
+        <w:t>a, b):</w:t>
       </w:r>
     </w:p>
     <w:p>
@@ -3778,7 +4512,49 @@
         <w:rPr>
           <w:lang w:bidi="hi-IN"/>
         </w:rPr>
-        <w:t>    gcd, x1, y1 = extended_gcd(b, a % b)</w:t>
+        <w:t xml:space="preserve">    </w:t>
+      </w:r>
+      <w:proofErr w:type="spellStart"/>
+      <w:r>
+        <w:rPr>
+          <w:lang w:bidi="hi-IN"/>
+        </w:rPr>
+        <w:t>gcd</w:t>
+      </w:r>
+      <w:proofErr w:type="spellEnd"/>
+      <w:r>
+        <w:rPr>
+          <w:lang w:bidi="hi-IN"/>
+        </w:rPr>
+        <w:t xml:space="preserve">, x1, y1 = </w:t>
+      </w:r>
+      <w:proofErr w:type="spellStart"/>
+      <w:r>
+        <w:rPr>
+          <w:lang w:bidi="hi-IN"/>
+        </w:rPr>
+        <w:t>extended_</w:t>
+      </w:r>
+      <w:proofErr w:type="gramStart"/>
+      <w:r>
+        <w:rPr>
+          <w:lang w:bidi="hi-IN"/>
+        </w:rPr>
+        <w:t>gcd</w:t>
+      </w:r>
+      <w:proofErr w:type="spellEnd"/>
+      <w:r>
+        <w:rPr>
+          <w:lang w:bidi="hi-IN"/>
+        </w:rPr>
+        <w:t>(</w:t>
+      </w:r>
+      <w:proofErr w:type="gramEnd"/>
+      <w:r>
+        <w:rPr>
+          <w:lang w:bidi="hi-IN"/>
+        </w:rPr>
+        <w:t>b, a % b)</w:t>
       </w:r>
     </w:p>
     <w:p>
@@ -3836,65 +4612,171 @@
         <w:rPr>
           <w:lang w:bidi="hi-IN"/>
         </w:rPr>
-        <w:t>    return gcd, x, y</w:t>
-      </w:r>
-    </w:p>
-    <w:p>
-      <w:pPr>
-        <w:spacing w:after="0" w:line="240" w:lineRule="auto"/>
-        <w:rPr>
-          <w:lang w:bidi="hi-IN"/>
-        </w:rPr>
-      </w:pPr>
-    </w:p>
-    <w:p>
-      <w:pPr>
-        <w:spacing w:after="0" w:line="240" w:lineRule="auto"/>
-        <w:rPr>
-          <w:lang w:bidi="hi-IN"/>
-        </w:rPr>
-      </w:pPr>
-      <w:r>
-        <w:rPr>
-          <w:lang w:bidi="hi-IN"/>
-        </w:rPr>
-        <w:t>def mod_inverse(a, m):</w:t>
-      </w:r>
-    </w:p>
-    <w:p>
-      <w:pPr>
-        <w:spacing w:after="0" w:line="240" w:lineRule="auto"/>
-        <w:rPr>
-          <w:lang w:bidi="hi-IN"/>
-        </w:rPr>
-      </w:pPr>
-      <w:r>
-        <w:rPr>
-          <w:lang w:bidi="hi-IN"/>
-        </w:rPr>
-        <w:t>    gcd, x, y = extended_gcd(a, m)</w:t>
-      </w:r>
-    </w:p>
-    <w:p>
-      <w:pPr>
-        <w:spacing w:after="0" w:line="240" w:lineRule="auto"/>
-        <w:rPr>
-          <w:lang w:bidi="hi-IN"/>
-        </w:rPr>
-      </w:pPr>
-    </w:p>
-    <w:p>
-      <w:pPr>
-        <w:spacing w:after="0" w:line="240" w:lineRule="auto"/>
-        <w:rPr>
-          <w:lang w:bidi="hi-IN"/>
-        </w:rPr>
-      </w:pPr>
-      <w:r>
-        <w:rPr>
-          <w:lang w:bidi="hi-IN"/>
-        </w:rPr>
-        <w:t>    if gcd != 1:</w:t>
+        <w:t xml:space="preserve">    return </w:t>
+      </w:r>
+      <w:proofErr w:type="spellStart"/>
+      <w:r>
+        <w:rPr>
+          <w:lang w:bidi="hi-IN"/>
+        </w:rPr>
+        <w:t>gcd</w:t>
+      </w:r>
+      <w:proofErr w:type="spellEnd"/>
+      <w:r>
+        <w:rPr>
+          <w:lang w:bidi="hi-IN"/>
+        </w:rPr>
+        <w:t>, x, y</w:t>
+      </w:r>
+    </w:p>
+    <w:p>
+      <w:pPr>
+        <w:spacing w:after="0" w:line="240" w:lineRule="auto"/>
+        <w:rPr>
+          <w:lang w:bidi="hi-IN"/>
+        </w:rPr>
+      </w:pPr>
+    </w:p>
+    <w:p>
+      <w:pPr>
+        <w:spacing w:after="0" w:line="240" w:lineRule="auto"/>
+        <w:rPr>
+          <w:lang w:bidi="hi-IN"/>
+        </w:rPr>
+      </w:pPr>
+      <w:r>
+        <w:rPr>
+          <w:lang w:bidi="hi-IN"/>
+        </w:rPr>
+        <w:t xml:space="preserve">def </w:t>
+      </w:r>
+      <w:proofErr w:type="spellStart"/>
+      <w:r>
+        <w:rPr>
+          <w:lang w:bidi="hi-IN"/>
+        </w:rPr>
+        <w:t>mod_</w:t>
+      </w:r>
+      <w:proofErr w:type="gramStart"/>
+      <w:r>
+        <w:rPr>
+          <w:lang w:bidi="hi-IN"/>
+        </w:rPr>
+        <w:t>inverse</w:t>
+      </w:r>
+      <w:proofErr w:type="spellEnd"/>
+      <w:r>
+        <w:rPr>
+          <w:lang w:bidi="hi-IN"/>
+        </w:rPr>
+        <w:t>(</w:t>
+      </w:r>
+      <w:proofErr w:type="gramEnd"/>
+      <w:r>
+        <w:rPr>
+          <w:lang w:bidi="hi-IN"/>
+        </w:rPr>
+        <w:t>a, m):</w:t>
+      </w:r>
+    </w:p>
+    <w:p>
+      <w:pPr>
+        <w:spacing w:after="0" w:line="240" w:lineRule="auto"/>
+        <w:rPr>
+          <w:lang w:bidi="hi-IN"/>
+        </w:rPr>
+      </w:pPr>
+      <w:r>
+        <w:rPr>
+          <w:lang w:bidi="hi-IN"/>
+        </w:rPr>
+        <w:t xml:space="preserve">    </w:t>
+      </w:r>
+      <w:proofErr w:type="spellStart"/>
+      <w:r>
+        <w:rPr>
+          <w:lang w:bidi="hi-IN"/>
+        </w:rPr>
+        <w:t>gcd</w:t>
+      </w:r>
+      <w:proofErr w:type="spellEnd"/>
+      <w:r>
+        <w:rPr>
+          <w:lang w:bidi="hi-IN"/>
+        </w:rPr>
+        <w:t xml:space="preserve">, x, y = </w:t>
+      </w:r>
+      <w:proofErr w:type="spellStart"/>
+      <w:r>
+        <w:rPr>
+          <w:lang w:bidi="hi-IN"/>
+        </w:rPr>
+        <w:t>extended_</w:t>
+      </w:r>
+      <w:proofErr w:type="gramStart"/>
+      <w:r>
+        <w:rPr>
+          <w:lang w:bidi="hi-IN"/>
+        </w:rPr>
+        <w:t>gcd</w:t>
+      </w:r>
+      <w:proofErr w:type="spellEnd"/>
+      <w:r>
+        <w:rPr>
+          <w:lang w:bidi="hi-IN"/>
+        </w:rPr>
+        <w:t>(</w:t>
+      </w:r>
+      <w:proofErr w:type="gramEnd"/>
+      <w:r>
+        <w:rPr>
+          <w:lang w:bidi="hi-IN"/>
+        </w:rPr>
+        <w:t>a, m)</w:t>
+      </w:r>
+    </w:p>
+    <w:p>
+      <w:pPr>
+        <w:spacing w:after="0" w:line="240" w:lineRule="auto"/>
+        <w:rPr>
+          <w:lang w:bidi="hi-IN"/>
+        </w:rPr>
+      </w:pPr>
+    </w:p>
+    <w:p>
+      <w:pPr>
+        <w:spacing w:after="0" w:line="240" w:lineRule="auto"/>
+        <w:rPr>
+          <w:lang w:bidi="hi-IN"/>
+        </w:rPr>
+      </w:pPr>
+      <w:r>
+        <w:rPr>
+          <w:lang w:bidi="hi-IN"/>
+        </w:rPr>
+        <w:t xml:space="preserve">    if </w:t>
+      </w:r>
+      <w:proofErr w:type="spellStart"/>
+      <w:proofErr w:type="gramStart"/>
+      <w:r>
+        <w:rPr>
+          <w:lang w:bidi="hi-IN"/>
+        </w:rPr>
+        <w:t>gcd</w:t>
+      </w:r>
+      <w:proofErr w:type="spellEnd"/>
+      <w:r>
+        <w:rPr>
+          <w:lang w:bidi="hi-IN"/>
+        </w:rPr>
+        <w:t xml:space="preserve"> !</w:t>
+      </w:r>
+      <w:proofErr w:type="gramEnd"/>
+      <w:r>
+        <w:rPr>
+          <w:lang w:bidi="hi-IN"/>
+        </w:rPr>
+        <w:t>= 1:</w:t>
       </w:r>
     </w:p>
     <w:p>
@@ -3952,7 +4834,21 @@
         <w:rPr>
           <w:lang w:bidi="hi-IN"/>
         </w:rPr>
-        <w:t>n = int(input("Enter number of congruences: "))</w:t>
+        <w:t xml:space="preserve">n = </w:t>
+      </w:r>
+      <w:proofErr w:type="gramStart"/>
+      <w:r>
+        <w:rPr>
+          <w:lang w:bidi="hi-IN"/>
+        </w:rPr>
+        <w:t>int(input(</w:t>
+      </w:r>
+      <w:proofErr w:type="gramEnd"/>
+      <w:r>
+        <w:rPr>
+          <w:lang w:bidi="hi-IN"/>
+        </w:rPr>
+        <w:t>"Enter number of congruences: "))</w:t>
       </w:r>
     </w:p>
     <w:p>
@@ -4010,35 +4906,123 @@
         <w:rPr>
           <w:lang w:bidi="hi-IN"/>
         </w:rPr>
-        <w:t>for i in range(n):</w:t>
-      </w:r>
-    </w:p>
-    <w:p>
-      <w:pPr>
-        <w:spacing w:after="0" w:line="240" w:lineRule="auto"/>
-        <w:rPr>
-          <w:lang w:bidi="hi-IN"/>
-        </w:rPr>
-      </w:pPr>
-      <w:r>
-        <w:rPr>
-          <w:lang w:bidi="hi-IN"/>
-        </w:rPr>
-        <w:t>    a.append(int(input(f"Enter remainder a[{i+1}]: ")))</w:t>
-      </w:r>
-    </w:p>
-    <w:p>
-      <w:pPr>
-        <w:spacing w:after="0" w:line="240" w:lineRule="auto"/>
-        <w:rPr>
-          <w:lang w:bidi="hi-IN"/>
-        </w:rPr>
-      </w:pPr>
-      <w:r>
-        <w:rPr>
-          <w:lang w:bidi="hi-IN"/>
-        </w:rPr>
-        <w:t>    m.append(int(input(f"Enter modulus m[{i+1}]: ")))</w:t>
+        <w:t xml:space="preserve">for </w:t>
+      </w:r>
+      <w:proofErr w:type="spellStart"/>
+      <w:r>
+        <w:rPr>
+          <w:lang w:bidi="hi-IN"/>
+        </w:rPr>
+        <w:t>i</w:t>
+      </w:r>
+      <w:proofErr w:type="spellEnd"/>
+      <w:r>
+        <w:rPr>
+          <w:lang w:bidi="hi-IN"/>
+        </w:rPr>
+        <w:t xml:space="preserve"> in range(n):</w:t>
+      </w:r>
+    </w:p>
+    <w:p>
+      <w:pPr>
+        <w:spacing w:after="0" w:line="240" w:lineRule="auto"/>
+        <w:rPr>
+          <w:lang w:bidi="hi-IN"/>
+        </w:rPr>
+      </w:pPr>
+      <w:r>
+        <w:rPr>
+          <w:lang w:bidi="hi-IN"/>
+        </w:rPr>
+        <w:t xml:space="preserve">    </w:t>
+      </w:r>
+      <w:proofErr w:type="spellStart"/>
+      <w:proofErr w:type="gramStart"/>
+      <w:r>
+        <w:rPr>
+          <w:lang w:bidi="hi-IN"/>
+        </w:rPr>
+        <w:t>a.append</w:t>
+      </w:r>
+      <w:proofErr w:type="spellEnd"/>
+      <w:proofErr w:type="gramEnd"/>
+      <w:r>
+        <w:rPr>
+          <w:lang w:bidi="hi-IN"/>
+        </w:rPr>
+        <w:t>(</w:t>
+      </w:r>
+      <w:proofErr w:type="gramStart"/>
+      <w:r>
+        <w:rPr>
+          <w:lang w:bidi="hi-IN"/>
+        </w:rPr>
+        <w:t>int(input(</w:t>
+      </w:r>
+      <w:proofErr w:type="spellStart"/>
+      <w:proofErr w:type="gramEnd"/>
+      <w:r>
+        <w:rPr>
+          <w:lang w:bidi="hi-IN"/>
+        </w:rPr>
+        <w:t>f"Enter</w:t>
+      </w:r>
+      <w:proofErr w:type="spellEnd"/>
+      <w:r>
+        <w:rPr>
+          <w:lang w:bidi="hi-IN"/>
+        </w:rPr>
+        <w:t xml:space="preserve"> remainder a[{i+1}]: ")))</w:t>
+      </w:r>
+    </w:p>
+    <w:p>
+      <w:pPr>
+        <w:spacing w:after="0" w:line="240" w:lineRule="auto"/>
+        <w:rPr>
+          <w:lang w:bidi="hi-IN"/>
+        </w:rPr>
+      </w:pPr>
+      <w:r>
+        <w:rPr>
+          <w:lang w:bidi="hi-IN"/>
+        </w:rPr>
+        <w:t xml:space="preserve">    </w:t>
+      </w:r>
+      <w:proofErr w:type="spellStart"/>
+      <w:r>
+        <w:rPr>
+          <w:lang w:bidi="hi-IN"/>
+        </w:rPr>
+        <w:t>m.</w:t>
+      </w:r>
+      <w:proofErr w:type="gramStart"/>
+      <w:r>
+        <w:rPr>
+          <w:lang w:bidi="hi-IN"/>
+        </w:rPr>
+        <w:t>append</w:t>
+      </w:r>
+      <w:proofErr w:type="spellEnd"/>
+      <w:r>
+        <w:rPr>
+          <w:lang w:bidi="hi-IN"/>
+        </w:rPr>
+        <w:t>(int(input(</w:t>
+      </w:r>
+      <w:proofErr w:type="spellStart"/>
+      <w:proofErr w:type="gramEnd"/>
+      <w:r>
+        <w:rPr>
+          <w:lang w:bidi="hi-IN"/>
+        </w:rPr>
+        <w:t>f"Enter</w:t>
+      </w:r>
+      <w:proofErr w:type="spellEnd"/>
+      <w:r>
+        <w:rPr>
+          <w:lang w:bidi="hi-IN"/>
+        </w:rPr>
+        <w:t xml:space="preserve"> modulus m[{i+1}]: ")))</w:t>
       </w:r>
     </w:p>
     <w:p>
@@ -4132,50 +5116,156 @@
         <w:rPr>
           <w:lang w:bidi="hi-IN"/>
         </w:rPr>
-        <w:t>for i in range(n):</w:t>
-      </w:r>
-    </w:p>
-    <w:p>
-      <w:pPr>
-        <w:spacing w:after="0" w:line="240" w:lineRule="auto"/>
-        <w:rPr>
-          <w:lang w:bidi="hi-IN"/>
-        </w:rPr>
-      </w:pPr>
-      <w:r>
-        <w:rPr>
-          <w:lang w:bidi="hi-IN"/>
-        </w:rPr>
-        <w:t>    Mi = M // m[i]</w:t>
-      </w:r>
-    </w:p>
-    <w:p>
-      <w:pPr>
-        <w:spacing w:after="0" w:line="240" w:lineRule="auto"/>
-        <w:rPr>
-          <w:lang w:bidi="hi-IN"/>
-        </w:rPr>
-      </w:pPr>
-      <w:r>
-        <w:rPr>
-          <w:lang w:bidi="hi-IN"/>
-        </w:rPr>
-        <w:t>    yi = mod_inverse(Mi, m[i])</w:t>
-      </w:r>
-    </w:p>
-    <w:p>
-      <w:pPr>
-        <w:spacing w:after="0" w:line="240" w:lineRule="auto"/>
-        <w:rPr>
-          <w:lang w:bidi="hi-IN"/>
-        </w:rPr>
-      </w:pPr>
-      <w:r>
-        <w:rPr>
-          <w:lang w:bidi="hi-IN"/>
-        </w:rPr>
-        <w:t>    x += a[i] * Mi * yi</w:t>
-      </w:r>
+        <w:t xml:space="preserve">for </w:t>
+      </w:r>
+      <w:proofErr w:type="spellStart"/>
+      <w:r>
+        <w:rPr>
+          <w:lang w:bidi="hi-IN"/>
+        </w:rPr>
+        <w:t>i</w:t>
+      </w:r>
+      <w:proofErr w:type="spellEnd"/>
+      <w:r>
+        <w:rPr>
+          <w:lang w:bidi="hi-IN"/>
+        </w:rPr>
+        <w:t xml:space="preserve"> in range(n):</w:t>
+      </w:r>
+    </w:p>
+    <w:p>
+      <w:pPr>
+        <w:spacing w:after="0" w:line="240" w:lineRule="auto"/>
+        <w:rPr>
+          <w:lang w:bidi="hi-IN"/>
+        </w:rPr>
+      </w:pPr>
+      <w:r>
+        <w:rPr>
+          <w:lang w:bidi="hi-IN"/>
+        </w:rPr>
+        <w:t>    Mi = M // m[</w:t>
+      </w:r>
+      <w:proofErr w:type="spellStart"/>
+      <w:r>
+        <w:rPr>
+          <w:lang w:bidi="hi-IN"/>
+        </w:rPr>
+        <w:t>i</w:t>
+      </w:r>
+      <w:proofErr w:type="spellEnd"/>
+      <w:r>
+        <w:rPr>
+          <w:lang w:bidi="hi-IN"/>
+        </w:rPr>
+        <w:t>]</w:t>
+      </w:r>
+    </w:p>
+    <w:p>
+      <w:pPr>
+        <w:spacing w:after="0" w:line="240" w:lineRule="auto"/>
+        <w:rPr>
+          <w:lang w:bidi="hi-IN"/>
+        </w:rPr>
+      </w:pPr>
+      <w:r>
+        <w:rPr>
+          <w:lang w:bidi="hi-IN"/>
+        </w:rPr>
+        <w:t xml:space="preserve">    </w:t>
+      </w:r>
+      <w:proofErr w:type="spellStart"/>
+      <w:r>
+        <w:rPr>
+          <w:lang w:bidi="hi-IN"/>
+        </w:rPr>
+        <w:t>yi</w:t>
+      </w:r>
+      <w:proofErr w:type="spellEnd"/>
+      <w:r>
+        <w:rPr>
+          <w:lang w:bidi="hi-IN"/>
+        </w:rPr>
+        <w:t xml:space="preserve"> = </w:t>
+      </w:r>
+      <w:proofErr w:type="spellStart"/>
+      <w:r>
+        <w:rPr>
+          <w:lang w:bidi="hi-IN"/>
+        </w:rPr>
+        <w:t>mod_</w:t>
+      </w:r>
+      <w:proofErr w:type="gramStart"/>
+      <w:r>
+        <w:rPr>
+          <w:lang w:bidi="hi-IN"/>
+        </w:rPr>
+        <w:t>inverse</w:t>
+      </w:r>
+      <w:proofErr w:type="spellEnd"/>
+      <w:r>
+        <w:rPr>
+          <w:lang w:bidi="hi-IN"/>
+        </w:rPr>
+        <w:t>(</w:t>
+      </w:r>
+      <w:proofErr w:type="gramEnd"/>
+      <w:r>
+        <w:rPr>
+          <w:lang w:bidi="hi-IN"/>
+        </w:rPr>
+        <w:t>Mi, m[</w:t>
+      </w:r>
+      <w:proofErr w:type="spellStart"/>
+      <w:r>
+        <w:rPr>
+          <w:lang w:bidi="hi-IN"/>
+        </w:rPr>
+        <w:t>i</w:t>
+      </w:r>
+      <w:proofErr w:type="spellEnd"/>
+      <w:r>
+        <w:rPr>
+          <w:lang w:bidi="hi-IN"/>
+        </w:rPr>
+        <w:t>])</w:t>
+      </w:r>
+    </w:p>
+    <w:p>
+      <w:pPr>
+        <w:spacing w:after="0" w:line="240" w:lineRule="auto"/>
+        <w:rPr>
+          <w:lang w:bidi="hi-IN"/>
+        </w:rPr>
+      </w:pPr>
+      <w:r>
+        <w:rPr>
+          <w:lang w:bidi="hi-IN"/>
+        </w:rPr>
+        <w:t>    x += a[</w:t>
+      </w:r>
+      <w:proofErr w:type="spellStart"/>
+      <w:r>
+        <w:rPr>
+          <w:lang w:bidi="hi-IN"/>
+        </w:rPr>
+        <w:t>i</w:t>
+      </w:r>
+      <w:proofErr w:type="spellEnd"/>
+      <w:r>
+        <w:rPr>
+          <w:lang w:bidi="hi-IN"/>
+        </w:rPr>
+        <w:t xml:space="preserve">] * Mi * </w:t>
+      </w:r>
+      <w:proofErr w:type="spellStart"/>
+      <w:r>
+        <w:rPr>
+          <w:lang w:bidi="hi-IN"/>
+        </w:rPr>
+        <w:t>yi</w:t>
+      </w:r>
+      <w:proofErr w:type="spellEnd"/>
     </w:p>
     <w:p>
       <w:pPr>
@@ -4269,25 +5359,41 @@
           <w:lang w:bidi="hi-IN"/>
         </w:rPr>
       </w:pPr>
-      <w:r>
-        <w:rPr>
-          <w:lang w:bidi="hi-IN"/>
-        </w:rPr>
-        <w:t>print("Solution x =", x)</w:t>
-      </w:r>
-    </w:p>
-    <w:p>
-      <w:pPr>
-        <w:spacing w:after="0" w:line="240" w:lineRule="auto"/>
-        <w:rPr>
-          <w:lang w:bidi="hi-IN"/>
-        </w:rPr>
-      </w:pPr>
-      <w:r>
-        <w:rPr>
-          <w:lang w:bidi="hi-IN"/>
-        </w:rPr>
-        <w:t>print("Modulo =", M)</w:t>
+      <w:proofErr w:type="gramStart"/>
+      <w:r>
+        <w:rPr>
+          <w:lang w:bidi="hi-IN"/>
+        </w:rPr>
+        <w:t>print(</w:t>
+      </w:r>
+      <w:proofErr w:type="gramEnd"/>
+      <w:r>
+        <w:rPr>
+          <w:lang w:bidi="hi-IN"/>
+        </w:rPr>
+        <w:t>"Solution x =", x)</w:t>
+      </w:r>
+    </w:p>
+    <w:p>
+      <w:pPr>
+        <w:spacing w:after="0" w:line="240" w:lineRule="auto"/>
+        <w:rPr>
+          <w:lang w:bidi="hi-IN"/>
+        </w:rPr>
+      </w:pPr>
+      <w:proofErr w:type="gramStart"/>
+      <w:r>
+        <w:rPr>
+          <w:lang w:bidi="hi-IN"/>
+        </w:rPr>
+        <w:t>print(</w:t>
+      </w:r>
+      <w:proofErr w:type="gramEnd"/>
+      <w:r>
+        <w:rPr>
+          <w:lang w:bidi="hi-IN"/>
+        </w:rPr>
+        <w:t>"Modulo =", M)</w:t>
       </w:r>
     </w:p>
     <w:p>
@@ -4308,9 +5414,15 @@
     <w:p>
       <w:pPr>
         <w:pStyle w:val="Heading1"/>
-      </w:pPr>
-      <w:bookmarkStart w:id="10" w:name="_Toc241255546"/>
-      <w:r>
+        <w:rPr>
+          <w:color w:val="auto"/>
+        </w:rPr>
+      </w:pPr>
+      <w:bookmarkStart w:id="10" w:name="_Toc241440359"/>
+      <w:r>
+        <w:rPr>
+          <w:color w:val="auto"/>
+        </w:rPr>
         <w:lastRenderedPageBreak/>
         <w:t>10. WAP in python to test relation properties: Reflexive, Symmetric, Anti-symmetric and Transitive for a given set and Relation.</w:t>
       </w:r>
@@ -4371,30 +5483,52 @@
         <w:rPr>
           <w:lang w:bidi="hi-IN"/>
         </w:rPr>
-        <w:t>reflexive = all((a, a) in R for a in A)</w:t>
-      </w:r>
-    </w:p>
-    <w:p>
-      <w:pPr>
-        <w:spacing w:after="0" w:line="240" w:lineRule="auto"/>
-        <w:rPr>
-          <w:lang w:bidi="hi-IN"/>
-        </w:rPr>
-      </w:pPr>
-    </w:p>
-    <w:p>
-      <w:pPr>
-        <w:spacing w:after="0" w:line="240" w:lineRule="auto"/>
-        <w:rPr>
-          <w:lang w:bidi="hi-IN"/>
-        </w:rPr>
-      </w:pPr>
-      <w:r>
-        <w:rPr>
-          <w:lang w:bidi="hi-IN"/>
-        </w:rPr>
-        <w:t>symmetric = all(</w:t>
-      </w:r>
+        <w:t xml:space="preserve">reflexive = </w:t>
+      </w:r>
+      <w:proofErr w:type="gramStart"/>
+      <w:r>
+        <w:rPr>
+          <w:lang w:bidi="hi-IN"/>
+        </w:rPr>
+        <w:t>all(</w:t>
+      </w:r>
+      <w:proofErr w:type="gramEnd"/>
+      <w:r>
+        <w:rPr>
+          <w:lang w:bidi="hi-IN"/>
+        </w:rPr>
+        <w:t>(a, a) in R for a in A)</w:t>
+      </w:r>
+    </w:p>
+    <w:p>
+      <w:pPr>
+        <w:spacing w:after="0" w:line="240" w:lineRule="auto"/>
+        <w:rPr>
+          <w:lang w:bidi="hi-IN"/>
+        </w:rPr>
+      </w:pPr>
+    </w:p>
+    <w:p>
+      <w:pPr>
+        <w:spacing w:after="0" w:line="240" w:lineRule="auto"/>
+        <w:rPr>
+          <w:lang w:bidi="hi-IN"/>
+        </w:rPr>
+      </w:pPr>
+      <w:r>
+        <w:rPr>
+          <w:lang w:bidi="hi-IN"/>
+        </w:rPr>
+        <w:t xml:space="preserve">symmetric = </w:t>
+      </w:r>
+      <w:proofErr w:type="gramStart"/>
+      <w:r>
+        <w:rPr>
+          <w:lang w:bidi="hi-IN"/>
+        </w:rPr>
+        <w:t>all(</w:t>
+      </w:r>
+      <w:proofErr w:type="gramEnd"/>
     </w:p>
     <w:p>
       <w:pPr>
@@ -4457,8 +5591,16 @@
         <w:rPr>
           <w:lang w:bidi="hi-IN"/>
         </w:rPr>
-        <w:t>antisymmetric = all(</w:t>
-      </w:r>
+        <w:t xml:space="preserve">antisymmetric = </w:t>
+      </w:r>
+      <w:proofErr w:type="gramStart"/>
+      <w:r>
+        <w:rPr>
+          <w:lang w:bidi="hi-IN"/>
+        </w:rPr>
+        <w:t>all(</w:t>
+      </w:r>
+      <w:proofErr w:type="gramEnd"/>
     </w:p>
     <w:p>
       <w:pPr>
@@ -4521,8 +5663,16 @@
         <w:rPr>
           <w:lang w:bidi="hi-IN"/>
         </w:rPr>
-        <w:t>transitive = all(</w:t>
-      </w:r>
+        <w:t xml:space="preserve">transitive = </w:t>
+      </w:r>
+      <w:proofErr w:type="gramStart"/>
+      <w:r>
+        <w:rPr>
+          <w:lang w:bidi="hi-IN"/>
+        </w:rPr>
+        <w:t>all(</w:t>
+      </w:r>
+      <w:proofErr w:type="gramEnd"/>
     </w:p>
     <w:p>
       <w:pPr>
@@ -4609,67 +5759,107 @@
           <w:lang w:bidi="hi-IN"/>
         </w:rPr>
       </w:pPr>
-      <w:r>
-        <w:rPr>
-          <w:lang w:bidi="hi-IN"/>
-        </w:rPr>
-        <w:t>print("Relation:", R)</w:t>
-      </w:r>
-    </w:p>
-    <w:p>
-      <w:pPr>
-        <w:spacing w:after="0" w:line="240" w:lineRule="auto"/>
-        <w:rPr>
-          <w:lang w:bidi="hi-IN"/>
-        </w:rPr>
-      </w:pPr>
-      <w:r>
-        <w:rPr>
-          <w:lang w:bidi="hi-IN"/>
-        </w:rPr>
-        <w:t>print("Reflexive:", reflexive)</w:t>
-      </w:r>
-    </w:p>
-    <w:p>
-      <w:pPr>
-        <w:spacing w:after="0" w:line="240" w:lineRule="auto"/>
-        <w:rPr>
-          <w:lang w:bidi="hi-IN"/>
-        </w:rPr>
-      </w:pPr>
-      <w:r>
-        <w:rPr>
-          <w:lang w:bidi="hi-IN"/>
-        </w:rPr>
-        <w:t>print("Symmetric:", symmetric)</w:t>
-      </w:r>
-    </w:p>
-    <w:p>
-      <w:pPr>
-        <w:spacing w:after="0" w:line="240" w:lineRule="auto"/>
-        <w:rPr>
-          <w:lang w:bidi="hi-IN"/>
-        </w:rPr>
-      </w:pPr>
-      <w:r>
-        <w:rPr>
-          <w:lang w:bidi="hi-IN"/>
-        </w:rPr>
-        <w:t>print("Anti-symmetric:", antisymmetric)</w:t>
-      </w:r>
-    </w:p>
-    <w:p>
-      <w:pPr>
-        <w:spacing w:after="0" w:line="240" w:lineRule="auto"/>
-        <w:rPr>
-          <w:lang w:bidi="hi-IN"/>
-        </w:rPr>
-      </w:pPr>
-      <w:r>
-        <w:rPr>
-          <w:lang w:bidi="hi-IN"/>
-        </w:rPr>
-        <w:t>print("Transitive:", transitive)</w:t>
+      <w:proofErr w:type="gramStart"/>
+      <w:r>
+        <w:rPr>
+          <w:lang w:bidi="hi-IN"/>
+        </w:rPr>
+        <w:t>print(</w:t>
+      </w:r>
+      <w:proofErr w:type="gramEnd"/>
+      <w:r>
+        <w:rPr>
+          <w:lang w:bidi="hi-IN"/>
+        </w:rPr>
+        <w:t>"Relation:", R)</w:t>
+      </w:r>
+    </w:p>
+    <w:p>
+      <w:pPr>
+        <w:spacing w:after="0" w:line="240" w:lineRule="auto"/>
+        <w:rPr>
+          <w:lang w:bidi="hi-IN"/>
+        </w:rPr>
+      </w:pPr>
+      <w:proofErr w:type="gramStart"/>
+      <w:r>
+        <w:rPr>
+          <w:lang w:bidi="hi-IN"/>
+        </w:rPr>
+        <w:t>print(</w:t>
+      </w:r>
+      <w:proofErr w:type="gramEnd"/>
+      <w:r>
+        <w:rPr>
+          <w:lang w:bidi="hi-IN"/>
+        </w:rPr>
+        <w:t>"Reflexive:", reflexive)</w:t>
+      </w:r>
+    </w:p>
+    <w:p>
+      <w:pPr>
+        <w:spacing w:after="0" w:line="240" w:lineRule="auto"/>
+        <w:rPr>
+          <w:lang w:bidi="hi-IN"/>
+        </w:rPr>
+      </w:pPr>
+      <w:proofErr w:type="gramStart"/>
+      <w:r>
+        <w:rPr>
+          <w:lang w:bidi="hi-IN"/>
+        </w:rPr>
+        <w:t>print(</w:t>
+      </w:r>
+      <w:proofErr w:type="gramEnd"/>
+      <w:r>
+        <w:rPr>
+          <w:lang w:bidi="hi-IN"/>
+        </w:rPr>
+        <w:t>"Symmetric:", symmetric)</w:t>
+      </w:r>
+    </w:p>
+    <w:p>
+      <w:pPr>
+        <w:spacing w:after="0" w:line="240" w:lineRule="auto"/>
+        <w:rPr>
+          <w:lang w:bidi="hi-IN"/>
+        </w:rPr>
+      </w:pPr>
+      <w:proofErr w:type="gramStart"/>
+      <w:r>
+        <w:rPr>
+          <w:lang w:bidi="hi-IN"/>
+        </w:rPr>
+        <w:t>print(</w:t>
+      </w:r>
+      <w:proofErr w:type="gramEnd"/>
+      <w:r>
+        <w:rPr>
+          <w:lang w:bidi="hi-IN"/>
+        </w:rPr>
+        <w:t>"Anti-symmetric:", antisymmetric)</w:t>
+      </w:r>
+    </w:p>
+    <w:p>
+      <w:pPr>
+        <w:spacing w:after="0" w:line="240" w:lineRule="auto"/>
+        <w:rPr>
+          <w:lang w:bidi="hi-IN"/>
+        </w:rPr>
+      </w:pPr>
+      <w:proofErr w:type="gramStart"/>
+      <w:r>
+        <w:rPr>
+          <w:lang w:bidi="hi-IN"/>
+        </w:rPr>
+        <w:t>print(</w:t>
+      </w:r>
+      <w:proofErr w:type="gramEnd"/>
+      <w:r>
+        <w:rPr>
+          <w:lang w:bidi="hi-IN"/>
+        </w:rPr>
+        <w:t>"Transitive:", transitive)</w:t>
       </w:r>
     </w:p>
     <w:p>
@@ -4817,9 +6007,15 @@
     <w:p>
       <w:pPr>
         <w:pStyle w:val="Heading1"/>
-      </w:pPr>
-      <w:bookmarkStart w:id="11" w:name="_Toc241255547"/>
-      <w:r>
+        <w:rPr>
+          <w:color w:val="auto"/>
+        </w:rPr>
+      </w:pPr>
+      <w:bookmarkStart w:id="11" w:name="_Toc241440360"/>
+      <w:r>
+        <w:rPr>
+          <w:color w:val="auto"/>
+        </w:rPr>
         <w:lastRenderedPageBreak/>
         <w:t>11. WAP in python to represent relation in matrix form for a given set and relation.</w:t>
       </w:r>
@@ -4876,33 +6072,55 @@
           <w:lang w:bidi="hi-IN"/>
         </w:rPr>
       </w:pPr>
-      <w:r>
-        <w:rPr>
-          <w:lang w:bidi="hi-IN"/>
-        </w:rPr>
-        <w:t>print("Relation Matrix:")</w:t>
-      </w:r>
-    </w:p>
-    <w:p>
-      <w:pPr>
-        <w:spacing w:after="0" w:line="240" w:lineRule="auto"/>
-        <w:rPr>
-          <w:lang w:bidi="hi-IN"/>
-        </w:rPr>
-      </w:pPr>
-    </w:p>
-    <w:p>
-      <w:pPr>
-        <w:spacing w:after="0" w:line="240" w:lineRule="auto"/>
-        <w:rPr>
-          <w:lang w:bidi="hi-IN"/>
-        </w:rPr>
-      </w:pPr>
-      <w:r>
-        <w:rPr>
-          <w:lang w:bidi="hi-IN"/>
-        </w:rPr>
-        <w:t>for i in A:</w:t>
+      <w:proofErr w:type="gramStart"/>
+      <w:r>
+        <w:rPr>
+          <w:lang w:bidi="hi-IN"/>
+        </w:rPr>
+        <w:t>print(</w:t>
+      </w:r>
+      <w:proofErr w:type="gramEnd"/>
+      <w:r>
+        <w:rPr>
+          <w:lang w:bidi="hi-IN"/>
+        </w:rPr>
+        <w:t>"Relation Matrix:")</w:t>
+      </w:r>
+    </w:p>
+    <w:p>
+      <w:pPr>
+        <w:spacing w:after="0" w:line="240" w:lineRule="auto"/>
+        <w:rPr>
+          <w:lang w:bidi="hi-IN"/>
+        </w:rPr>
+      </w:pPr>
+    </w:p>
+    <w:p>
+      <w:pPr>
+        <w:spacing w:after="0" w:line="240" w:lineRule="auto"/>
+        <w:rPr>
+          <w:lang w:bidi="hi-IN"/>
+        </w:rPr>
+      </w:pPr>
+      <w:r>
+        <w:rPr>
+          <w:lang w:bidi="hi-IN"/>
+        </w:rPr>
+        <w:t xml:space="preserve">for </w:t>
+      </w:r>
+      <w:proofErr w:type="spellStart"/>
+      <w:r>
+        <w:rPr>
+          <w:lang w:bidi="hi-IN"/>
+        </w:rPr>
+        <w:t>i</w:t>
+      </w:r>
+      <w:proofErr w:type="spellEnd"/>
+      <w:r>
+        <w:rPr>
+          <w:lang w:bidi="hi-IN"/>
+        </w:rPr>
+        <w:t xml:space="preserve"> in A:</w:t>
       </w:r>
     </w:p>
     <w:p>
@@ -4930,21 +6148,49 @@
         <w:rPr>
           <w:lang w:bidi="hi-IN"/>
         </w:rPr>
-        <w:t xml:space="preserve">        if (i, j) in R:</w:t>
-      </w:r>
-    </w:p>
-    <w:p>
-      <w:pPr>
-        <w:spacing w:after="0" w:line="240" w:lineRule="auto"/>
-        <w:rPr>
-          <w:lang w:bidi="hi-IN"/>
-        </w:rPr>
-      </w:pPr>
-      <w:r>
-        <w:rPr>
-          <w:lang w:bidi="hi-IN"/>
-        </w:rPr>
-        <w:t xml:space="preserve">            print(1, end=" ")</w:t>
+        <w:t xml:space="preserve">        if (</w:t>
+      </w:r>
+      <w:proofErr w:type="spellStart"/>
+      <w:r>
+        <w:rPr>
+          <w:lang w:bidi="hi-IN"/>
+        </w:rPr>
+        <w:t>i</w:t>
+      </w:r>
+      <w:proofErr w:type="spellEnd"/>
+      <w:r>
+        <w:rPr>
+          <w:lang w:bidi="hi-IN"/>
+        </w:rPr>
+        <w:t>, j) in R:</w:t>
+      </w:r>
+    </w:p>
+    <w:p>
+      <w:pPr>
+        <w:spacing w:after="0" w:line="240" w:lineRule="auto"/>
+        <w:rPr>
+          <w:lang w:bidi="hi-IN"/>
+        </w:rPr>
+      </w:pPr>
+      <w:r>
+        <w:rPr>
+          <w:lang w:bidi="hi-IN"/>
+        </w:rPr>
+        <w:t xml:space="preserve">            </w:t>
+      </w:r>
+      <w:proofErr w:type="gramStart"/>
+      <w:r>
+        <w:rPr>
+          <w:lang w:bidi="hi-IN"/>
+        </w:rPr>
+        <w:t>print(</w:t>
+      </w:r>
+      <w:proofErr w:type="gramEnd"/>
+      <w:r>
+        <w:rPr>
+          <w:lang w:bidi="hi-IN"/>
+        </w:rPr>
+        <w:t>1, end=" ")</w:t>
       </w:r>
     </w:p>
     <w:p>
@@ -4972,21 +6218,49 @@
         <w:rPr>
           <w:lang w:bidi="hi-IN"/>
         </w:rPr>
-        <w:t xml:space="preserve">            print(0, end=" ")</w:t>
-      </w:r>
-    </w:p>
-    <w:p>
-      <w:pPr>
-        <w:spacing w:after="0" w:line="240" w:lineRule="auto"/>
-        <w:rPr>
-          <w:lang w:bidi="hi-IN"/>
-        </w:rPr>
-      </w:pPr>
-      <w:r>
-        <w:rPr>
-          <w:lang w:bidi="hi-IN"/>
-        </w:rPr>
-        <w:t xml:space="preserve">    print()</w:t>
+        <w:t xml:space="preserve">            </w:t>
+      </w:r>
+      <w:proofErr w:type="gramStart"/>
+      <w:r>
+        <w:rPr>
+          <w:lang w:bidi="hi-IN"/>
+        </w:rPr>
+        <w:t>print(</w:t>
+      </w:r>
+      <w:proofErr w:type="gramEnd"/>
+      <w:r>
+        <w:rPr>
+          <w:lang w:bidi="hi-IN"/>
+        </w:rPr>
+        <w:t>0, end=" ")</w:t>
+      </w:r>
+    </w:p>
+    <w:p>
+      <w:pPr>
+        <w:spacing w:after="0" w:line="240" w:lineRule="auto"/>
+        <w:rPr>
+          <w:lang w:bidi="hi-IN"/>
+        </w:rPr>
+      </w:pPr>
+      <w:r>
+        <w:rPr>
+          <w:lang w:bidi="hi-IN"/>
+        </w:rPr>
+        <w:t xml:space="preserve">    </w:t>
+      </w:r>
+      <w:proofErr w:type="gramStart"/>
+      <w:r>
+        <w:rPr>
+          <w:lang w:bidi="hi-IN"/>
+        </w:rPr>
+        <w:t>print(</w:t>
+      </w:r>
+      <w:proofErr w:type="gramEnd"/>
+      <w:r>
+        <w:rPr>
+          <w:lang w:bidi="hi-IN"/>
+        </w:rPr>
+        <w:t>)</w:t>
       </w:r>
     </w:p>
     <w:p>
@@ -5134,14 +6408,17 @@
     <w:p>
       <w:pPr>
         <w:pStyle w:val="Heading1"/>
-      </w:pPr>
-      <w:bookmarkStart w:id="12" w:name="_Toc241255548"/>
-      <w:r>
+        <w:rPr>
+          <w:color w:val="auto"/>
+        </w:rPr>
+      </w:pPr>
+      <w:bookmarkStart w:id="12" w:name="_Toc241440361"/>
+      <w:r>
+        <w:rPr>
+          <w:color w:val="auto"/>
+        </w:rPr>
         <w:lastRenderedPageBreak/>
-        <w:t>12. WAP in python to represent relation in digraph form for a given set and relation</w:t>
-      </w:r>
-      <w:r>
-        <w:t>.</w:t>
+        <w:t>12. WAP in python to represent relation in digraph form for a given set and relation.</w:t>
       </w:r>
       <w:bookmarkEnd w:id="12"/>
     </w:p>
@@ -5164,22 +6441,68 @@
         <w:rPr>
           <w:lang w:bidi="hi-IN"/>
         </w:rPr>
-        <w:t>import networkx as nx</w:t>
-      </w:r>
-    </w:p>
-    <w:p>
-      <w:pPr>
-        <w:spacing w:after="0" w:line="240" w:lineRule="auto"/>
-        <w:rPr>
-          <w:lang w:bidi="hi-IN"/>
-        </w:rPr>
-      </w:pPr>
-      <w:r>
-        <w:rPr>
-          <w:lang w:bidi="hi-IN"/>
-        </w:rPr>
-        <w:t>import matplotlib.pyplot as plt</w:t>
-      </w:r>
+        <w:t xml:space="preserve">import </w:t>
+      </w:r>
+      <w:proofErr w:type="spellStart"/>
+      <w:r>
+        <w:rPr>
+          <w:lang w:bidi="hi-IN"/>
+        </w:rPr>
+        <w:t>networkx</w:t>
+      </w:r>
+      <w:proofErr w:type="spellEnd"/>
+      <w:r>
+        <w:rPr>
+          <w:lang w:bidi="hi-IN"/>
+        </w:rPr>
+        <w:t xml:space="preserve"> as </w:t>
+      </w:r>
+      <w:proofErr w:type="spellStart"/>
+      <w:r>
+        <w:rPr>
+          <w:lang w:bidi="hi-IN"/>
+        </w:rPr>
+        <w:t>nx</w:t>
+      </w:r>
+      <w:proofErr w:type="spellEnd"/>
+    </w:p>
+    <w:p>
+      <w:pPr>
+        <w:spacing w:after="0" w:line="240" w:lineRule="auto"/>
+        <w:rPr>
+          <w:lang w:bidi="hi-IN"/>
+        </w:rPr>
+      </w:pPr>
+      <w:r>
+        <w:rPr>
+          <w:lang w:bidi="hi-IN"/>
+        </w:rPr>
+        <w:t xml:space="preserve">import </w:t>
+      </w:r>
+      <w:proofErr w:type="spellStart"/>
+      <w:proofErr w:type="gramStart"/>
+      <w:r>
+        <w:rPr>
+          <w:lang w:bidi="hi-IN"/>
+        </w:rPr>
+        <w:t>matplotlib.pyplot</w:t>
+      </w:r>
+      <w:proofErr w:type="spellEnd"/>
+      <w:proofErr w:type="gramEnd"/>
+      <w:r>
+        <w:rPr>
+          <w:lang w:bidi="hi-IN"/>
+        </w:rPr>
+        <w:t xml:space="preserve"> as </w:t>
+      </w:r>
+      <w:proofErr w:type="spellStart"/>
+      <w:r>
+        <w:rPr>
+          <w:lang w:bidi="hi-IN"/>
+        </w:rPr>
+        <w:t>plt</w:t>
+      </w:r>
+      <w:proofErr w:type="spellEnd"/>
     </w:p>
     <w:p>
       <w:pPr>
@@ -5244,65 +6567,107 @@
         <w:rPr>
           <w:lang w:bidi="hi-IN"/>
         </w:rPr>
-        <w:t>G = nx.DiGraph()</w:t>
-      </w:r>
-    </w:p>
-    <w:p>
-      <w:pPr>
-        <w:spacing w:after="0" w:line="240" w:lineRule="auto"/>
-        <w:rPr>
-          <w:lang w:bidi="hi-IN"/>
-        </w:rPr>
-      </w:pPr>
-    </w:p>
-    <w:p>
-      <w:pPr>
-        <w:spacing w:after="0" w:line="240" w:lineRule="auto"/>
-        <w:rPr>
-          <w:lang w:bidi="hi-IN"/>
-        </w:rPr>
-      </w:pPr>
-      <w:r>
-        <w:rPr>
-          <w:lang w:bidi="hi-IN"/>
-        </w:rPr>
-        <w:t>G.add_nodes_from(A)</w:t>
-      </w:r>
-    </w:p>
-    <w:p>
-      <w:pPr>
-        <w:spacing w:after="0" w:line="240" w:lineRule="auto"/>
-        <w:rPr>
-          <w:lang w:bidi="hi-IN"/>
-        </w:rPr>
-      </w:pPr>
-      <w:r>
-        <w:rPr>
-          <w:lang w:bidi="hi-IN"/>
-        </w:rPr>
-        <w:t>G.add_edges_from(R)</w:t>
-      </w:r>
-    </w:p>
-    <w:p>
-      <w:pPr>
-        <w:spacing w:after="0" w:line="240" w:lineRule="auto"/>
-        <w:rPr>
-          <w:lang w:bidi="hi-IN"/>
-        </w:rPr>
-      </w:pPr>
-    </w:p>
-    <w:p>
-      <w:pPr>
-        <w:spacing w:after="0" w:line="240" w:lineRule="auto"/>
-        <w:rPr>
-          <w:lang w:bidi="hi-IN"/>
-        </w:rPr>
-      </w:pPr>
-      <w:r>
-        <w:rPr>
-          <w:lang w:bidi="hi-IN"/>
-        </w:rPr>
-        <w:t>nx.draw(</w:t>
+        <w:t xml:space="preserve">G = </w:t>
+      </w:r>
+      <w:proofErr w:type="spellStart"/>
+      <w:proofErr w:type="gramStart"/>
+      <w:r>
+        <w:rPr>
+          <w:lang w:bidi="hi-IN"/>
+        </w:rPr>
+        <w:t>nx.DiGraph</w:t>
+      </w:r>
+      <w:proofErr w:type="spellEnd"/>
+      <w:proofErr w:type="gramEnd"/>
+      <w:r>
+        <w:rPr>
+          <w:lang w:bidi="hi-IN"/>
+        </w:rPr>
+        <w:t>()</w:t>
+      </w:r>
+    </w:p>
+    <w:p>
+      <w:pPr>
+        <w:spacing w:after="0" w:line="240" w:lineRule="auto"/>
+        <w:rPr>
+          <w:lang w:bidi="hi-IN"/>
+        </w:rPr>
+      </w:pPr>
+    </w:p>
+    <w:p>
+      <w:pPr>
+        <w:spacing w:after="0" w:line="240" w:lineRule="auto"/>
+        <w:rPr>
+          <w:lang w:bidi="hi-IN"/>
+        </w:rPr>
+      </w:pPr>
+      <w:proofErr w:type="spellStart"/>
+      <w:r>
+        <w:rPr>
+          <w:lang w:bidi="hi-IN"/>
+        </w:rPr>
+        <w:t>G.add_nodes_from</w:t>
+      </w:r>
+      <w:proofErr w:type="spellEnd"/>
+      <w:r>
+        <w:rPr>
+          <w:lang w:bidi="hi-IN"/>
+        </w:rPr>
+        <w:t>(A)</w:t>
+      </w:r>
+    </w:p>
+    <w:p>
+      <w:pPr>
+        <w:spacing w:after="0" w:line="240" w:lineRule="auto"/>
+        <w:rPr>
+          <w:lang w:bidi="hi-IN"/>
+        </w:rPr>
+      </w:pPr>
+      <w:proofErr w:type="spellStart"/>
+      <w:r>
+        <w:rPr>
+          <w:lang w:bidi="hi-IN"/>
+        </w:rPr>
+        <w:t>G.add_edges_from</w:t>
+      </w:r>
+      <w:proofErr w:type="spellEnd"/>
+      <w:r>
+        <w:rPr>
+          <w:lang w:bidi="hi-IN"/>
+        </w:rPr>
+        <w:t>(R)</w:t>
+      </w:r>
+    </w:p>
+    <w:p>
+      <w:pPr>
+        <w:spacing w:after="0" w:line="240" w:lineRule="auto"/>
+        <w:rPr>
+          <w:lang w:bidi="hi-IN"/>
+        </w:rPr>
+      </w:pPr>
+    </w:p>
+    <w:p>
+      <w:pPr>
+        <w:spacing w:after="0" w:line="240" w:lineRule="auto"/>
+        <w:rPr>
+          <w:lang w:bidi="hi-IN"/>
+        </w:rPr>
+      </w:pPr>
+      <w:proofErr w:type="spellStart"/>
+      <w:proofErr w:type="gramStart"/>
+      <w:r>
+        <w:rPr>
+          <w:lang w:bidi="hi-IN"/>
+        </w:rPr>
+        <w:t>nx.draw</w:t>
+      </w:r>
+      <w:proofErr w:type="spellEnd"/>
+      <w:proofErr w:type="gramEnd"/>
+      <w:r>
+        <w:rPr>
+          <w:lang w:bidi="hi-IN"/>
+        </w:rPr>
+        <w:t>(</w:t>
       </w:r>
     </w:p>
     <w:p>
@@ -5330,21 +6695,49 @@
         <w:rPr>
           <w:lang w:bidi="hi-IN"/>
         </w:rPr>
-        <w:t xml:space="preserve">    with_labels=True,</w:t>
-      </w:r>
-    </w:p>
-    <w:p>
-      <w:pPr>
-        <w:spacing w:after="0" w:line="240" w:lineRule="auto"/>
-        <w:rPr>
-          <w:lang w:bidi="hi-IN"/>
-        </w:rPr>
-      </w:pPr>
-      <w:r>
-        <w:rPr>
-          <w:lang w:bidi="hi-IN"/>
-        </w:rPr>
-        <w:t xml:space="preserve">    node_size=2000,</w:t>
+        <w:t xml:space="preserve">    </w:t>
+      </w:r>
+      <w:proofErr w:type="spellStart"/>
+      <w:r>
+        <w:rPr>
+          <w:lang w:bidi="hi-IN"/>
+        </w:rPr>
+        <w:t>with_labels</w:t>
+      </w:r>
+      <w:proofErr w:type="spellEnd"/>
+      <w:r>
+        <w:rPr>
+          <w:lang w:bidi="hi-IN"/>
+        </w:rPr>
+        <w:t>=True,</w:t>
+      </w:r>
+    </w:p>
+    <w:p>
+      <w:pPr>
+        <w:spacing w:after="0" w:line="240" w:lineRule="auto"/>
+        <w:rPr>
+          <w:lang w:bidi="hi-IN"/>
+        </w:rPr>
+      </w:pPr>
+      <w:r>
+        <w:rPr>
+          <w:lang w:bidi="hi-IN"/>
+        </w:rPr>
+        <w:t xml:space="preserve">    </w:t>
+      </w:r>
+      <w:proofErr w:type="spellStart"/>
+      <w:r>
+        <w:rPr>
+          <w:lang w:bidi="hi-IN"/>
+        </w:rPr>
+        <w:t>node_size</w:t>
+      </w:r>
+      <w:proofErr w:type="spellEnd"/>
+      <w:r>
+        <w:rPr>
+          <w:lang w:bidi="hi-IN"/>
+        </w:rPr>
+        <w:t>=2000,</w:t>
       </w:r>
     </w:p>
     <w:p>
@@ -5390,11 +6783,21 @@
           <w:lang w:bidi="hi-IN"/>
         </w:rPr>
       </w:pPr>
-      <w:r>
-        <w:rPr>
-          <w:lang w:bidi="hi-IN"/>
-        </w:rPr>
-        <w:t>plt.title("Digraph of Relation")</w:t>
+      <w:proofErr w:type="spellStart"/>
+      <w:proofErr w:type="gramStart"/>
+      <w:r>
+        <w:rPr>
+          <w:lang w:bidi="hi-IN"/>
+        </w:rPr>
+        <w:t>plt.title</w:t>
+      </w:r>
+      <w:proofErr w:type="spellEnd"/>
+      <w:proofErr w:type="gramEnd"/>
+      <w:r>
+        <w:rPr>
+          <w:lang w:bidi="hi-IN"/>
+        </w:rPr>
+        <w:t>("Digraph of Relation")</w:t>
       </w:r>
     </w:p>
     <w:p>
@@ -5465,11 +6868,21 @@
           </wp:anchor>
         </w:drawing>
       </w:r>
-      <w:r>
-        <w:rPr>
-          <w:lang w:bidi="hi-IN"/>
-        </w:rPr>
-        <w:t>plt.show()</w:t>
+      <w:proofErr w:type="spellStart"/>
+      <w:proofErr w:type="gramStart"/>
+      <w:r>
+        <w:rPr>
+          <w:lang w:bidi="hi-IN"/>
+        </w:rPr>
+        <w:t>plt.show</w:t>
+      </w:r>
+      <w:proofErr w:type="spellEnd"/>
+      <w:proofErr w:type="gramEnd"/>
+      <w:r>
+        <w:rPr>
+          <w:lang w:bidi="hi-IN"/>
+        </w:rPr>
+        <w:t>()</w:t>
       </w:r>
     </w:p>
     <w:p>
@@ -5490,9 +6903,15 @@
     <w:p>
       <w:pPr>
         <w:pStyle w:val="Heading1"/>
-      </w:pPr>
-      <w:bookmarkStart w:id="13" w:name="_Toc241255549"/>
-      <w:r>
+        <w:rPr>
+          <w:color w:val="auto"/>
+        </w:rPr>
+      </w:pPr>
+      <w:bookmarkStart w:id="13" w:name="_Toc241440362"/>
+      <w:r>
+        <w:rPr>
+          <w:color w:val="auto"/>
+        </w:rPr>
         <w:lastRenderedPageBreak/>
         <w:t>13. WAP in python to determine whether the given relation is equivalence relation or not.</w:t>
       </w:r>
@@ -5595,30 +7014,52 @@
         <w:rPr>
           <w:lang w:bidi="hi-IN"/>
         </w:rPr>
-        <w:t>reflexive = all((a, a) in R for a in A)</w:t>
-      </w:r>
-    </w:p>
-    <w:p>
-      <w:pPr>
-        <w:spacing w:after="0" w:line="240" w:lineRule="auto"/>
-        <w:rPr>
-          <w:lang w:bidi="hi-IN"/>
-        </w:rPr>
-      </w:pPr>
-    </w:p>
-    <w:p>
-      <w:pPr>
-        <w:spacing w:after="0" w:line="240" w:lineRule="auto"/>
-        <w:rPr>
-          <w:lang w:bidi="hi-IN"/>
-        </w:rPr>
-      </w:pPr>
-      <w:r>
-        <w:rPr>
-          <w:lang w:bidi="hi-IN"/>
-        </w:rPr>
-        <w:t>symmetric = all(</w:t>
-      </w:r>
+        <w:t xml:space="preserve">reflexive = </w:t>
+      </w:r>
+      <w:proofErr w:type="gramStart"/>
+      <w:r>
+        <w:rPr>
+          <w:lang w:bidi="hi-IN"/>
+        </w:rPr>
+        <w:t>all(</w:t>
+      </w:r>
+      <w:proofErr w:type="gramEnd"/>
+      <w:r>
+        <w:rPr>
+          <w:lang w:bidi="hi-IN"/>
+        </w:rPr>
+        <w:t>(a, a) in R for a in A)</w:t>
+      </w:r>
+    </w:p>
+    <w:p>
+      <w:pPr>
+        <w:spacing w:after="0" w:line="240" w:lineRule="auto"/>
+        <w:rPr>
+          <w:lang w:bidi="hi-IN"/>
+        </w:rPr>
+      </w:pPr>
+    </w:p>
+    <w:p>
+      <w:pPr>
+        <w:spacing w:after="0" w:line="240" w:lineRule="auto"/>
+        <w:rPr>
+          <w:lang w:bidi="hi-IN"/>
+        </w:rPr>
+      </w:pPr>
+      <w:r>
+        <w:rPr>
+          <w:lang w:bidi="hi-IN"/>
+        </w:rPr>
+        <w:t xml:space="preserve">symmetric = </w:t>
+      </w:r>
+      <w:proofErr w:type="gramStart"/>
+      <w:r>
+        <w:rPr>
+          <w:lang w:bidi="hi-IN"/>
+        </w:rPr>
+        <w:t>all(</w:t>
+      </w:r>
+      <w:proofErr w:type="gramEnd"/>
     </w:p>
     <w:p>
       <w:pPr>
@@ -5681,8 +7122,16 @@
         <w:rPr>
           <w:lang w:bidi="hi-IN"/>
         </w:rPr>
-        <w:t>transitive = all(</w:t>
-      </w:r>
+        <w:t xml:space="preserve">transitive = </w:t>
+      </w:r>
+      <w:proofErr w:type="gramStart"/>
+      <w:r>
+        <w:rPr>
+          <w:lang w:bidi="hi-IN"/>
+        </w:rPr>
+        <w:t>all(</w:t>
+      </w:r>
+      <w:proofErr w:type="gramEnd"/>
     </w:p>
     <w:p>
       <w:pPr>
@@ -5787,7 +7236,21 @@
         <w:rPr>
           <w:lang w:bidi="hi-IN"/>
         </w:rPr>
-        <w:t xml:space="preserve">    print("The relation is an Equivalence Relation.")</w:t>
+        <w:t xml:space="preserve">    </w:t>
+      </w:r>
+      <w:proofErr w:type="gramStart"/>
+      <w:r>
+        <w:rPr>
+          <w:lang w:bidi="hi-IN"/>
+        </w:rPr>
+        <w:t>print(</w:t>
+      </w:r>
+      <w:proofErr w:type="gramEnd"/>
+      <w:r>
+        <w:rPr>
+          <w:lang w:bidi="hi-IN"/>
+        </w:rPr>
+        <w:t>"The relation is an Equivalence Relation.")</w:t>
       </w:r>
     </w:p>
     <w:p>
@@ -5815,7 +7278,21 @@
         <w:rPr>
           <w:lang w:bidi="hi-IN"/>
         </w:rPr>
-        <w:t xml:space="preserve">    print("The relation is NOT an Equivalence Relation.")</w:t>
+        <w:t xml:space="preserve">    </w:t>
+      </w:r>
+      <w:proofErr w:type="gramStart"/>
+      <w:r>
+        <w:rPr>
+          <w:lang w:bidi="hi-IN"/>
+        </w:rPr>
+        <w:t>print(</w:t>
+      </w:r>
+      <w:proofErr w:type="gramEnd"/>
+      <w:r>
+        <w:rPr>
+          <w:lang w:bidi="hi-IN"/>
+        </w:rPr>
+        <w:t>"The relation is NOT an Equivalence Relation.")</w:t>
       </w:r>
     </w:p>
     <w:p>
@@ -5891,9 +7368,15 @@
     <w:p>
       <w:pPr>
         <w:pStyle w:val="Heading1"/>
-      </w:pPr>
-      <w:bookmarkStart w:id="14" w:name="_Toc241255550"/>
-      <w:r>
+        <w:rPr>
+          <w:color w:val="auto"/>
+        </w:rPr>
+      </w:pPr>
+      <w:bookmarkStart w:id="14" w:name="_Toc241440363"/>
+      <w:r>
+        <w:rPr>
+          <w:color w:val="auto"/>
+        </w:rPr>
         <w:lastRenderedPageBreak/>
         <w:t>14. WAP in python to determine whether the given relation is partial order relation or not.</w:t>
       </w:r>
@@ -5968,30 +7451,52 @@
         <w:rPr>
           <w:lang w:bidi="hi-IN"/>
         </w:rPr>
-        <w:t>reflexive = all((a, a) in R for a in A)</w:t>
-      </w:r>
-    </w:p>
-    <w:p>
-      <w:pPr>
-        <w:spacing w:after="0" w:line="240" w:lineRule="auto"/>
-        <w:rPr>
-          <w:lang w:bidi="hi-IN"/>
-        </w:rPr>
-      </w:pPr>
-    </w:p>
-    <w:p>
-      <w:pPr>
-        <w:spacing w:after="0" w:line="240" w:lineRule="auto"/>
-        <w:rPr>
-          <w:lang w:bidi="hi-IN"/>
-        </w:rPr>
-      </w:pPr>
-      <w:r>
-        <w:rPr>
-          <w:lang w:bidi="hi-IN"/>
-        </w:rPr>
-        <w:t>antisymmetric = all(</w:t>
-      </w:r>
+        <w:t xml:space="preserve">reflexive = </w:t>
+      </w:r>
+      <w:proofErr w:type="gramStart"/>
+      <w:r>
+        <w:rPr>
+          <w:lang w:bidi="hi-IN"/>
+        </w:rPr>
+        <w:t>all(</w:t>
+      </w:r>
+      <w:proofErr w:type="gramEnd"/>
+      <w:r>
+        <w:rPr>
+          <w:lang w:bidi="hi-IN"/>
+        </w:rPr>
+        <w:t>(a, a) in R for a in A)</w:t>
+      </w:r>
+    </w:p>
+    <w:p>
+      <w:pPr>
+        <w:spacing w:after="0" w:line="240" w:lineRule="auto"/>
+        <w:rPr>
+          <w:lang w:bidi="hi-IN"/>
+        </w:rPr>
+      </w:pPr>
+    </w:p>
+    <w:p>
+      <w:pPr>
+        <w:spacing w:after="0" w:line="240" w:lineRule="auto"/>
+        <w:rPr>
+          <w:lang w:bidi="hi-IN"/>
+        </w:rPr>
+      </w:pPr>
+      <w:r>
+        <w:rPr>
+          <w:lang w:bidi="hi-IN"/>
+        </w:rPr>
+        <w:t xml:space="preserve">antisymmetric = </w:t>
+      </w:r>
+      <w:proofErr w:type="gramStart"/>
+      <w:r>
+        <w:rPr>
+          <w:lang w:bidi="hi-IN"/>
+        </w:rPr>
+        <w:t>all(</w:t>
+      </w:r>
+      <w:proofErr w:type="gramEnd"/>
     </w:p>
     <w:p>
       <w:pPr>
@@ -6054,8 +7559,16 @@
         <w:rPr>
           <w:lang w:bidi="hi-IN"/>
         </w:rPr>
-        <w:t>transitive = all(</w:t>
-      </w:r>
+        <w:t xml:space="preserve">transitive = </w:t>
+      </w:r>
+      <w:proofErr w:type="gramStart"/>
+      <w:r>
+        <w:rPr>
+          <w:lang w:bidi="hi-IN"/>
+        </w:rPr>
+        <w:t>all(</w:t>
+      </w:r>
+      <w:proofErr w:type="gramEnd"/>
     </w:p>
     <w:p>
       <w:pPr>
@@ -6160,7 +7673,21 @@
         <w:rPr>
           <w:lang w:bidi="hi-IN"/>
         </w:rPr>
-        <w:t xml:space="preserve">    print("The relation is a Partial Order Relation.")</w:t>
+        <w:t xml:space="preserve">    </w:t>
+      </w:r>
+      <w:proofErr w:type="gramStart"/>
+      <w:r>
+        <w:rPr>
+          <w:lang w:bidi="hi-IN"/>
+        </w:rPr>
+        <w:t>print(</w:t>
+      </w:r>
+      <w:proofErr w:type="gramEnd"/>
+      <w:r>
+        <w:rPr>
+          <w:lang w:bidi="hi-IN"/>
+        </w:rPr>
+        <w:t>"The relation is a Partial Order Relation.")</w:t>
       </w:r>
     </w:p>
     <w:p>
@@ -6188,7 +7715,21 @@
         <w:rPr>
           <w:lang w:bidi="hi-IN"/>
         </w:rPr>
-        <w:t xml:space="preserve">    print("The relation is NOT a Partial Order Relation.")</w:t>
+        <w:t xml:space="preserve">    </w:t>
+      </w:r>
+      <w:proofErr w:type="gramStart"/>
+      <w:r>
+        <w:rPr>
+          <w:lang w:bidi="hi-IN"/>
+        </w:rPr>
+        <w:t>print(</w:t>
+      </w:r>
+      <w:proofErr w:type="gramEnd"/>
+      <w:r>
+        <w:rPr>
+          <w:lang w:bidi="hi-IN"/>
+        </w:rPr>
+        <w:t>"The relation is NOT a Partial Order Relation.")</w:t>
       </w:r>
     </w:p>
     <w:p>
@@ -6304,9 +7845,15 @@
     <w:p>
       <w:pPr>
         <w:pStyle w:val="Heading1"/>
-      </w:pPr>
-      <w:bookmarkStart w:id="15" w:name="_Toc241255551"/>
-      <w:r>
+        <w:rPr>
+          <w:color w:val="auto"/>
+        </w:rPr>
+      </w:pPr>
+      <w:bookmarkStart w:id="15" w:name="_Toc241440364"/>
+      <w:r>
+        <w:rPr>
+          <w:color w:val="auto"/>
+        </w:rPr>
         <w:lastRenderedPageBreak/>
         <w:t>15. WAP in python to find the factorial of an input number using recursion.</w:t>
       </w:r>
@@ -6365,59 +7912,95 @@
         <w:rPr>
           <w:lang w:bidi="hi-IN"/>
         </w:rPr>
-        <w:t xml:space="preserve">    return n * factorial(n - 1)</w:t>
-      </w:r>
-    </w:p>
-    <w:p>
-      <w:pPr>
-        <w:spacing w:after="0" w:line="240" w:lineRule="auto"/>
-        <w:rPr>
-          <w:lang w:bidi="hi-IN"/>
-        </w:rPr>
-      </w:pPr>
-    </w:p>
-    <w:p>
-      <w:pPr>
-        <w:spacing w:after="0" w:line="240" w:lineRule="auto"/>
-        <w:rPr>
-          <w:lang w:bidi="hi-IN"/>
-        </w:rPr>
-      </w:pPr>
-    </w:p>
-    <w:p>
-      <w:pPr>
-        <w:spacing w:after="0" w:line="240" w:lineRule="auto"/>
-        <w:rPr>
-          <w:lang w:bidi="hi-IN"/>
-        </w:rPr>
-      </w:pPr>
-      <w:r>
-        <w:rPr>
-          <w:lang w:bidi="hi-IN"/>
-        </w:rPr>
-        <w:t>n = int(input("Enter a number: "))</w:t>
-      </w:r>
-    </w:p>
-    <w:p>
-      <w:pPr>
-        <w:spacing w:after="0" w:line="240" w:lineRule="auto"/>
-        <w:rPr>
-          <w:lang w:bidi="hi-IN"/>
-        </w:rPr>
-      </w:pPr>
-    </w:p>
-    <w:p>
-      <w:pPr>
-        <w:spacing w:after="0" w:line="240" w:lineRule="auto"/>
-        <w:rPr>
-          <w:lang w:bidi="hi-IN"/>
-        </w:rPr>
-      </w:pPr>
-      <w:r>
-        <w:rPr>
-          <w:lang w:bidi="hi-IN"/>
-        </w:rPr>
-        <w:t>print("Factorial =", factorial(n))</w:t>
+        <w:t xml:space="preserve">    return n * </w:t>
+      </w:r>
+      <w:proofErr w:type="gramStart"/>
+      <w:r>
+        <w:rPr>
+          <w:lang w:bidi="hi-IN"/>
+        </w:rPr>
+        <w:t>factorial(</w:t>
+      </w:r>
+      <w:proofErr w:type="gramEnd"/>
+      <w:r>
+        <w:rPr>
+          <w:lang w:bidi="hi-IN"/>
+        </w:rPr>
+        <w:t>n - 1)</w:t>
+      </w:r>
+    </w:p>
+    <w:p>
+      <w:pPr>
+        <w:spacing w:after="0" w:line="240" w:lineRule="auto"/>
+        <w:rPr>
+          <w:lang w:bidi="hi-IN"/>
+        </w:rPr>
+      </w:pPr>
+    </w:p>
+    <w:p>
+      <w:pPr>
+        <w:spacing w:after="0" w:line="240" w:lineRule="auto"/>
+        <w:rPr>
+          <w:lang w:bidi="hi-IN"/>
+        </w:rPr>
+      </w:pPr>
+    </w:p>
+    <w:p>
+      <w:pPr>
+        <w:spacing w:after="0" w:line="240" w:lineRule="auto"/>
+        <w:rPr>
+          <w:lang w:bidi="hi-IN"/>
+        </w:rPr>
+      </w:pPr>
+      <w:r>
+        <w:rPr>
+          <w:lang w:bidi="hi-IN"/>
+        </w:rPr>
+        <w:t xml:space="preserve">n = </w:t>
+      </w:r>
+      <w:proofErr w:type="gramStart"/>
+      <w:r>
+        <w:rPr>
+          <w:lang w:bidi="hi-IN"/>
+        </w:rPr>
+        <w:t>int(input(</w:t>
+      </w:r>
+      <w:proofErr w:type="gramEnd"/>
+      <w:r>
+        <w:rPr>
+          <w:lang w:bidi="hi-IN"/>
+        </w:rPr>
+        <w:t>"Enter a number: "))</w:t>
+      </w:r>
+    </w:p>
+    <w:p>
+      <w:pPr>
+        <w:spacing w:after="0" w:line="240" w:lineRule="auto"/>
+        <w:rPr>
+          <w:lang w:bidi="hi-IN"/>
+        </w:rPr>
+      </w:pPr>
+    </w:p>
+    <w:p>
+      <w:pPr>
+        <w:spacing w:after="0" w:line="240" w:lineRule="auto"/>
+        <w:rPr>
+          <w:lang w:bidi="hi-IN"/>
+        </w:rPr>
+      </w:pPr>
+      <w:proofErr w:type="gramStart"/>
+      <w:r>
+        <w:rPr>
+          <w:lang w:bidi="hi-IN"/>
+        </w:rPr>
+        <w:t>print(</w:t>
+      </w:r>
+      <w:proofErr w:type="gramEnd"/>
+      <w:r>
+        <w:rPr>
+          <w:lang w:bidi="hi-IN"/>
+        </w:rPr>
+        <w:t>"Factorial =", factorial(n))</w:t>
       </w:r>
     </w:p>
     <w:p>
@@ -6542,9 +8125,15 @@
     <w:p>
       <w:pPr>
         <w:pStyle w:val="Heading1"/>
-      </w:pPr>
-      <w:bookmarkStart w:id="16" w:name="_Toc241255552"/>
-      <w:r>
+        <w:rPr>
+          <w:color w:val="auto"/>
+        </w:rPr>
+      </w:pPr>
+      <w:bookmarkStart w:id="16" w:name="_Toc241440365"/>
+      <w:r>
+        <w:rPr>
+          <w:color w:val="auto"/>
+        </w:rPr>
         <w:t>16. WAP in python to find the nth term of Fibonacci sequence using recursion.</w:t>
       </w:r>
       <w:bookmarkEnd w:id="16"/>
@@ -6568,7 +8157,21 @@
         <w:rPr>
           <w:lang w:bidi="hi-IN"/>
         </w:rPr>
-        <w:t>def fibonacci(n):</w:t>
+        <w:t xml:space="preserve">def </w:t>
+      </w:r>
+      <w:proofErr w:type="spellStart"/>
+      <w:r>
+        <w:rPr>
+          <w:lang w:bidi="hi-IN"/>
+        </w:rPr>
+        <w:t>fibonacci</w:t>
+      </w:r>
+      <w:proofErr w:type="spellEnd"/>
+      <w:r>
+        <w:rPr>
+          <w:lang w:bidi="hi-IN"/>
+        </w:rPr>
+        <w:t>(n):</w:t>
       </w:r>
     </w:p>
     <w:p>
@@ -6610,7 +8213,21 @@
         <w:rPr>
           <w:lang w:bidi="hi-IN"/>
         </w:rPr>
-        <w:t xml:space="preserve">    elif n == 1:</w:t>
+        <w:t xml:space="preserve">    </w:t>
+      </w:r>
+      <w:proofErr w:type="spellStart"/>
+      <w:r>
+        <w:rPr>
+          <w:lang w:bidi="hi-IN"/>
+        </w:rPr>
+        <w:t>elif</w:t>
+      </w:r>
+      <w:proofErr w:type="spellEnd"/>
+      <w:r>
+        <w:rPr>
+          <w:lang w:bidi="hi-IN"/>
+        </w:rPr>
+        <w:t xml:space="preserve"> n == 1:</w:t>
       </w:r>
     </w:p>
     <w:p>
@@ -6652,59 +8269,139 @@
         <w:rPr>
           <w:lang w:bidi="hi-IN"/>
         </w:rPr>
-        <w:t xml:space="preserve">        return fibonacci(n - 1) + fibonacci(n - 2)</w:t>
-      </w:r>
-    </w:p>
-    <w:p>
-      <w:pPr>
-        <w:spacing w:after="0" w:line="240" w:lineRule="auto"/>
-        <w:rPr>
-          <w:lang w:bidi="hi-IN"/>
-        </w:rPr>
-      </w:pPr>
-    </w:p>
-    <w:p>
-      <w:pPr>
-        <w:spacing w:after="0" w:line="240" w:lineRule="auto"/>
-        <w:rPr>
-          <w:lang w:bidi="hi-IN"/>
-        </w:rPr>
-      </w:pPr>
-    </w:p>
-    <w:p>
-      <w:pPr>
-        <w:spacing w:after="0" w:line="240" w:lineRule="auto"/>
-        <w:rPr>
-          <w:lang w:bidi="hi-IN"/>
-        </w:rPr>
-      </w:pPr>
-      <w:r>
-        <w:rPr>
-          <w:lang w:bidi="hi-IN"/>
-        </w:rPr>
-        <w:t>n = int(input("Enter n: "))</w:t>
-      </w:r>
-    </w:p>
-    <w:p>
-      <w:pPr>
-        <w:spacing w:after="0" w:line="240" w:lineRule="auto"/>
-        <w:rPr>
-          <w:lang w:bidi="hi-IN"/>
-        </w:rPr>
-      </w:pPr>
-    </w:p>
-    <w:p>
-      <w:pPr>
-        <w:spacing w:after="0" w:line="240" w:lineRule="auto"/>
-        <w:rPr>
-          <w:lang w:bidi="hi-IN"/>
-        </w:rPr>
-      </w:pPr>
-      <w:r>
-        <w:rPr>
-          <w:lang w:bidi="hi-IN"/>
-        </w:rPr>
-        <w:t>print("Fibonacci term =", fibonacci(n))</w:t>
+        <w:t xml:space="preserve">        return </w:t>
+      </w:r>
+      <w:proofErr w:type="spellStart"/>
+      <w:proofErr w:type="gramStart"/>
+      <w:r>
+        <w:rPr>
+          <w:lang w:bidi="hi-IN"/>
+        </w:rPr>
+        <w:t>fibonacci</w:t>
+      </w:r>
+      <w:proofErr w:type="spellEnd"/>
+      <w:r>
+        <w:rPr>
+          <w:lang w:bidi="hi-IN"/>
+        </w:rPr>
+        <w:t>(</w:t>
+      </w:r>
+      <w:proofErr w:type="gramEnd"/>
+      <w:r>
+        <w:rPr>
+          <w:lang w:bidi="hi-IN"/>
+        </w:rPr>
+        <w:t xml:space="preserve">n - 1) + </w:t>
+      </w:r>
+      <w:proofErr w:type="spellStart"/>
+      <w:proofErr w:type="gramStart"/>
+      <w:r>
+        <w:rPr>
+          <w:lang w:bidi="hi-IN"/>
+        </w:rPr>
+        <w:t>fibonacci</w:t>
+      </w:r>
+      <w:proofErr w:type="spellEnd"/>
+      <w:r>
+        <w:rPr>
+          <w:lang w:bidi="hi-IN"/>
+        </w:rPr>
+        <w:t>(</w:t>
+      </w:r>
+      <w:proofErr w:type="gramEnd"/>
+      <w:r>
+        <w:rPr>
+          <w:lang w:bidi="hi-IN"/>
+        </w:rPr>
+        <w:t>n - 2)</w:t>
+      </w:r>
+    </w:p>
+    <w:p>
+      <w:pPr>
+        <w:spacing w:after="0" w:line="240" w:lineRule="auto"/>
+        <w:rPr>
+          <w:lang w:bidi="hi-IN"/>
+        </w:rPr>
+      </w:pPr>
+    </w:p>
+    <w:p>
+      <w:pPr>
+        <w:spacing w:after="0" w:line="240" w:lineRule="auto"/>
+        <w:rPr>
+          <w:lang w:bidi="hi-IN"/>
+        </w:rPr>
+      </w:pPr>
+    </w:p>
+    <w:p>
+      <w:pPr>
+        <w:spacing w:after="0" w:line="240" w:lineRule="auto"/>
+        <w:rPr>
+          <w:lang w:bidi="hi-IN"/>
+        </w:rPr>
+      </w:pPr>
+      <w:r>
+        <w:rPr>
+          <w:lang w:bidi="hi-IN"/>
+        </w:rPr>
+        <w:t xml:space="preserve">n = </w:t>
+      </w:r>
+      <w:proofErr w:type="gramStart"/>
+      <w:r>
+        <w:rPr>
+          <w:lang w:bidi="hi-IN"/>
+        </w:rPr>
+        <w:t>int(input(</w:t>
+      </w:r>
+      <w:proofErr w:type="gramEnd"/>
+      <w:r>
+        <w:rPr>
+          <w:lang w:bidi="hi-IN"/>
+        </w:rPr>
+        <w:t>"Enter n: "))</w:t>
+      </w:r>
+    </w:p>
+    <w:p>
+      <w:pPr>
+        <w:spacing w:after="0" w:line="240" w:lineRule="auto"/>
+        <w:rPr>
+          <w:lang w:bidi="hi-IN"/>
+        </w:rPr>
+      </w:pPr>
+    </w:p>
+    <w:p>
+      <w:pPr>
+        <w:spacing w:after="0" w:line="240" w:lineRule="auto"/>
+        <w:rPr>
+          <w:lang w:bidi="hi-IN"/>
+        </w:rPr>
+      </w:pPr>
+      <w:proofErr w:type="gramStart"/>
+      <w:r>
+        <w:rPr>
+          <w:lang w:bidi="hi-IN"/>
+        </w:rPr>
+        <w:t>print(</w:t>
+      </w:r>
+      <w:proofErr w:type="gramEnd"/>
+      <w:r>
+        <w:rPr>
+          <w:lang w:bidi="hi-IN"/>
+        </w:rPr>
+        <w:t xml:space="preserve">"Fibonacci term =", </w:t>
+      </w:r>
+      <w:proofErr w:type="spellStart"/>
+      <w:r>
+        <w:rPr>
+          <w:lang w:bidi="hi-IN"/>
+        </w:rPr>
+        <w:t>fibonacci</w:t>
+      </w:r>
+      <w:proofErr w:type="spellEnd"/>
+      <w:r>
+        <w:rPr>
+          <w:lang w:bidi="hi-IN"/>
+        </w:rPr>
+        <w:t>(n))</w:t>
       </w:r>
     </w:p>
     <w:p>
@@ -6788,9 +8485,15 @@
     <w:p>
       <w:pPr>
         <w:pStyle w:val="Heading1"/>
-      </w:pPr>
-      <w:bookmarkStart w:id="17" w:name="_Toc241255553"/>
-      <w:r>
+        <w:rPr>
+          <w:color w:val="auto"/>
+        </w:rPr>
+      </w:pPr>
+      <w:bookmarkStart w:id="17" w:name="_Toc241440366"/>
+      <w:r>
+        <w:rPr>
+          <w:color w:val="auto"/>
+        </w:rPr>
         <w:lastRenderedPageBreak/>
         <w:t>17. WAP in python to validate inductive proof</w:t>
       </w:r>
@@ -6829,123 +8532,243 @@
         <w:rPr>
           <w:lang w:bidi="hi-IN"/>
         </w:rPr>
-        <w:t>def validate_induction(n):</w:t>
-      </w:r>
-    </w:p>
-    <w:p>
-      <w:pPr>
-        <w:spacing w:after="0" w:line="240" w:lineRule="auto"/>
-        <w:rPr>
-          <w:lang w:bidi="hi-IN"/>
-        </w:rPr>
-      </w:pPr>
-      <w:r>
-        <w:rPr>
-          <w:lang w:bidi="hi-IN"/>
-        </w:rPr>
-        <w:t xml:space="preserve">    lhs = sum(range(1, n + 1))</w:t>
-      </w:r>
-    </w:p>
-    <w:p>
-      <w:pPr>
-        <w:spacing w:after="0" w:line="240" w:lineRule="auto"/>
-        <w:rPr>
-          <w:lang w:bidi="hi-IN"/>
-        </w:rPr>
-      </w:pPr>
-      <w:r>
-        <w:rPr>
-          <w:lang w:bidi="hi-IN"/>
-        </w:rPr>
-        <w:t xml:space="preserve">    rhs = n * (n + 1) // 2</w:t>
-      </w:r>
-    </w:p>
-    <w:p>
-      <w:pPr>
-        <w:spacing w:after="0" w:line="240" w:lineRule="auto"/>
-        <w:rPr>
-          <w:lang w:bidi="hi-IN"/>
-        </w:rPr>
-      </w:pPr>
-    </w:p>
-    <w:p>
-      <w:pPr>
-        <w:spacing w:after="0" w:line="240" w:lineRule="auto"/>
-        <w:rPr>
-          <w:lang w:bidi="hi-IN"/>
-        </w:rPr>
-      </w:pPr>
-      <w:r>
-        <w:rPr>
-          <w:lang w:bidi="hi-IN"/>
-        </w:rPr>
-        <w:t xml:space="preserve">    return lhs == rhs</w:t>
-      </w:r>
-    </w:p>
-    <w:p>
-      <w:pPr>
-        <w:spacing w:after="0" w:line="240" w:lineRule="auto"/>
-        <w:rPr>
-          <w:lang w:bidi="hi-IN"/>
-        </w:rPr>
-      </w:pPr>
-    </w:p>
-    <w:p>
-      <w:pPr>
-        <w:spacing w:after="0" w:line="240" w:lineRule="auto"/>
-        <w:rPr>
-          <w:lang w:bidi="hi-IN"/>
-        </w:rPr>
-      </w:pPr>
-    </w:p>
-    <w:p>
-      <w:pPr>
-        <w:spacing w:after="0" w:line="240" w:lineRule="auto"/>
-        <w:rPr>
-          <w:lang w:bidi="hi-IN"/>
-        </w:rPr>
-      </w:pPr>
-      <w:r>
-        <w:rPr>
-          <w:lang w:bidi="hi-IN"/>
-        </w:rPr>
-        <w:t>n = int(input("Enter value of n: "))</w:t>
-      </w:r>
-    </w:p>
-    <w:p>
-      <w:pPr>
-        <w:spacing w:after="0" w:line="240" w:lineRule="auto"/>
-        <w:rPr>
-          <w:lang w:bidi="hi-IN"/>
-        </w:rPr>
-      </w:pPr>
-    </w:p>
-    <w:p>
-      <w:pPr>
-        <w:spacing w:after="0" w:line="240" w:lineRule="auto"/>
-        <w:rPr>
-          <w:lang w:bidi="hi-IN"/>
-        </w:rPr>
-      </w:pPr>
-      <w:r>
-        <w:rPr>
-          <w:lang w:bidi="hi-IN"/>
-        </w:rPr>
-        <w:t>if validate_induction(n):</w:t>
-      </w:r>
-    </w:p>
-    <w:p>
-      <w:pPr>
-        <w:spacing w:after="0" w:line="240" w:lineRule="auto"/>
-        <w:rPr>
-          <w:lang w:bidi="hi-IN"/>
-        </w:rPr>
-      </w:pPr>
-      <w:r>
-        <w:rPr>
-          <w:lang w:bidi="hi-IN"/>
-        </w:rPr>
-        <w:t xml:space="preserve">    print("The statement is verified for n =", n)</w:t>
+        <w:t xml:space="preserve">def </w:t>
+      </w:r>
+      <w:proofErr w:type="spellStart"/>
+      <w:r>
+        <w:rPr>
+          <w:lang w:bidi="hi-IN"/>
+        </w:rPr>
+        <w:t>validate_induction</w:t>
+      </w:r>
+      <w:proofErr w:type="spellEnd"/>
+      <w:r>
+        <w:rPr>
+          <w:lang w:bidi="hi-IN"/>
+        </w:rPr>
+        <w:t>(n):</w:t>
+      </w:r>
+    </w:p>
+    <w:p>
+      <w:pPr>
+        <w:spacing w:after="0" w:line="240" w:lineRule="auto"/>
+        <w:rPr>
+          <w:lang w:bidi="hi-IN"/>
+        </w:rPr>
+      </w:pPr>
+      <w:r>
+        <w:rPr>
+          <w:lang w:bidi="hi-IN"/>
+        </w:rPr>
+        <w:t xml:space="preserve">    </w:t>
+      </w:r>
+      <w:proofErr w:type="spellStart"/>
+      <w:r>
+        <w:rPr>
+          <w:lang w:bidi="hi-IN"/>
+        </w:rPr>
+        <w:t>lhs</w:t>
+      </w:r>
+      <w:proofErr w:type="spellEnd"/>
+      <w:r>
+        <w:rPr>
+          <w:lang w:bidi="hi-IN"/>
+        </w:rPr>
+        <w:t xml:space="preserve"> = </w:t>
+      </w:r>
+      <w:proofErr w:type="gramStart"/>
+      <w:r>
+        <w:rPr>
+          <w:lang w:bidi="hi-IN"/>
+        </w:rPr>
+        <w:t>sum(range(</w:t>
+      </w:r>
+      <w:proofErr w:type="gramEnd"/>
+      <w:r>
+        <w:rPr>
+          <w:lang w:bidi="hi-IN"/>
+        </w:rPr>
+        <w:t>1, n + 1))</w:t>
+      </w:r>
+    </w:p>
+    <w:p>
+      <w:pPr>
+        <w:spacing w:after="0" w:line="240" w:lineRule="auto"/>
+        <w:rPr>
+          <w:lang w:bidi="hi-IN"/>
+        </w:rPr>
+      </w:pPr>
+      <w:r>
+        <w:rPr>
+          <w:lang w:bidi="hi-IN"/>
+        </w:rPr>
+        <w:t xml:space="preserve">    </w:t>
+      </w:r>
+      <w:proofErr w:type="spellStart"/>
+      <w:r>
+        <w:rPr>
+          <w:lang w:bidi="hi-IN"/>
+        </w:rPr>
+        <w:t>rhs</w:t>
+      </w:r>
+      <w:proofErr w:type="spellEnd"/>
+      <w:r>
+        <w:rPr>
+          <w:lang w:bidi="hi-IN"/>
+        </w:rPr>
+        <w:t xml:space="preserve"> = n * (n + 1) // 2</w:t>
+      </w:r>
+    </w:p>
+    <w:p>
+      <w:pPr>
+        <w:spacing w:after="0" w:line="240" w:lineRule="auto"/>
+        <w:rPr>
+          <w:lang w:bidi="hi-IN"/>
+        </w:rPr>
+      </w:pPr>
+    </w:p>
+    <w:p>
+      <w:pPr>
+        <w:spacing w:after="0" w:line="240" w:lineRule="auto"/>
+        <w:rPr>
+          <w:lang w:bidi="hi-IN"/>
+        </w:rPr>
+      </w:pPr>
+      <w:r>
+        <w:rPr>
+          <w:lang w:bidi="hi-IN"/>
+        </w:rPr>
+        <w:t xml:space="preserve">    return </w:t>
+      </w:r>
+      <w:proofErr w:type="spellStart"/>
+      <w:r>
+        <w:rPr>
+          <w:lang w:bidi="hi-IN"/>
+        </w:rPr>
+        <w:t>lhs</w:t>
+      </w:r>
+      <w:proofErr w:type="spellEnd"/>
+      <w:r>
+        <w:rPr>
+          <w:lang w:bidi="hi-IN"/>
+        </w:rPr>
+        <w:t xml:space="preserve"> == </w:t>
+      </w:r>
+      <w:proofErr w:type="spellStart"/>
+      <w:r>
+        <w:rPr>
+          <w:lang w:bidi="hi-IN"/>
+        </w:rPr>
+        <w:t>rhs</w:t>
+      </w:r>
+      <w:proofErr w:type="spellEnd"/>
+    </w:p>
+    <w:p>
+      <w:pPr>
+        <w:spacing w:after="0" w:line="240" w:lineRule="auto"/>
+        <w:rPr>
+          <w:lang w:bidi="hi-IN"/>
+        </w:rPr>
+      </w:pPr>
+    </w:p>
+    <w:p>
+      <w:pPr>
+        <w:spacing w:after="0" w:line="240" w:lineRule="auto"/>
+        <w:rPr>
+          <w:lang w:bidi="hi-IN"/>
+        </w:rPr>
+      </w:pPr>
+    </w:p>
+    <w:p>
+      <w:pPr>
+        <w:spacing w:after="0" w:line="240" w:lineRule="auto"/>
+        <w:rPr>
+          <w:lang w:bidi="hi-IN"/>
+        </w:rPr>
+      </w:pPr>
+      <w:r>
+        <w:rPr>
+          <w:lang w:bidi="hi-IN"/>
+        </w:rPr>
+        <w:t xml:space="preserve">n = </w:t>
+      </w:r>
+      <w:proofErr w:type="gramStart"/>
+      <w:r>
+        <w:rPr>
+          <w:lang w:bidi="hi-IN"/>
+        </w:rPr>
+        <w:t>int(input(</w:t>
+      </w:r>
+      <w:proofErr w:type="gramEnd"/>
+      <w:r>
+        <w:rPr>
+          <w:lang w:bidi="hi-IN"/>
+        </w:rPr>
+        <w:t>"Enter value of n: "))</w:t>
+      </w:r>
+    </w:p>
+    <w:p>
+      <w:pPr>
+        <w:spacing w:after="0" w:line="240" w:lineRule="auto"/>
+        <w:rPr>
+          <w:lang w:bidi="hi-IN"/>
+        </w:rPr>
+      </w:pPr>
+    </w:p>
+    <w:p>
+      <w:pPr>
+        <w:spacing w:after="0" w:line="240" w:lineRule="auto"/>
+        <w:rPr>
+          <w:lang w:bidi="hi-IN"/>
+        </w:rPr>
+      </w:pPr>
+      <w:r>
+        <w:rPr>
+          <w:lang w:bidi="hi-IN"/>
+        </w:rPr>
+        <w:t xml:space="preserve">if </w:t>
+      </w:r>
+      <w:proofErr w:type="spellStart"/>
+      <w:r>
+        <w:rPr>
+          <w:lang w:bidi="hi-IN"/>
+        </w:rPr>
+        <w:t>validate_induction</w:t>
+      </w:r>
+      <w:proofErr w:type="spellEnd"/>
+      <w:r>
+        <w:rPr>
+          <w:lang w:bidi="hi-IN"/>
+        </w:rPr>
+        <w:t>(n):</w:t>
+      </w:r>
+    </w:p>
+    <w:p>
+      <w:pPr>
+        <w:spacing w:after="0" w:line="240" w:lineRule="auto"/>
+        <w:rPr>
+          <w:lang w:bidi="hi-IN"/>
+        </w:rPr>
+      </w:pPr>
+      <w:r>
+        <w:rPr>
+          <w:lang w:bidi="hi-IN"/>
+        </w:rPr>
+        <w:t xml:space="preserve">    </w:t>
+      </w:r>
+      <w:proofErr w:type="gramStart"/>
+      <w:r>
+        <w:rPr>
+          <w:lang w:bidi="hi-IN"/>
+        </w:rPr>
+        <w:t>print(</w:t>
+      </w:r>
+      <w:proofErr w:type="gramEnd"/>
+      <w:r>
+        <w:rPr>
+          <w:lang w:bidi="hi-IN"/>
+        </w:rPr>
+        <w:t>"The statement is verified for n =", n)</w:t>
       </w:r>
     </w:p>
     <w:p>
@@ -6973,7 +8796,21 @@
         <w:rPr>
           <w:lang w:bidi="hi-IN"/>
         </w:rPr>
-        <w:t xml:space="preserve">    print("The statement is not verified.")</w:t>
+        <w:t xml:space="preserve">    </w:t>
+      </w:r>
+      <w:proofErr w:type="gramStart"/>
+      <w:r>
+        <w:rPr>
+          <w:lang w:bidi="hi-IN"/>
+        </w:rPr>
+        <w:t>print(</w:t>
+      </w:r>
+      <w:proofErr w:type="gramEnd"/>
+      <w:r>
+        <w:rPr>
+          <w:lang w:bidi="hi-IN"/>
+        </w:rPr>
+        <w:t>"The statement is not verified.")</w:t>
       </w:r>
     </w:p>
     <w:p>
@@ -7105,11 +8942,31 @@
     <w:p>
       <w:pPr>
         <w:pStyle w:val="Heading1"/>
-      </w:pPr>
-      <w:bookmarkStart w:id="18" w:name="_Toc241255554"/>
-      <w:r>
+        <w:rPr>
+          <w:color w:val="auto"/>
+        </w:rPr>
+      </w:pPr>
+      <w:bookmarkStart w:id="18" w:name="_Toc241440367"/>
+      <w:r>
+        <w:rPr>
+          <w:color w:val="auto"/>
+        </w:rPr>
         <w:lastRenderedPageBreak/>
-        <w:t>18. WAP in python to represent adjacency list and visualize using NetworkX.</w:t>
+        <w:t xml:space="preserve">18. WAP in python to represent adjacency list and visualize using </w:t>
+      </w:r>
+      <w:proofErr w:type="spellStart"/>
+      <w:r>
+        <w:rPr>
+          <w:color w:val="auto"/>
+        </w:rPr>
+        <w:t>NetworkX</w:t>
+      </w:r>
+      <w:proofErr w:type="spellEnd"/>
+      <w:r>
+        <w:rPr>
+          <w:color w:val="auto"/>
+        </w:rPr>
+        <w:t>.</w:t>
       </w:r>
       <w:bookmarkEnd w:id="18"/>
     </w:p>
@@ -7124,22 +8981,68 @@
         <w:rPr>
           <w:lang w:bidi="hi-IN"/>
         </w:rPr>
-        <w:t>import networkx as nx</w:t>
-      </w:r>
-    </w:p>
-    <w:p>
-      <w:pPr>
-        <w:spacing w:after="0" w:line="240" w:lineRule="auto"/>
-        <w:rPr>
-          <w:lang w:bidi="hi-IN"/>
-        </w:rPr>
-      </w:pPr>
-      <w:r>
-        <w:rPr>
-          <w:lang w:bidi="hi-IN"/>
-        </w:rPr>
-        <w:t>import matplotlib.pyplot as plt</w:t>
-      </w:r>
+        <w:t xml:space="preserve">import </w:t>
+      </w:r>
+      <w:proofErr w:type="spellStart"/>
+      <w:r>
+        <w:rPr>
+          <w:lang w:bidi="hi-IN"/>
+        </w:rPr>
+        <w:t>networkx</w:t>
+      </w:r>
+      <w:proofErr w:type="spellEnd"/>
+      <w:r>
+        <w:rPr>
+          <w:lang w:bidi="hi-IN"/>
+        </w:rPr>
+        <w:t xml:space="preserve"> as </w:t>
+      </w:r>
+      <w:proofErr w:type="spellStart"/>
+      <w:r>
+        <w:rPr>
+          <w:lang w:bidi="hi-IN"/>
+        </w:rPr>
+        <w:t>nx</w:t>
+      </w:r>
+      <w:proofErr w:type="spellEnd"/>
+    </w:p>
+    <w:p>
+      <w:pPr>
+        <w:spacing w:after="0" w:line="240" w:lineRule="auto"/>
+        <w:rPr>
+          <w:lang w:bidi="hi-IN"/>
+        </w:rPr>
+      </w:pPr>
+      <w:r>
+        <w:rPr>
+          <w:lang w:bidi="hi-IN"/>
+        </w:rPr>
+        <w:t xml:space="preserve">import </w:t>
+      </w:r>
+      <w:proofErr w:type="spellStart"/>
+      <w:proofErr w:type="gramStart"/>
+      <w:r>
+        <w:rPr>
+          <w:lang w:bidi="hi-IN"/>
+        </w:rPr>
+        <w:t>matplotlib.pyplot</w:t>
+      </w:r>
+      <w:proofErr w:type="spellEnd"/>
+      <w:proofErr w:type="gramEnd"/>
+      <w:r>
+        <w:rPr>
+          <w:lang w:bidi="hi-IN"/>
+        </w:rPr>
+        <w:t xml:space="preserve"> as </w:t>
+      </w:r>
+      <w:proofErr w:type="spellStart"/>
+      <w:r>
+        <w:rPr>
+          <w:lang w:bidi="hi-IN"/>
+        </w:rPr>
+        <w:t>plt</w:t>
+      </w:r>
+      <w:proofErr w:type="spellEnd"/>
     </w:p>
     <w:p>
       <w:pPr>
@@ -7248,11 +9151,19 @@
           <w:lang w:bidi="hi-IN"/>
         </w:rPr>
       </w:pPr>
-      <w:r>
-        <w:rPr>
-          <w:lang w:bidi="hi-IN"/>
-        </w:rPr>
-        <w:t>print("Adjacency List:")</w:t>
+      <w:proofErr w:type="gramStart"/>
+      <w:r>
+        <w:rPr>
+          <w:lang w:bidi="hi-IN"/>
+        </w:rPr>
+        <w:t>print(</w:t>
+      </w:r>
+      <w:proofErr w:type="gramEnd"/>
+      <w:r>
+        <w:rPr>
+          <w:lang w:bidi="hi-IN"/>
+        </w:rPr>
+        <w:t>"Adjacency List:")</w:t>
       </w:r>
     </w:p>
     <w:p>
@@ -7288,29 +9199,59 @@
         <w:rPr>
           <w:lang w:bidi="hi-IN"/>
         </w:rPr>
-        <w:t xml:space="preserve">    print(vertex, ":", graph[vertex])</w:t>
-      </w:r>
-    </w:p>
-    <w:p>
-      <w:pPr>
-        <w:spacing w:after="0" w:line="240" w:lineRule="auto"/>
-        <w:rPr>
-          <w:lang w:bidi="hi-IN"/>
-        </w:rPr>
-      </w:pPr>
-    </w:p>
-    <w:p>
-      <w:pPr>
-        <w:spacing w:after="0" w:line="240" w:lineRule="auto"/>
-        <w:rPr>
-          <w:lang w:bidi="hi-IN"/>
-        </w:rPr>
-      </w:pPr>
-      <w:r>
-        <w:rPr>
-          <w:lang w:bidi="hi-IN"/>
-        </w:rPr>
-        <w:t>G = nx.Graph()</w:t>
+        <w:t xml:space="preserve">    </w:t>
+      </w:r>
+      <w:proofErr w:type="gramStart"/>
+      <w:r>
+        <w:rPr>
+          <w:lang w:bidi="hi-IN"/>
+        </w:rPr>
+        <w:t>print(</w:t>
+      </w:r>
+      <w:proofErr w:type="gramEnd"/>
+      <w:r>
+        <w:rPr>
+          <w:lang w:bidi="hi-IN"/>
+        </w:rPr>
+        <w:t>vertex, ":", graph[vertex])</w:t>
+      </w:r>
+    </w:p>
+    <w:p>
+      <w:pPr>
+        <w:spacing w:after="0" w:line="240" w:lineRule="auto"/>
+        <w:rPr>
+          <w:lang w:bidi="hi-IN"/>
+        </w:rPr>
+      </w:pPr>
+    </w:p>
+    <w:p>
+      <w:pPr>
+        <w:spacing w:after="0" w:line="240" w:lineRule="auto"/>
+        <w:rPr>
+          <w:lang w:bidi="hi-IN"/>
+        </w:rPr>
+      </w:pPr>
+      <w:r>
+        <w:rPr>
+          <w:lang w:bidi="hi-IN"/>
+        </w:rPr>
+        <w:t xml:space="preserve">G = </w:t>
+      </w:r>
+      <w:proofErr w:type="spellStart"/>
+      <w:proofErr w:type="gramStart"/>
+      <w:r>
+        <w:rPr>
+          <w:lang w:bidi="hi-IN"/>
+        </w:rPr>
+        <w:t>nx.Graph</w:t>
+      </w:r>
+      <w:proofErr w:type="spellEnd"/>
+      <w:proofErr w:type="gramEnd"/>
+      <w:r>
+        <w:rPr>
+          <w:lang w:bidi="hi-IN"/>
+        </w:rPr>
+        <w:t>()</w:t>
       </w:r>
     </w:p>
     <w:p>
@@ -7360,29 +9301,67 @@
         <w:rPr>
           <w:lang w:bidi="hi-IN"/>
         </w:rPr>
-        <w:t xml:space="preserve">        G.add_edge(vertex, neighbor)</w:t>
-      </w:r>
-    </w:p>
-    <w:p>
-      <w:pPr>
-        <w:spacing w:after="0" w:line="240" w:lineRule="auto"/>
-        <w:rPr>
-          <w:lang w:bidi="hi-IN"/>
-        </w:rPr>
-      </w:pPr>
-    </w:p>
-    <w:p>
-      <w:pPr>
-        <w:spacing w:after="0" w:line="240" w:lineRule="auto"/>
-        <w:rPr>
-          <w:lang w:bidi="hi-IN"/>
-        </w:rPr>
-      </w:pPr>
-      <w:r>
-        <w:rPr>
-          <w:lang w:bidi="hi-IN"/>
-        </w:rPr>
-        <w:t>nx.draw(</w:t>
+        <w:t xml:space="preserve">        </w:t>
+      </w:r>
+      <w:proofErr w:type="spellStart"/>
+      <w:r>
+        <w:rPr>
+          <w:lang w:bidi="hi-IN"/>
+        </w:rPr>
+        <w:t>G.add_</w:t>
+      </w:r>
+      <w:proofErr w:type="gramStart"/>
+      <w:r>
+        <w:rPr>
+          <w:lang w:bidi="hi-IN"/>
+        </w:rPr>
+        <w:t>edge</w:t>
+      </w:r>
+      <w:proofErr w:type="spellEnd"/>
+      <w:r>
+        <w:rPr>
+          <w:lang w:bidi="hi-IN"/>
+        </w:rPr>
+        <w:t>(</w:t>
+      </w:r>
+      <w:proofErr w:type="gramEnd"/>
+      <w:r>
+        <w:rPr>
+          <w:lang w:bidi="hi-IN"/>
+        </w:rPr>
+        <w:t>vertex, neighbor)</w:t>
+      </w:r>
+    </w:p>
+    <w:p>
+      <w:pPr>
+        <w:spacing w:after="0" w:line="240" w:lineRule="auto"/>
+        <w:rPr>
+          <w:lang w:bidi="hi-IN"/>
+        </w:rPr>
+      </w:pPr>
+    </w:p>
+    <w:p>
+      <w:pPr>
+        <w:spacing w:after="0" w:line="240" w:lineRule="auto"/>
+        <w:rPr>
+          <w:lang w:bidi="hi-IN"/>
+        </w:rPr>
+      </w:pPr>
+      <w:proofErr w:type="spellStart"/>
+      <w:proofErr w:type="gramStart"/>
+      <w:r>
+        <w:rPr>
+          <w:lang w:bidi="hi-IN"/>
+        </w:rPr>
+        <w:t>nx.draw</w:t>
+      </w:r>
+      <w:proofErr w:type="spellEnd"/>
+      <w:proofErr w:type="gramEnd"/>
+      <w:r>
+        <w:rPr>
+          <w:lang w:bidi="hi-IN"/>
+        </w:rPr>
+        <w:t>(</w:t>
       </w:r>
     </w:p>
     <w:p>
@@ -7410,21 +9389,49 @@
         <w:rPr>
           <w:lang w:bidi="hi-IN"/>
         </w:rPr>
-        <w:t xml:space="preserve">    with_labels=True,</w:t>
-      </w:r>
-    </w:p>
-    <w:p>
-      <w:pPr>
-        <w:spacing w:after="0" w:line="240" w:lineRule="auto"/>
-        <w:rPr>
-          <w:lang w:bidi="hi-IN"/>
-        </w:rPr>
-      </w:pPr>
-      <w:r>
-        <w:rPr>
-          <w:lang w:bidi="hi-IN"/>
-        </w:rPr>
-        <w:t xml:space="preserve">    node_size=2000</w:t>
+        <w:t xml:space="preserve">    </w:t>
+      </w:r>
+      <w:proofErr w:type="spellStart"/>
+      <w:r>
+        <w:rPr>
+          <w:lang w:bidi="hi-IN"/>
+        </w:rPr>
+        <w:t>with_labels</w:t>
+      </w:r>
+      <w:proofErr w:type="spellEnd"/>
+      <w:r>
+        <w:rPr>
+          <w:lang w:bidi="hi-IN"/>
+        </w:rPr>
+        <w:t>=True,</w:t>
+      </w:r>
+    </w:p>
+    <w:p>
+      <w:pPr>
+        <w:spacing w:after="0" w:line="240" w:lineRule="auto"/>
+        <w:rPr>
+          <w:lang w:bidi="hi-IN"/>
+        </w:rPr>
+      </w:pPr>
+      <w:r>
+        <w:rPr>
+          <w:lang w:bidi="hi-IN"/>
+        </w:rPr>
+        <w:t xml:space="preserve">    </w:t>
+      </w:r>
+      <w:proofErr w:type="spellStart"/>
+      <w:r>
+        <w:rPr>
+          <w:lang w:bidi="hi-IN"/>
+        </w:rPr>
+        <w:t>node_size</w:t>
+      </w:r>
+      <w:proofErr w:type="spellEnd"/>
+      <w:r>
+        <w:rPr>
+          <w:lang w:bidi="hi-IN"/>
+        </w:rPr>
+        <w:t>=2000</w:t>
       </w:r>
     </w:p>
     <w:p>
@@ -7456,25 +9463,45 @@
           <w:lang w:bidi="hi-IN"/>
         </w:rPr>
       </w:pPr>
-      <w:r>
-        <w:rPr>
-          <w:lang w:bidi="hi-IN"/>
-        </w:rPr>
-        <w:t>plt.title("Graph using Adjacency List")</w:t>
-      </w:r>
-    </w:p>
-    <w:p>
-      <w:pPr>
-        <w:spacing w:after="0" w:line="240" w:lineRule="auto"/>
-        <w:rPr>
-          <w:lang w:bidi="hi-IN"/>
-        </w:rPr>
-      </w:pPr>
-      <w:r>
-        <w:rPr>
-          <w:lang w:bidi="hi-IN"/>
-        </w:rPr>
-        <w:t>plt.show()</w:t>
+      <w:proofErr w:type="spellStart"/>
+      <w:proofErr w:type="gramStart"/>
+      <w:r>
+        <w:rPr>
+          <w:lang w:bidi="hi-IN"/>
+        </w:rPr>
+        <w:t>plt.title</w:t>
+      </w:r>
+      <w:proofErr w:type="spellEnd"/>
+      <w:proofErr w:type="gramEnd"/>
+      <w:r>
+        <w:rPr>
+          <w:lang w:bidi="hi-IN"/>
+        </w:rPr>
+        <w:t>("Graph using Adjacency List")</w:t>
+      </w:r>
+    </w:p>
+    <w:p>
+      <w:pPr>
+        <w:spacing w:after="0" w:line="240" w:lineRule="auto"/>
+        <w:rPr>
+          <w:lang w:bidi="hi-IN"/>
+        </w:rPr>
+      </w:pPr>
+      <w:proofErr w:type="spellStart"/>
+      <w:proofErr w:type="gramStart"/>
+      <w:r>
+        <w:rPr>
+          <w:lang w:bidi="hi-IN"/>
+        </w:rPr>
+        <w:t>plt.show</w:t>
+      </w:r>
+      <w:proofErr w:type="spellEnd"/>
+      <w:proofErr w:type="gramEnd"/>
+      <w:r>
+        <w:rPr>
+          <w:lang w:bidi="hi-IN"/>
+        </w:rPr>
+        <w:t>()</w:t>
       </w:r>
     </w:p>
     <w:p>
@@ -7564,11 +9591,31 @@
     <w:p>
       <w:pPr>
         <w:pStyle w:val="Heading1"/>
-      </w:pPr>
-      <w:bookmarkStart w:id="19" w:name="_Toc241255555"/>
-      <w:r>
+        <w:rPr>
+          <w:color w:val="auto"/>
+        </w:rPr>
+      </w:pPr>
+      <w:bookmarkStart w:id="19" w:name="_Toc241440368"/>
+      <w:r>
+        <w:rPr>
+          <w:color w:val="auto"/>
+        </w:rPr>
         <w:lastRenderedPageBreak/>
-        <w:t>19. WAP In python to represent adjacency matrix and visualize using NetworkX.</w:t>
+        <w:t xml:space="preserve">19. WAP In python to represent adjacency matrix and visualize using </w:t>
+      </w:r>
+      <w:proofErr w:type="spellStart"/>
+      <w:r>
+        <w:rPr>
+          <w:color w:val="auto"/>
+        </w:rPr>
+        <w:t>NetworkX</w:t>
+      </w:r>
+      <w:proofErr w:type="spellEnd"/>
+      <w:r>
+        <w:rPr>
+          <w:color w:val="auto"/>
+        </w:rPr>
+        <w:t>.</w:t>
       </w:r>
       <w:bookmarkEnd w:id="19"/>
     </w:p>
@@ -7584,37 +9631,97 @@
         <w:rPr>
           <w:lang w:bidi="hi-IN"/>
         </w:rPr>
-        <w:t>import networkx as nx</w:t>
-      </w:r>
-    </w:p>
-    <w:p>
-      <w:pPr>
-        <w:spacing w:after="0" w:line="240" w:lineRule="auto"/>
-        <w:jc w:val="left"/>
-        <w:rPr>
-          <w:lang w:bidi="hi-IN"/>
-        </w:rPr>
-      </w:pPr>
-      <w:r>
-        <w:rPr>
-          <w:lang w:bidi="hi-IN"/>
-        </w:rPr>
-        <w:t>import matplotlib.pyplot as plt</w:t>
-      </w:r>
-    </w:p>
-    <w:p>
-      <w:pPr>
-        <w:spacing w:after="0" w:line="240" w:lineRule="auto"/>
-        <w:jc w:val="left"/>
-        <w:rPr>
-          <w:lang w:bidi="hi-IN"/>
-        </w:rPr>
-      </w:pPr>
-      <w:r>
-        <w:rPr>
-          <w:lang w:bidi="hi-IN"/>
-        </w:rPr>
-        <w:t>import numpy as np</w:t>
+        <w:t xml:space="preserve">import </w:t>
+      </w:r>
+      <w:proofErr w:type="spellStart"/>
+      <w:r>
+        <w:rPr>
+          <w:lang w:bidi="hi-IN"/>
+        </w:rPr>
+        <w:t>networkx</w:t>
+      </w:r>
+      <w:proofErr w:type="spellEnd"/>
+      <w:r>
+        <w:rPr>
+          <w:lang w:bidi="hi-IN"/>
+        </w:rPr>
+        <w:t xml:space="preserve"> as </w:t>
+      </w:r>
+      <w:proofErr w:type="spellStart"/>
+      <w:r>
+        <w:rPr>
+          <w:lang w:bidi="hi-IN"/>
+        </w:rPr>
+        <w:t>nx</w:t>
+      </w:r>
+      <w:proofErr w:type="spellEnd"/>
+    </w:p>
+    <w:p>
+      <w:pPr>
+        <w:spacing w:after="0" w:line="240" w:lineRule="auto"/>
+        <w:jc w:val="left"/>
+        <w:rPr>
+          <w:lang w:bidi="hi-IN"/>
+        </w:rPr>
+      </w:pPr>
+      <w:r>
+        <w:rPr>
+          <w:lang w:bidi="hi-IN"/>
+        </w:rPr>
+        <w:t xml:space="preserve">import </w:t>
+      </w:r>
+      <w:proofErr w:type="spellStart"/>
+      <w:proofErr w:type="gramStart"/>
+      <w:r>
+        <w:rPr>
+          <w:lang w:bidi="hi-IN"/>
+        </w:rPr>
+        <w:t>matplotlib.pyplot</w:t>
+      </w:r>
+      <w:proofErr w:type="spellEnd"/>
+      <w:proofErr w:type="gramEnd"/>
+      <w:r>
+        <w:rPr>
+          <w:lang w:bidi="hi-IN"/>
+        </w:rPr>
+        <w:t xml:space="preserve"> as </w:t>
+      </w:r>
+      <w:proofErr w:type="spellStart"/>
+      <w:r>
+        <w:rPr>
+          <w:lang w:bidi="hi-IN"/>
+        </w:rPr>
+        <w:t>plt</w:t>
+      </w:r>
+      <w:proofErr w:type="spellEnd"/>
+    </w:p>
+    <w:p>
+      <w:pPr>
+        <w:spacing w:after="0" w:line="240" w:lineRule="auto"/>
+        <w:jc w:val="left"/>
+        <w:rPr>
+          <w:lang w:bidi="hi-IN"/>
+        </w:rPr>
+      </w:pPr>
+      <w:r>
+        <w:rPr>
+          <w:lang w:bidi="hi-IN"/>
+        </w:rPr>
+        <w:t xml:space="preserve">import </w:t>
+      </w:r>
+      <w:proofErr w:type="spellStart"/>
+      <w:r>
+        <w:rPr>
+          <w:lang w:bidi="hi-IN"/>
+        </w:rPr>
+        <w:t>numpy</w:t>
+      </w:r>
+      <w:proofErr w:type="spellEnd"/>
+      <w:r>
+        <w:rPr>
+          <w:lang w:bidi="hi-IN"/>
+        </w:rPr>
+        <w:t xml:space="preserve"> as np</w:t>
       </w:r>
     </w:p>
     <w:p>
@@ -7662,7 +9769,23 @@
         <w:rPr>
           <w:lang w:bidi="hi-IN"/>
         </w:rPr>
-        <w:t>matrix = np.array([</w:t>
+        <w:t xml:space="preserve">matrix = </w:t>
+      </w:r>
+      <w:proofErr w:type="spellStart"/>
+      <w:proofErr w:type="gramStart"/>
+      <w:r>
+        <w:rPr>
+          <w:lang w:bidi="hi-IN"/>
+        </w:rPr>
+        <w:t>np.array</w:t>
+      </w:r>
+      <w:proofErr w:type="spellEnd"/>
+      <w:proofErr w:type="gramEnd"/>
+      <w:r>
+        <w:rPr>
+          <w:lang w:bidi="hi-IN"/>
+        </w:rPr>
+        <w:t>([</w:t>
       </w:r>
     </w:p>
     <w:p>
@@ -7757,11 +9880,19 @@
           <w:lang w:bidi="hi-IN"/>
         </w:rPr>
       </w:pPr>
-      <w:r>
-        <w:rPr>
-          <w:lang w:bidi="hi-IN"/>
-        </w:rPr>
-        <w:t>print("Adjacency Matrix:")</w:t>
+      <w:proofErr w:type="gramStart"/>
+      <w:r>
+        <w:rPr>
+          <w:lang w:bidi="hi-IN"/>
+        </w:rPr>
+        <w:t>print(</w:t>
+      </w:r>
+      <w:proofErr w:type="gramEnd"/>
+      <w:r>
+        <w:rPr>
+          <w:lang w:bidi="hi-IN"/>
+        </w:rPr>
+        <w:t>"Adjacency Matrix:")</w:t>
       </w:r>
     </w:p>
     <w:p>
@@ -7800,7 +9931,29 @@
         <w:rPr>
           <w:lang w:bidi="hi-IN"/>
         </w:rPr>
-        <w:t>G = nx.from_numpy_array(matrix)</w:t>
+        <w:t xml:space="preserve">G = </w:t>
+      </w:r>
+      <w:proofErr w:type="spellStart"/>
+      <w:proofErr w:type="gramStart"/>
+      <w:r>
+        <w:rPr>
+          <w:lang w:bidi="hi-IN"/>
+        </w:rPr>
+        <w:t>nx.from</w:t>
+      </w:r>
+      <w:proofErr w:type="gramEnd"/>
+      <w:r>
+        <w:rPr>
+          <w:lang w:bidi="hi-IN"/>
+        </w:rPr>
+        <w:t>_numpy_array</w:t>
+      </w:r>
+      <w:proofErr w:type="spellEnd"/>
+      <w:r>
+        <w:rPr>
+          <w:lang w:bidi="hi-IN"/>
+        </w:rPr>
+        <w:t>(matrix)</w:t>
       </w:r>
     </w:p>
     <w:p>
@@ -7923,31 +10076,77 @@
         <w:rPr>
           <w:lang w:bidi="hi-IN"/>
         </w:rPr>
-        <w:t>G = nx.relabel_nodes(G, mapping)</w:t>
-      </w:r>
-    </w:p>
-    <w:p>
-      <w:pPr>
-        <w:spacing w:after="0" w:line="240" w:lineRule="auto"/>
-        <w:jc w:val="left"/>
-        <w:rPr>
-          <w:lang w:bidi="hi-IN"/>
-        </w:rPr>
-      </w:pPr>
-    </w:p>
-    <w:p>
-      <w:pPr>
-        <w:spacing w:after="0" w:line="240" w:lineRule="auto"/>
-        <w:jc w:val="left"/>
-        <w:rPr>
-          <w:lang w:bidi="hi-IN"/>
-        </w:rPr>
-      </w:pPr>
-      <w:r>
-        <w:rPr>
-          <w:lang w:bidi="hi-IN"/>
-        </w:rPr>
-        <w:t>nx.draw(</w:t>
+        <w:t xml:space="preserve">G = </w:t>
+      </w:r>
+      <w:proofErr w:type="spellStart"/>
+      <w:proofErr w:type="gramStart"/>
+      <w:r>
+        <w:rPr>
+          <w:lang w:bidi="hi-IN"/>
+        </w:rPr>
+        <w:t>nx.relabel</w:t>
+      </w:r>
+      <w:proofErr w:type="gramEnd"/>
+      <w:r>
+        <w:rPr>
+          <w:lang w:bidi="hi-IN"/>
+        </w:rPr>
+        <w:t>_</w:t>
+      </w:r>
+      <w:proofErr w:type="gramStart"/>
+      <w:r>
+        <w:rPr>
+          <w:lang w:bidi="hi-IN"/>
+        </w:rPr>
+        <w:t>nodes</w:t>
+      </w:r>
+      <w:proofErr w:type="spellEnd"/>
+      <w:r>
+        <w:rPr>
+          <w:lang w:bidi="hi-IN"/>
+        </w:rPr>
+        <w:t>(</w:t>
+      </w:r>
+      <w:proofErr w:type="gramEnd"/>
+      <w:r>
+        <w:rPr>
+          <w:lang w:bidi="hi-IN"/>
+        </w:rPr>
+        <w:t>G, mapping)</w:t>
+      </w:r>
+    </w:p>
+    <w:p>
+      <w:pPr>
+        <w:spacing w:after="0" w:line="240" w:lineRule="auto"/>
+        <w:jc w:val="left"/>
+        <w:rPr>
+          <w:lang w:bidi="hi-IN"/>
+        </w:rPr>
+      </w:pPr>
+    </w:p>
+    <w:p>
+      <w:pPr>
+        <w:spacing w:after="0" w:line="240" w:lineRule="auto"/>
+        <w:jc w:val="left"/>
+        <w:rPr>
+          <w:lang w:bidi="hi-IN"/>
+        </w:rPr>
+      </w:pPr>
+      <w:proofErr w:type="spellStart"/>
+      <w:proofErr w:type="gramStart"/>
+      <w:r>
+        <w:rPr>
+          <w:lang w:bidi="hi-IN"/>
+        </w:rPr>
+        <w:t>nx.draw</w:t>
+      </w:r>
+      <w:proofErr w:type="spellEnd"/>
+      <w:proofErr w:type="gramEnd"/>
+      <w:r>
+        <w:rPr>
+          <w:lang w:bidi="hi-IN"/>
+        </w:rPr>
+        <w:t>(</w:t>
       </w:r>
     </w:p>
     <w:p>
@@ -7977,22 +10176,50 @@
         <w:rPr>
           <w:lang w:bidi="hi-IN"/>
         </w:rPr>
-        <w:t xml:space="preserve">    with_labels=True,</w:t>
-      </w:r>
-    </w:p>
-    <w:p>
-      <w:pPr>
-        <w:spacing w:after="0" w:line="240" w:lineRule="auto"/>
-        <w:jc w:val="left"/>
-        <w:rPr>
-          <w:lang w:bidi="hi-IN"/>
-        </w:rPr>
-      </w:pPr>
-      <w:r>
-        <w:rPr>
-          <w:lang w:bidi="hi-IN"/>
-        </w:rPr>
-        <w:t xml:space="preserve">    node_size=2000</w:t>
+        <w:t xml:space="preserve">    </w:t>
+      </w:r>
+      <w:proofErr w:type="spellStart"/>
+      <w:r>
+        <w:rPr>
+          <w:lang w:bidi="hi-IN"/>
+        </w:rPr>
+        <w:t>with_labels</w:t>
+      </w:r>
+      <w:proofErr w:type="spellEnd"/>
+      <w:r>
+        <w:rPr>
+          <w:lang w:bidi="hi-IN"/>
+        </w:rPr>
+        <w:t>=True,</w:t>
+      </w:r>
+    </w:p>
+    <w:p>
+      <w:pPr>
+        <w:spacing w:after="0" w:line="240" w:lineRule="auto"/>
+        <w:jc w:val="left"/>
+        <w:rPr>
+          <w:lang w:bidi="hi-IN"/>
+        </w:rPr>
+      </w:pPr>
+      <w:r>
+        <w:rPr>
+          <w:lang w:bidi="hi-IN"/>
+        </w:rPr>
+        <w:t xml:space="preserve">    </w:t>
+      </w:r>
+      <w:proofErr w:type="spellStart"/>
+      <w:r>
+        <w:rPr>
+          <w:lang w:bidi="hi-IN"/>
+        </w:rPr>
+        <w:t>node_size</w:t>
+      </w:r>
+      <w:proofErr w:type="spellEnd"/>
+      <w:r>
+        <w:rPr>
+          <w:lang w:bidi="hi-IN"/>
+        </w:rPr>
+        <w:t>=2000</w:t>
       </w:r>
     </w:p>
     <w:p>
@@ -8027,11 +10254,21 @@
           <w:lang w:bidi="hi-IN"/>
         </w:rPr>
       </w:pPr>
-      <w:r>
-        <w:rPr>
-          <w:lang w:bidi="hi-IN"/>
-        </w:rPr>
-        <w:t>plt.title("Graph using Adjacency Matrix")</w:t>
+      <w:proofErr w:type="spellStart"/>
+      <w:proofErr w:type="gramStart"/>
+      <w:r>
+        <w:rPr>
+          <w:lang w:bidi="hi-IN"/>
+        </w:rPr>
+        <w:t>plt.title</w:t>
+      </w:r>
+      <w:proofErr w:type="spellEnd"/>
+      <w:proofErr w:type="gramEnd"/>
+      <w:r>
+        <w:rPr>
+          <w:lang w:bidi="hi-IN"/>
+        </w:rPr>
+        <w:t>("Graph using Adjacency Matrix")</w:t>
       </w:r>
     </w:p>
     <w:p>
@@ -8048,7 +10285,7 @@
           <w14:ligatures w14:val="standardContextual"/>
         </w:rPr>
         <w:drawing>
-          <wp:anchor distT="0" distB="0" distL="114300" distR="114300" simplePos="0" relativeHeight="251676672" behindDoc="0" locked="0" layoutInCell="1" allowOverlap="1" wp14:anchorId="5C59A859" wp14:editId="0FF691CE">
+          <wp:anchor distT="0" distB="0" distL="114300" distR="114300" simplePos="0" relativeHeight="251676672" behindDoc="0" locked="0" layoutInCell="1" allowOverlap="1" wp14:anchorId="5C59A859" wp14:editId="5CEBD908">
             <wp:simplePos x="0" y="0"/>
             <wp:positionH relativeFrom="column">
               <wp:posOffset>1193800</wp:posOffset>
@@ -8103,11 +10340,21 @@
           </wp:anchor>
         </w:drawing>
       </w:r>
-      <w:r>
-        <w:rPr>
-          <w:lang w:bidi="hi-IN"/>
-        </w:rPr>
-        <w:t>plt.show()</w:t>
+      <w:proofErr w:type="spellStart"/>
+      <w:proofErr w:type="gramStart"/>
+      <w:r>
+        <w:rPr>
+          <w:lang w:bidi="hi-IN"/>
+        </w:rPr>
+        <w:t>plt.show</w:t>
+      </w:r>
+      <w:proofErr w:type="spellEnd"/>
+      <w:proofErr w:type="gramEnd"/>
+      <w:r>
+        <w:rPr>
+          <w:lang w:bidi="hi-IN"/>
+        </w:rPr>
+        <w:t>()</w:t>
       </w:r>
     </w:p>
     <w:p>
@@ -8128,9 +10375,15 @@
     <w:p>
       <w:pPr>
         <w:pStyle w:val="Heading1"/>
-      </w:pPr>
-      <w:bookmarkStart w:id="20" w:name="_Toc241255556"/>
-      <w:r>
+        <w:rPr>
+          <w:color w:val="auto"/>
+        </w:rPr>
+      </w:pPr>
+      <w:bookmarkStart w:id="20" w:name="_Toc241440369"/>
+      <w:r>
+        <w:rPr>
+          <w:color w:val="auto"/>
+        </w:rPr>
         <w:lastRenderedPageBreak/>
         <w:t>20. WAP in python to perform tree traversal (pre-order, in-order and post-order).</w:t>
       </w:r>
@@ -8163,52 +10416,126 @@
         <w:rPr>
           <w:lang w:bidi="hi-IN"/>
         </w:rPr>
-        <w:t xml:space="preserve">    def __init__(self, data):</w:t>
-      </w:r>
-    </w:p>
-    <w:p>
-      <w:pPr>
-        <w:spacing w:after="0" w:line="240" w:lineRule="auto"/>
-        <w:jc w:val="left"/>
-        <w:rPr>
-          <w:lang w:bidi="hi-IN"/>
-        </w:rPr>
-      </w:pPr>
-      <w:r>
-        <w:rPr>
-          <w:lang w:bidi="hi-IN"/>
-        </w:rPr>
-        <w:t xml:space="preserve">        self.data = data</w:t>
-      </w:r>
-    </w:p>
-    <w:p>
-      <w:pPr>
-        <w:spacing w:after="0" w:line="240" w:lineRule="auto"/>
-        <w:jc w:val="left"/>
-        <w:rPr>
-          <w:lang w:bidi="hi-IN"/>
-        </w:rPr>
-      </w:pPr>
-      <w:r>
-        <w:rPr>
-          <w:lang w:bidi="hi-IN"/>
-        </w:rPr>
-        <w:t xml:space="preserve">        self.left = None</w:t>
-      </w:r>
-    </w:p>
-    <w:p>
-      <w:pPr>
-        <w:spacing w:after="0" w:line="240" w:lineRule="auto"/>
-        <w:jc w:val="left"/>
-        <w:rPr>
-          <w:lang w:bidi="hi-IN"/>
-        </w:rPr>
-      </w:pPr>
-      <w:r>
-        <w:rPr>
-          <w:lang w:bidi="hi-IN"/>
-        </w:rPr>
-        <w:t xml:space="preserve">        self.right = None</w:t>
+        <w:t xml:space="preserve">    def __</w:t>
+      </w:r>
+      <w:proofErr w:type="spellStart"/>
+      <w:r>
+        <w:rPr>
+          <w:lang w:bidi="hi-IN"/>
+        </w:rPr>
+        <w:t>init</w:t>
+      </w:r>
+      <w:proofErr w:type="spellEnd"/>
+      <w:r>
+        <w:rPr>
+          <w:lang w:bidi="hi-IN"/>
+        </w:rPr>
+        <w:t>_</w:t>
+      </w:r>
+      <w:proofErr w:type="gramStart"/>
+      <w:r>
+        <w:rPr>
+          <w:lang w:bidi="hi-IN"/>
+        </w:rPr>
+        <w:t>_(</w:t>
+      </w:r>
+      <w:proofErr w:type="gramEnd"/>
+      <w:r>
+        <w:rPr>
+          <w:lang w:bidi="hi-IN"/>
+        </w:rPr>
+        <w:t>self, data):</w:t>
+      </w:r>
+    </w:p>
+    <w:p>
+      <w:pPr>
+        <w:spacing w:after="0" w:line="240" w:lineRule="auto"/>
+        <w:jc w:val="left"/>
+        <w:rPr>
+          <w:lang w:bidi="hi-IN"/>
+        </w:rPr>
+      </w:pPr>
+      <w:r>
+        <w:rPr>
+          <w:lang w:bidi="hi-IN"/>
+        </w:rPr>
+        <w:t xml:space="preserve">        </w:t>
+      </w:r>
+      <w:proofErr w:type="spellStart"/>
+      <w:r>
+        <w:rPr>
+          <w:lang w:bidi="hi-IN"/>
+        </w:rPr>
+        <w:t>self.data</w:t>
+      </w:r>
+      <w:proofErr w:type="spellEnd"/>
+      <w:r>
+        <w:rPr>
+          <w:lang w:bidi="hi-IN"/>
+        </w:rPr>
+        <w:t xml:space="preserve"> = data</w:t>
+      </w:r>
+    </w:p>
+    <w:p>
+      <w:pPr>
+        <w:spacing w:after="0" w:line="240" w:lineRule="auto"/>
+        <w:jc w:val="left"/>
+        <w:rPr>
+          <w:lang w:bidi="hi-IN"/>
+        </w:rPr>
+      </w:pPr>
+      <w:r>
+        <w:rPr>
+          <w:lang w:bidi="hi-IN"/>
+        </w:rPr>
+        <w:t xml:space="preserve">        </w:t>
+      </w:r>
+      <w:proofErr w:type="spellStart"/>
+      <w:proofErr w:type="gramStart"/>
+      <w:r>
+        <w:rPr>
+          <w:lang w:bidi="hi-IN"/>
+        </w:rPr>
+        <w:t>self.left</w:t>
+      </w:r>
+      <w:proofErr w:type="spellEnd"/>
+      <w:proofErr w:type="gramEnd"/>
+      <w:r>
+        <w:rPr>
+          <w:lang w:bidi="hi-IN"/>
+        </w:rPr>
+        <w:t xml:space="preserve"> = None</w:t>
+      </w:r>
+    </w:p>
+    <w:p>
+      <w:pPr>
+        <w:spacing w:after="0" w:line="240" w:lineRule="auto"/>
+        <w:jc w:val="left"/>
+        <w:rPr>
+          <w:lang w:bidi="hi-IN"/>
+        </w:rPr>
+      </w:pPr>
+      <w:r>
+        <w:rPr>
+          <w:lang w:bidi="hi-IN"/>
+        </w:rPr>
+        <w:t xml:space="preserve">        </w:t>
+      </w:r>
+      <w:proofErr w:type="spellStart"/>
+      <w:proofErr w:type="gramStart"/>
+      <w:r>
+        <w:rPr>
+          <w:lang w:bidi="hi-IN"/>
+        </w:rPr>
+        <w:t>self.right</w:t>
+      </w:r>
+      <w:proofErr w:type="spellEnd"/>
+      <w:proofErr w:type="gramEnd"/>
+      <w:r>
+        <w:rPr>
+          <w:lang w:bidi="hi-IN"/>
+        </w:rPr>
+        <w:t xml:space="preserve"> = None</w:t>
       </w:r>
     </w:p>
     <w:p>
@@ -8271,70 +10598,138 @@
         <w:rPr>
           <w:lang w:bidi="hi-IN"/>
         </w:rPr>
-        <w:t xml:space="preserve">        print(root.data, end=" ")</w:t>
-      </w:r>
-    </w:p>
-    <w:p>
-      <w:pPr>
-        <w:spacing w:after="0" w:line="240" w:lineRule="auto"/>
-        <w:jc w:val="left"/>
-        <w:rPr>
-          <w:lang w:bidi="hi-IN"/>
-        </w:rPr>
-      </w:pPr>
-      <w:r>
-        <w:rPr>
-          <w:lang w:bidi="hi-IN"/>
-        </w:rPr>
-        <w:t xml:space="preserve">        preorder(root.left)</w:t>
-      </w:r>
-    </w:p>
-    <w:p>
-      <w:pPr>
-        <w:spacing w:after="0" w:line="240" w:lineRule="auto"/>
-        <w:jc w:val="left"/>
-        <w:rPr>
-          <w:lang w:bidi="hi-IN"/>
-        </w:rPr>
-      </w:pPr>
-      <w:r>
-        <w:rPr>
-          <w:lang w:bidi="hi-IN"/>
-        </w:rPr>
-        <w:t xml:space="preserve">        preorder(root.right)</w:t>
-      </w:r>
-    </w:p>
-    <w:p>
-      <w:pPr>
-        <w:spacing w:after="0" w:line="240" w:lineRule="auto"/>
-        <w:jc w:val="left"/>
-        <w:rPr>
-          <w:lang w:bidi="hi-IN"/>
-        </w:rPr>
-      </w:pPr>
-    </w:p>
-    <w:p>
-      <w:pPr>
-        <w:spacing w:after="0" w:line="240" w:lineRule="auto"/>
-        <w:jc w:val="left"/>
-        <w:rPr>
-          <w:lang w:bidi="hi-IN"/>
-        </w:rPr>
-      </w:pPr>
-    </w:p>
-    <w:p>
-      <w:pPr>
-        <w:spacing w:after="0" w:line="240" w:lineRule="auto"/>
-        <w:jc w:val="left"/>
-        <w:rPr>
-          <w:lang w:bidi="hi-IN"/>
-        </w:rPr>
-      </w:pPr>
-      <w:r>
-        <w:rPr>
-          <w:lang w:bidi="hi-IN"/>
-        </w:rPr>
-        <w:t>def inorder(root):</w:t>
+        <w:t xml:space="preserve">        </w:t>
+      </w:r>
+      <w:proofErr w:type="gramStart"/>
+      <w:r>
+        <w:rPr>
+          <w:lang w:bidi="hi-IN"/>
+        </w:rPr>
+        <w:t>print(</w:t>
+      </w:r>
+      <w:proofErr w:type="spellStart"/>
+      <w:proofErr w:type="gramEnd"/>
+      <w:r>
+        <w:rPr>
+          <w:lang w:bidi="hi-IN"/>
+        </w:rPr>
+        <w:t>root.data</w:t>
+      </w:r>
+      <w:proofErr w:type="spellEnd"/>
+      <w:r>
+        <w:rPr>
+          <w:lang w:bidi="hi-IN"/>
+        </w:rPr>
+        <w:t>, end=" ")</w:t>
+      </w:r>
+    </w:p>
+    <w:p>
+      <w:pPr>
+        <w:spacing w:after="0" w:line="240" w:lineRule="auto"/>
+        <w:jc w:val="left"/>
+        <w:rPr>
+          <w:lang w:bidi="hi-IN"/>
+        </w:rPr>
+      </w:pPr>
+      <w:r>
+        <w:rPr>
+          <w:lang w:bidi="hi-IN"/>
+        </w:rPr>
+        <w:t xml:space="preserve">        preorder(</w:t>
+      </w:r>
+      <w:proofErr w:type="spellStart"/>
+      <w:proofErr w:type="gramStart"/>
+      <w:r>
+        <w:rPr>
+          <w:lang w:bidi="hi-IN"/>
+        </w:rPr>
+        <w:t>root.left</w:t>
+      </w:r>
+      <w:proofErr w:type="spellEnd"/>
+      <w:proofErr w:type="gramEnd"/>
+      <w:r>
+        <w:rPr>
+          <w:lang w:bidi="hi-IN"/>
+        </w:rPr>
+        <w:t>)</w:t>
+      </w:r>
+    </w:p>
+    <w:p>
+      <w:pPr>
+        <w:spacing w:after="0" w:line="240" w:lineRule="auto"/>
+        <w:jc w:val="left"/>
+        <w:rPr>
+          <w:lang w:bidi="hi-IN"/>
+        </w:rPr>
+      </w:pPr>
+      <w:r>
+        <w:rPr>
+          <w:lang w:bidi="hi-IN"/>
+        </w:rPr>
+        <w:t xml:space="preserve">        preorder(</w:t>
+      </w:r>
+      <w:proofErr w:type="spellStart"/>
+      <w:proofErr w:type="gramStart"/>
+      <w:r>
+        <w:rPr>
+          <w:lang w:bidi="hi-IN"/>
+        </w:rPr>
+        <w:t>root.right</w:t>
+      </w:r>
+      <w:proofErr w:type="spellEnd"/>
+      <w:proofErr w:type="gramEnd"/>
+      <w:r>
+        <w:rPr>
+          <w:lang w:bidi="hi-IN"/>
+        </w:rPr>
+        <w:t>)</w:t>
+      </w:r>
+    </w:p>
+    <w:p>
+      <w:pPr>
+        <w:spacing w:after="0" w:line="240" w:lineRule="auto"/>
+        <w:jc w:val="left"/>
+        <w:rPr>
+          <w:lang w:bidi="hi-IN"/>
+        </w:rPr>
+      </w:pPr>
+    </w:p>
+    <w:p>
+      <w:pPr>
+        <w:spacing w:after="0" w:line="240" w:lineRule="auto"/>
+        <w:jc w:val="left"/>
+        <w:rPr>
+          <w:lang w:bidi="hi-IN"/>
+        </w:rPr>
+      </w:pPr>
+    </w:p>
+    <w:p>
+      <w:pPr>
+        <w:spacing w:after="0" w:line="240" w:lineRule="auto"/>
+        <w:jc w:val="left"/>
+        <w:rPr>
+          <w:lang w:bidi="hi-IN"/>
+        </w:rPr>
+      </w:pPr>
+      <w:r>
+        <w:rPr>
+          <w:lang w:bidi="hi-IN"/>
+        </w:rPr>
+        <w:t xml:space="preserve">def </w:t>
+      </w:r>
+      <w:proofErr w:type="spellStart"/>
+      <w:r>
+        <w:rPr>
+          <w:lang w:bidi="hi-IN"/>
+        </w:rPr>
+        <w:t>inorder</w:t>
+      </w:r>
+      <w:proofErr w:type="spellEnd"/>
+      <w:r>
+        <w:rPr>
+          <w:lang w:bidi="hi-IN"/>
+        </w:rPr>
+        <w:t>(root):</w:t>
       </w:r>
     </w:p>
     <w:p>
@@ -8364,70 +10759,166 @@
         <w:rPr>
           <w:lang w:bidi="hi-IN"/>
         </w:rPr>
-        <w:t xml:space="preserve">        inorder(root.left)</w:t>
-      </w:r>
-    </w:p>
-    <w:p>
-      <w:pPr>
-        <w:spacing w:after="0" w:line="240" w:lineRule="auto"/>
-        <w:jc w:val="left"/>
-        <w:rPr>
-          <w:lang w:bidi="hi-IN"/>
-        </w:rPr>
-      </w:pPr>
-      <w:r>
-        <w:rPr>
-          <w:lang w:bidi="hi-IN"/>
-        </w:rPr>
-        <w:t xml:space="preserve">        print(root.data, end=" ")</w:t>
-      </w:r>
-    </w:p>
-    <w:p>
-      <w:pPr>
-        <w:spacing w:after="0" w:line="240" w:lineRule="auto"/>
-        <w:jc w:val="left"/>
-        <w:rPr>
-          <w:lang w:bidi="hi-IN"/>
-        </w:rPr>
-      </w:pPr>
-      <w:r>
-        <w:rPr>
-          <w:lang w:bidi="hi-IN"/>
-        </w:rPr>
-        <w:t xml:space="preserve">        inorder(root.right)</w:t>
-      </w:r>
-    </w:p>
-    <w:p>
-      <w:pPr>
-        <w:spacing w:after="0" w:line="240" w:lineRule="auto"/>
-        <w:jc w:val="left"/>
-        <w:rPr>
-          <w:lang w:bidi="hi-IN"/>
-        </w:rPr>
-      </w:pPr>
-    </w:p>
-    <w:p>
-      <w:pPr>
-        <w:spacing w:after="0" w:line="240" w:lineRule="auto"/>
-        <w:jc w:val="left"/>
-        <w:rPr>
-          <w:lang w:bidi="hi-IN"/>
-        </w:rPr>
-      </w:pPr>
-    </w:p>
-    <w:p>
-      <w:pPr>
-        <w:spacing w:after="0" w:line="240" w:lineRule="auto"/>
-        <w:jc w:val="left"/>
-        <w:rPr>
-          <w:lang w:bidi="hi-IN"/>
-        </w:rPr>
-      </w:pPr>
-      <w:r>
-        <w:rPr>
-          <w:lang w:bidi="hi-IN"/>
-        </w:rPr>
-        <w:t>def postorder(root):</w:t>
+        <w:t xml:space="preserve">        </w:t>
+      </w:r>
+      <w:proofErr w:type="spellStart"/>
+      <w:r>
+        <w:rPr>
+          <w:lang w:bidi="hi-IN"/>
+        </w:rPr>
+        <w:t>inorder</w:t>
+      </w:r>
+      <w:proofErr w:type="spellEnd"/>
+      <w:r>
+        <w:rPr>
+          <w:lang w:bidi="hi-IN"/>
+        </w:rPr>
+        <w:t>(</w:t>
+      </w:r>
+      <w:proofErr w:type="spellStart"/>
+      <w:proofErr w:type="gramStart"/>
+      <w:r>
+        <w:rPr>
+          <w:lang w:bidi="hi-IN"/>
+        </w:rPr>
+        <w:t>root.left</w:t>
+      </w:r>
+      <w:proofErr w:type="spellEnd"/>
+      <w:proofErr w:type="gramEnd"/>
+      <w:r>
+        <w:rPr>
+          <w:lang w:bidi="hi-IN"/>
+        </w:rPr>
+        <w:t>)</w:t>
+      </w:r>
+    </w:p>
+    <w:p>
+      <w:pPr>
+        <w:spacing w:after="0" w:line="240" w:lineRule="auto"/>
+        <w:jc w:val="left"/>
+        <w:rPr>
+          <w:lang w:bidi="hi-IN"/>
+        </w:rPr>
+      </w:pPr>
+      <w:r>
+        <w:rPr>
+          <w:lang w:bidi="hi-IN"/>
+        </w:rPr>
+        <w:t xml:space="preserve">        </w:t>
+      </w:r>
+      <w:proofErr w:type="gramStart"/>
+      <w:r>
+        <w:rPr>
+          <w:lang w:bidi="hi-IN"/>
+        </w:rPr>
+        <w:t>print(</w:t>
+      </w:r>
+      <w:proofErr w:type="spellStart"/>
+      <w:proofErr w:type="gramEnd"/>
+      <w:r>
+        <w:rPr>
+          <w:lang w:bidi="hi-IN"/>
+        </w:rPr>
+        <w:t>root.data</w:t>
+      </w:r>
+      <w:proofErr w:type="spellEnd"/>
+      <w:r>
+        <w:rPr>
+          <w:lang w:bidi="hi-IN"/>
+        </w:rPr>
+        <w:t>, end=" ")</w:t>
+      </w:r>
+    </w:p>
+    <w:p>
+      <w:pPr>
+        <w:spacing w:after="0" w:line="240" w:lineRule="auto"/>
+        <w:jc w:val="left"/>
+        <w:rPr>
+          <w:lang w:bidi="hi-IN"/>
+        </w:rPr>
+      </w:pPr>
+      <w:r>
+        <w:rPr>
+          <w:lang w:bidi="hi-IN"/>
+        </w:rPr>
+        <w:t xml:space="preserve">        </w:t>
+      </w:r>
+      <w:proofErr w:type="spellStart"/>
+      <w:r>
+        <w:rPr>
+          <w:lang w:bidi="hi-IN"/>
+        </w:rPr>
+        <w:t>inorder</w:t>
+      </w:r>
+      <w:proofErr w:type="spellEnd"/>
+      <w:r>
+        <w:rPr>
+          <w:lang w:bidi="hi-IN"/>
+        </w:rPr>
+        <w:t>(</w:t>
+      </w:r>
+      <w:proofErr w:type="spellStart"/>
+      <w:proofErr w:type="gramStart"/>
+      <w:r>
+        <w:rPr>
+          <w:lang w:bidi="hi-IN"/>
+        </w:rPr>
+        <w:t>root.right</w:t>
+      </w:r>
+      <w:proofErr w:type="spellEnd"/>
+      <w:proofErr w:type="gramEnd"/>
+      <w:r>
+        <w:rPr>
+          <w:lang w:bidi="hi-IN"/>
+        </w:rPr>
+        <w:t>)</w:t>
+      </w:r>
+    </w:p>
+    <w:p>
+      <w:pPr>
+        <w:spacing w:after="0" w:line="240" w:lineRule="auto"/>
+        <w:jc w:val="left"/>
+        <w:rPr>
+          <w:lang w:bidi="hi-IN"/>
+        </w:rPr>
+      </w:pPr>
+    </w:p>
+    <w:p>
+      <w:pPr>
+        <w:spacing w:after="0" w:line="240" w:lineRule="auto"/>
+        <w:jc w:val="left"/>
+        <w:rPr>
+          <w:lang w:bidi="hi-IN"/>
+        </w:rPr>
+      </w:pPr>
+    </w:p>
+    <w:p>
+      <w:pPr>
+        <w:spacing w:after="0" w:line="240" w:lineRule="auto"/>
+        <w:jc w:val="left"/>
+        <w:rPr>
+          <w:lang w:bidi="hi-IN"/>
+        </w:rPr>
+      </w:pPr>
+      <w:r>
+        <w:rPr>
+          <w:lang w:bidi="hi-IN"/>
+        </w:rPr>
+        <w:t xml:space="preserve">def </w:t>
+      </w:r>
+      <w:proofErr w:type="spellStart"/>
+      <w:r>
+        <w:rPr>
+          <w:lang w:bidi="hi-IN"/>
+        </w:rPr>
+        <w:t>postorder</w:t>
+      </w:r>
+      <w:proofErr w:type="spellEnd"/>
+      <w:r>
+        <w:rPr>
+          <w:lang w:bidi="hi-IN"/>
+        </w:rPr>
+        <w:t>(root):</w:t>
       </w:r>
     </w:p>
     <w:p>
@@ -8457,130 +10948,334 @@
         <w:rPr>
           <w:lang w:bidi="hi-IN"/>
         </w:rPr>
-        <w:t xml:space="preserve">        postorder(root.left)</w:t>
-      </w:r>
-    </w:p>
-    <w:p>
-      <w:pPr>
-        <w:spacing w:after="0" w:line="240" w:lineRule="auto"/>
-        <w:jc w:val="left"/>
-        <w:rPr>
-          <w:lang w:bidi="hi-IN"/>
-        </w:rPr>
-      </w:pPr>
-      <w:r>
-        <w:rPr>
-          <w:lang w:bidi="hi-IN"/>
-        </w:rPr>
-        <w:t xml:space="preserve">        postorder(root.right)</w:t>
-      </w:r>
-    </w:p>
-    <w:p>
-      <w:pPr>
-        <w:spacing w:after="0" w:line="240" w:lineRule="auto"/>
-        <w:jc w:val="left"/>
-        <w:rPr>
-          <w:lang w:bidi="hi-IN"/>
-        </w:rPr>
-      </w:pPr>
-      <w:r>
-        <w:rPr>
-          <w:lang w:bidi="hi-IN"/>
-        </w:rPr>
-        <w:t xml:space="preserve">        print(root.data, end=" ")</w:t>
-      </w:r>
-    </w:p>
-    <w:p>
-      <w:pPr>
-        <w:spacing w:after="0" w:line="240" w:lineRule="auto"/>
-        <w:jc w:val="left"/>
-        <w:rPr>
-          <w:lang w:bidi="hi-IN"/>
-        </w:rPr>
-      </w:pPr>
-    </w:p>
-    <w:p>
-      <w:pPr>
-        <w:spacing w:after="0" w:line="240" w:lineRule="auto"/>
-        <w:jc w:val="left"/>
-        <w:rPr>
-          <w:lang w:bidi="hi-IN"/>
-        </w:rPr>
-      </w:pPr>
-    </w:p>
-    <w:p>
-      <w:pPr>
-        <w:spacing w:after="0" w:line="240" w:lineRule="auto"/>
-        <w:jc w:val="left"/>
-        <w:rPr>
-          <w:lang w:bidi="hi-IN"/>
-        </w:rPr>
-      </w:pPr>
-      <w:r>
-        <w:rPr>
-          <w:lang w:bidi="hi-IN"/>
-        </w:rPr>
-        <w:t>root = Node(1)</w:t>
-      </w:r>
-    </w:p>
-    <w:p>
-      <w:pPr>
-        <w:spacing w:after="0" w:line="240" w:lineRule="auto"/>
-        <w:jc w:val="left"/>
-        <w:rPr>
-          <w:lang w:bidi="hi-IN"/>
-        </w:rPr>
-      </w:pPr>
-      <w:r>
-        <w:rPr>
-          <w:lang w:bidi="hi-IN"/>
-        </w:rPr>
-        <w:t>root.left = Node(2)</w:t>
-      </w:r>
-    </w:p>
-    <w:p>
-      <w:pPr>
-        <w:spacing w:after="0" w:line="240" w:lineRule="auto"/>
-        <w:jc w:val="left"/>
-        <w:rPr>
-          <w:lang w:bidi="hi-IN"/>
-        </w:rPr>
-      </w:pPr>
-      <w:r>
-        <w:rPr>
-          <w:lang w:bidi="hi-IN"/>
-        </w:rPr>
-        <w:t>root.right = Node(3)</w:t>
-      </w:r>
-    </w:p>
-    <w:p>
-      <w:pPr>
-        <w:spacing w:after="0" w:line="240" w:lineRule="auto"/>
-        <w:jc w:val="left"/>
-        <w:rPr>
-          <w:lang w:bidi="hi-IN"/>
-        </w:rPr>
-      </w:pPr>
-      <w:r>
-        <w:rPr>
-          <w:lang w:bidi="hi-IN"/>
-        </w:rPr>
-        <w:t>root.left.left = Node(4)</w:t>
-      </w:r>
-    </w:p>
-    <w:p>
-      <w:pPr>
-        <w:spacing w:after="0" w:line="240" w:lineRule="auto"/>
-        <w:jc w:val="left"/>
-        <w:rPr>
-          <w:lang w:bidi="hi-IN"/>
-        </w:rPr>
-      </w:pPr>
-      <w:r>
-        <w:rPr>
-          <w:lang w:bidi="hi-IN"/>
-        </w:rPr>
-        <w:t>root.left.right = Node(5)</w:t>
+        <w:t xml:space="preserve">        </w:t>
+      </w:r>
+      <w:proofErr w:type="spellStart"/>
+      <w:r>
+        <w:rPr>
+          <w:lang w:bidi="hi-IN"/>
+        </w:rPr>
+        <w:t>postorder</w:t>
+      </w:r>
+      <w:proofErr w:type="spellEnd"/>
+      <w:r>
+        <w:rPr>
+          <w:lang w:bidi="hi-IN"/>
+        </w:rPr>
+        <w:t>(</w:t>
+      </w:r>
+      <w:proofErr w:type="spellStart"/>
+      <w:proofErr w:type="gramStart"/>
+      <w:r>
+        <w:rPr>
+          <w:lang w:bidi="hi-IN"/>
+        </w:rPr>
+        <w:t>root.left</w:t>
+      </w:r>
+      <w:proofErr w:type="spellEnd"/>
+      <w:proofErr w:type="gramEnd"/>
+      <w:r>
+        <w:rPr>
+          <w:lang w:bidi="hi-IN"/>
+        </w:rPr>
+        <w:t>)</w:t>
+      </w:r>
+    </w:p>
+    <w:p>
+      <w:pPr>
+        <w:spacing w:after="0" w:line="240" w:lineRule="auto"/>
+        <w:jc w:val="left"/>
+        <w:rPr>
+          <w:lang w:bidi="hi-IN"/>
+        </w:rPr>
+      </w:pPr>
+      <w:r>
+        <w:rPr>
+          <w:lang w:bidi="hi-IN"/>
+        </w:rPr>
+        <w:t xml:space="preserve">        </w:t>
+      </w:r>
+      <w:proofErr w:type="spellStart"/>
+      <w:r>
+        <w:rPr>
+          <w:lang w:bidi="hi-IN"/>
+        </w:rPr>
+        <w:t>postorder</w:t>
+      </w:r>
+      <w:proofErr w:type="spellEnd"/>
+      <w:r>
+        <w:rPr>
+          <w:lang w:bidi="hi-IN"/>
+        </w:rPr>
+        <w:t>(</w:t>
+      </w:r>
+      <w:proofErr w:type="spellStart"/>
+      <w:proofErr w:type="gramStart"/>
+      <w:r>
+        <w:rPr>
+          <w:lang w:bidi="hi-IN"/>
+        </w:rPr>
+        <w:t>root.right</w:t>
+      </w:r>
+      <w:proofErr w:type="spellEnd"/>
+      <w:proofErr w:type="gramEnd"/>
+      <w:r>
+        <w:rPr>
+          <w:lang w:bidi="hi-IN"/>
+        </w:rPr>
+        <w:t>)</w:t>
+      </w:r>
+    </w:p>
+    <w:p>
+      <w:pPr>
+        <w:spacing w:after="0" w:line="240" w:lineRule="auto"/>
+        <w:jc w:val="left"/>
+        <w:rPr>
+          <w:lang w:bidi="hi-IN"/>
+        </w:rPr>
+      </w:pPr>
+      <w:r>
+        <w:rPr>
+          <w:lang w:bidi="hi-IN"/>
+        </w:rPr>
+        <w:t xml:space="preserve">        </w:t>
+      </w:r>
+      <w:proofErr w:type="gramStart"/>
+      <w:r>
+        <w:rPr>
+          <w:lang w:bidi="hi-IN"/>
+        </w:rPr>
+        <w:t>print(</w:t>
+      </w:r>
+      <w:proofErr w:type="spellStart"/>
+      <w:proofErr w:type="gramEnd"/>
+      <w:r>
+        <w:rPr>
+          <w:lang w:bidi="hi-IN"/>
+        </w:rPr>
+        <w:t>root.data</w:t>
+      </w:r>
+      <w:proofErr w:type="spellEnd"/>
+      <w:r>
+        <w:rPr>
+          <w:lang w:bidi="hi-IN"/>
+        </w:rPr>
+        <w:t>, end=" ")</w:t>
+      </w:r>
+    </w:p>
+    <w:p>
+      <w:pPr>
+        <w:spacing w:after="0" w:line="240" w:lineRule="auto"/>
+        <w:jc w:val="left"/>
+        <w:rPr>
+          <w:lang w:bidi="hi-IN"/>
+        </w:rPr>
+      </w:pPr>
+    </w:p>
+    <w:p>
+      <w:pPr>
+        <w:spacing w:after="0" w:line="240" w:lineRule="auto"/>
+        <w:jc w:val="left"/>
+        <w:rPr>
+          <w:lang w:bidi="hi-IN"/>
+        </w:rPr>
+      </w:pPr>
+    </w:p>
+    <w:p>
+      <w:pPr>
+        <w:spacing w:after="0" w:line="240" w:lineRule="auto"/>
+        <w:jc w:val="left"/>
+        <w:rPr>
+          <w:lang w:bidi="hi-IN"/>
+        </w:rPr>
+      </w:pPr>
+      <w:r>
+        <w:rPr>
+          <w:lang w:bidi="hi-IN"/>
+        </w:rPr>
+        <w:t xml:space="preserve">root = </w:t>
+      </w:r>
+      <w:proofErr w:type="gramStart"/>
+      <w:r>
+        <w:rPr>
+          <w:lang w:bidi="hi-IN"/>
+        </w:rPr>
+        <w:t>Node(</w:t>
+      </w:r>
+      <w:proofErr w:type="gramEnd"/>
+      <w:r>
+        <w:rPr>
+          <w:lang w:bidi="hi-IN"/>
+        </w:rPr>
+        <w:t>1)</w:t>
+      </w:r>
+    </w:p>
+    <w:p>
+      <w:pPr>
+        <w:spacing w:after="0" w:line="240" w:lineRule="auto"/>
+        <w:jc w:val="left"/>
+        <w:rPr>
+          <w:lang w:bidi="hi-IN"/>
+        </w:rPr>
+      </w:pPr>
+      <w:proofErr w:type="spellStart"/>
+      <w:proofErr w:type="gramStart"/>
+      <w:r>
+        <w:rPr>
+          <w:lang w:bidi="hi-IN"/>
+        </w:rPr>
+        <w:t>root.left</w:t>
+      </w:r>
+      <w:proofErr w:type="spellEnd"/>
+      <w:proofErr w:type="gramEnd"/>
+      <w:r>
+        <w:rPr>
+          <w:lang w:bidi="hi-IN"/>
+        </w:rPr>
+        <w:t xml:space="preserve"> = </w:t>
+      </w:r>
+      <w:proofErr w:type="gramStart"/>
+      <w:r>
+        <w:rPr>
+          <w:lang w:bidi="hi-IN"/>
+        </w:rPr>
+        <w:t>Node(</w:t>
+      </w:r>
+      <w:proofErr w:type="gramEnd"/>
+      <w:r>
+        <w:rPr>
+          <w:lang w:bidi="hi-IN"/>
+        </w:rPr>
+        <w:t>2)</w:t>
+      </w:r>
+    </w:p>
+    <w:p>
+      <w:pPr>
+        <w:spacing w:after="0" w:line="240" w:lineRule="auto"/>
+        <w:jc w:val="left"/>
+        <w:rPr>
+          <w:lang w:bidi="hi-IN"/>
+        </w:rPr>
+      </w:pPr>
+      <w:proofErr w:type="spellStart"/>
+      <w:proofErr w:type="gramStart"/>
+      <w:r>
+        <w:rPr>
+          <w:lang w:bidi="hi-IN"/>
+        </w:rPr>
+        <w:t>root.right</w:t>
+      </w:r>
+      <w:proofErr w:type="spellEnd"/>
+      <w:proofErr w:type="gramEnd"/>
+      <w:r>
+        <w:rPr>
+          <w:lang w:bidi="hi-IN"/>
+        </w:rPr>
+        <w:t xml:space="preserve"> = </w:t>
+      </w:r>
+      <w:proofErr w:type="gramStart"/>
+      <w:r>
+        <w:rPr>
+          <w:lang w:bidi="hi-IN"/>
+        </w:rPr>
+        <w:t>Node(</w:t>
+      </w:r>
+      <w:proofErr w:type="gramEnd"/>
+      <w:r>
+        <w:rPr>
+          <w:lang w:bidi="hi-IN"/>
+        </w:rPr>
+        <w:t>3)</w:t>
+      </w:r>
+    </w:p>
+    <w:p>
+      <w:pPr>
+        <w:spacing w:after="0" w:line="240" w:lineRule="auto"/>
+        <w:jc w:val="left"/>
+        <w:rPr>
+          <w:lang w:bidi="hi-IN"/>
+        </w:rPr>
+      </w:pPr>
+      <w:proofErr w:type="spellStart"/>
+      <w:proofErr w:type="gramStart"/>
+      <w:r>
+        <w:rPr>
+          <w:lang w:bidi="hi-IN"/>
+        </w:rPr>
+        <w:t>root.left</w:t>
+      </w:r>
+      <w:proofErr w:type="gramEnd"/>
+      <w:r>
+        <w:rPr>
+          <w:lang w:bidi="hi-IN"/>
+        </w:rPr>
+        <w:t>.left</w:t>
+      </w:r>
+      <w:proofErr w:type="spellEnd"/>
+      <w:r>
+        <w:rPr>
+          <w:lang w:bidi="hi-IN"/>
+        </w:rPr>
+        <w:t xml:space="preserve"> = </w:t>
+      </w:r>
+      <w:proofErr w:type="gramStart"/>
+      <w:r>
+        <w:rPr>
+          <w:lang w:bidi="hi-IN"/>
+        </w:rPr>
+        <w:t>Node(</w:t>
+      </w:r>
+      <w:proofErr w:type="gramEnd"/>
+      <w:r>
+        <w:rPr>
+          <w:lang w:bidi="hi-IN"/>
+        </w:rPr>
+        <w:t>4)</w:t>
+      </w:r>
+    </w:p>
+    <w:p>
+      <w:pPr>
+        <w:spacing w:after="0" w:line="240" w:lineRule="auto"/>
+        <w:jc w:val="left"/>
+        <w:rPr>
+          <w:lang w:bidi="hi-IN"/>
+        </w:rPr>
+      </w:pPr>
+      <w:proofErr w:type="spellStart"/>
+      <w:proofErr w:type="gramStart"/>
+      <w:r>
+        <w:rPr>
+          <w:lang w:bidi="hi-IN"/>
+        </w:rPr>
+        <w:t>root.left</w:t>
+      </w:r>
+      <w:proofErr w:type="gramEnd"/>
+      <w:r>
+        <w:rPr>
+          <w:lang w:bidi="hi-IN"/>
+        </w:rPr>
+        <w:t>.right</w:t>
+      </w:r>
+      <w:proofErr w:type="spellEnd"/>
+      <w:r>
+        <w:rPr>
+          <w:lang w:bidi="hi-IN"/>
+        </w:rPr>
+        <w:t xml:space="preserve"> = </w:t>
+      </w:r>
+      <w:proofErr w:type="gramStart"/>
+      <w:r>
+        <w:rPr>
+          <w:lang w:bidi="hi-IN"/>
+        </w:rPr>
+        <w:t>Node(</w:t>
+      </w:r>
+      <w:proofErr w:type="gramEnd"/>
+      <w:r>
+        <w:rPr>
+          <w:lang w:bidi="hi-IN"/>
+        </w:rPr>
+        <w:t>5)</w:t>
       </w:r>
     </w:p>
     <w:p>
@@ -8643,22 +11338,44 @@
         <w:rPr>
           <w:lang w:bidi="hi-IN"/>
         </w:rPr>
-        <w:t>print("\nIn-order:")</w:t>
-      </w:r>
-    </w:p>
-    <w:p>
-      <w:pPr>
-        <w:spacing w:after="0" w:line="240" w:lineRule="auto"/>
-        <w:jc w:val="left"/>
-        <w:rPr>
-          <w:lang w:bidi="hi-IN"/>
-        </w:rPr>
-      </w:pPr>
-      <w:r>
-        <w:rPr>
-          <w:lang w:bidi="hi-IN"/>
-        </w:rPr>
-        <w:t>inorder(root)</w:t>
+        <w:t>print("\</w:t>
+      </w:r>
+      <w:proofErr w:type="spellStart"/>
+      <w:r>
+        <w:rPr>
+          <w:lang w:bidi="hi-IN"/>
+        </w:rPr>
+        <w:t>nIn</w:t>
+      </w:r>
+      <w:proofErr w:type="spellEnd"/>
+      <w:r>
+        <w:rPr>
+          <w:lang w:bidi="hi-IN"/>
+        </w:rPr>
+        <w:t>-order:")</w:t>
+      </w:r>
+    </w:p>
+    <w:p>
+      <w:pPr>
+        <w:spacing w:after="0" w:line="240" w:lineRule="auto"/>
+        <w:jc w:val="left"/>
+        <w:rPr>
+          <w:lang w:bidi="hi-IN"/>
+        </w:rPr>
+      </w:pPr>
+      <w:proofErr w:type="spellStart"/>
+      <w:r>
+        <w:rPr>
+          <w:lang w:bidi="hi-IN"/>
+        </w:rPr>
+        <w:t>inorder</w:t>
+      </w:r>
+      <w:proofErr w:type="spellEnd"/>
+      <w:r>
+        <w:rPr>
+          <w:lang w:bidi="hi-IN"/>
+        </w:rPr>
+        <w:t>(root)</w:t>
       </w:r>
     </w:p>
     <w:p>
@@ -8743,22 +11460,44 @@
         <w:rPr>
           <w:lang w:bidi="hi-IN"/>
         </w:rPr>
-        <w:t>print("\nPost-order:")</w:t>
-      </w:r>
-    </w:p>
-    <w:p>
-      <w:pPr>
-        <w:spacing w:after="0" w:line="240" w:lineRule="auto"/>
-        <w:jc w:val="left"/>
-        <w:rPr>
-          <w:lang w:bidi="hi-IN"/>
-        </w:rPr>
-      </w:pPr>
-      <w:r>
-        <w:rPr>
-          <w:lang w:bidi="hi-IN"/>
-        </w:rPr>
-        <w:t>postorder(root)</w:t>
+        <w:t>print("\</w:t>
+      </w:r>
+      <w:proofErr w:type="spellStart"/>
+      <w:r>
+        <w:rPr>
+          <w:lang w:bidi="hi-IN"/>
+        </w:rPr>
+        <w:t>nPost</w:t>
+      </w:r>
+      <w:proofErr w:type="spellEnd"/>
+      <w:r>
+        <w:rPr>
+          <w:lang w:bidi="hi-IN"/>
+        </w:rPr>
+        <w:t>-order:")</w:t>
+      </w:r>
+    </w:p>
+    <w:p>
+      <w:pPr>
+        <w:spacing w:after="0" w:line="240" w:lineRule="auto"/>
+        <w:jc w:val="left"/>
+        <w:rPr>
+          <w:lang w:bidi="hi-IN"/>
+        </w:rPr>
+      </w:pPr>
+      <w:proofErr w:type="spellStart"/>
+      <w:r>
+        <w:rPr>
+          <w:lang w:bidi="hi-IN"/>
+        </w:rPr>
+        <w:t>postorder</w:t>
+      </w:r>
+      <w:proofErr w:type="spellEnd"/>
+      <w:r>
+        <w:rPr>
+          <w:lang w:bidi="hi-IN"/>
+        </w:rPr>
+        <w:t>(root)</w:t>
       </w:r>
     </w:p>
     <w:p>
@@ -8779,9 +11518,15 @@
     <w:p>
       <w:pPr>
         <w:pStyle w:val="Heading1"/>
-      </w:pPr>
-      <w:bookmarkStart w:id="21" w:name="_Toc241255557"/>
-      <w:r>
+        <w:rPr>
+          <w:color w:val="auto"/>
+        </w:rPr>
+      </w:pPr>
+      <w:bookmarkStart w:id="21" w:name="_Toc241440370"/>
+      <w:r>
+        <w:rPr>
+          <w:color w:val="auto"/>
+        </w:rPr>
         <w:lastRenderedPageBreak/>
         <w:t>21. WAP in python to find MST using Kruskal’s algorithm.</w:t>
       </w:r>
@@ -8814,269 +11559,689 @@
         <w:rPr>
           <w:lang w:bidi="hi-IN"/>
         </w:rPr>
-        <w:t xml:space="preserve">    def __init__(self, vertices):</w:t>
-      </w:r>
-    </w:p>
-    <w:p>
-      <w:pPr>
-        <w:spacing w:after="0" w:line="240" w:lineRule="auto"/>
-        <w:jc w:val="left"/>
-        <w:rPr>
-          <w:lang w:bidi="hi-IN"/>
-        </w:rPr>
-      </w:pPr>
-      <w:r>
-        <w:rPr>
-          <w:lang w:bidi="hi-IN"/>
-        </w:rPr>
-        <w:t xml:space="preserve">        self.V = vertices</w:t>
-      </w:r>
-    </w:p>
-    <w:p>
-      <w:pPr>
-        <w:spacing w:after="0" w:line="240" w:lineRule="auto"/>
-        <w:jc w:val="left"/>
-        <w:rPr>
-          <w:lang w:bidi="hi-IN"/>
-        </w:rPr>
-      </w:pPr>
-      <w:r>
-        <w:rPr>
-          <w:lang w:bidi="hi-IN"/>
-        </w:rPr>
-        <w:t xml:space="preserve">        self.edges = []</w:t>
-      </w:r>
-    </w:p>
-    <w:p>
-      <w:pPr>
-        <w:spacing w:after="0" w:line="240" w:lineRule="auto"/>
-        <w:jc w:val="left"/>
-        <w:rPr>
-          <w:lang w:bidi="hi-IN"/>
-        </w:rPr>
-      </w:pPr>
-    </w:p>
-    <w:p>
-      <w:pPr>
-        <w:spacing w:after="0" w:line="240" w:lineRule="auto"/>
-        <w:jc w:val="left"/>
-        <w:rPr>
-          <w:lang w:bidi="hi-IN"/>
-        </w:rPr>
-      </w:pPr>
-      <w:r>
-        <w:rPr>
-          <w:lang w:bidi="hi-IN"/>
-        </w:rPr>
-        <w:t xml:space="preserve">    def add_edge(self, u, v, w):</w:t>
-      </w:r>
-    </w:p>
-    <w:p>
-      <w:pPr>
-        <w:spacing w:after="0" w:line="240" w:lineRule="auto"/>
-        <w:jc w:val="left"/>
-        <w:rPr>
-          <w:lang w:bidi="hi-IN"/>
-        </w:rPr>
-      </w:pPr>
-      <w:r>
-        <w:rPr>
-          <w:lang w:bidi="hi-IN"/>
-        </w:rPr>
-        <w:t xml:space="preserve">        self.edges.append((w, u, v))</w:t>
-      </w:r>
-    </w:p>
-    <w:p>
-      <w:pPr>
-        <w:spacing w:after="0" w:line="240" w:lineRule="auto"/>
-        <w:jc w:val="left"/>
-        <w:rPr>
-          <w:lang w:bidi="hi-IN"/>
-        </w:rPr>
-      </w:pPr>
-    </w:p>
-    <w:p>
-      <w:pPr>
-        <w:spacing w:after="0" w:line="240" w:lineRule="auto"/>
-        <w:jc w:val="left"/>
-        <w:rPr>
-          <w:lang w:bidi="hi-IN"/>
-        </w:rPr>
-      </w:pPr>
-      <w:r>
-        <w:rPr>
-          <w:lang w:bidi="hi-IN"/>
-        </w:rPr>
-        <w:t xml:space="preserve">    def find(self, parent, i):</w:t>
-      </w:r>
-    </w:p>
-    <w:p>
-      <w:pPr>
-        <w:spacing w:after="0" w:line="240" w:lineRule="auto"/>
-        <w:jc w:val="left"/>
-        <w:rPr>
-          <w:lang w:bidi="hi-IN"/>
-        </w:rPr>
-      </w:pPr>
-      <w:r>
-        <w:rPr>
-          <w:lang w:bidi="hi-IN"/>
-        </w:rPr>
-        <w:t xml:space="preserve">        if parent[i] != i:</w:t>
-      </w:r>
-    </w:p>
-    <w:p>
-      <w:pPr>
-        <w:spacing w:after="0" w:line="240" w:lineRule="auto"/>
-        <w:jc w:val="left"/>
-        <w:rPr>
-          <w:lang w:bidi="hi-IN"/>
-        </w:rPr>
-      </w:pPr>
-      <w:r>
-        <w:rPr>
-          <w:lang w:bidi="hi-IN"/>
-        </w:rPr>
-        <w:t xml:space="preserve">            parent[i] = self.find(parent, parent[i])</w:t>
-      </w:r>
-    </w:p>
-    <w:p>
-      <w:pPr>
-        <w:spacing w:after="0" w:line="240" w:lineRule="auto"/>
-        <w:jc w:val="left"/>
-        <w:rPr>
-          <w:lang w:bidi="hi-IN"/>
-        </w:rPr>
-      </w:pPr>
-      <w:r>
-        <w:rPr>
-          <w:lang w:bidi="hi-IN"/>
-        </w:rPr>
-        <w:t xml:space="preserve">        return parent[i]</w:t>
-      </w:r>
-    </w:p>
-    <w:p>
-      <w:pPr>
-        <w:spacing w:after="0" w:line="240" w:lineRule="auto"/>
-        <w:jc w:val="left"/>
-        <w:rPr>
-          <w:lang w:bidi="hi-IN"/>
-        </w:rPr>
-      </w:pPr>
-    </w:p>
-    <w:p>
-      <w:pPr>
-        <w:spacing w:after="0" w:line="240" w:lineRule="auto"/>
-        <w:jc w:val="left"/>
-        <w:rPr>
-          <w:lang w:bidi="hi-IN"/>
-        </w:rPr>
-      </w:pPr>
-      <w:r>
-        <w:rPr>
-          <w:lang w:bidi="hi-IN"/>
-        </w:rPr>
-        <w:t xml:space="preserve">    def union(self, parent, rank, x, y):</w:t>
-      </w:r>
-    </w:p>
-    <w:p>
-      <w:pPr>
-        <w:spacing w:after="0" w:line="240" w:lineRule="auto"/>
-        <w:jc w:val="left"/>
-        <w:rPr>
-          <w:lang w:bidi="hi-IN"/>
-        </w:rPr>
-      </w:pPr>
-      <w:r>
-        <w:rPr>
-          <w:lang w:bidi="hi-IN"/>
-        </w:rPr>
-        <w:t xml:space="preserve">        xroot = self.find(parent, x)</w:t>
-      </w:r>
-    </w:p>
-    <w:p>
-      <w:pPr>
-        <w:spacing w:after="0" w:line="240" w:lineRule="auto"/>
-        <w:jc w:val="left"/>
-        <w:rPr>
-          <w:lang w:bidi="hi-IN"/>
-        </w:rPr>
-      </w:pPr>
-      <w:r>
-        <w:rPr>
-          <w:lang w:bidi="hi-IN"/>
-        </w:rPr>
-        <w:t xml:space="preserve">        yroot = self.find(parent, y)</w:t>
-      </w:r>
-    </w:p>
-    <w:p>
-      <w:pPr>
-        <w:spacing w:after="0" w:line="240" w:lineRule="auto"/>
-        <w:jc w:val="left"/>
-        <w:rPr>
-          <w:lang w:bidi="hi-IN"/>
-        </w:rPr>
-      </w:pPr>
-    </w:p>
-    <w:p>
-      <w:pPr>
-        <w:spacing w:after="0" w:line="240" w:lineRule="auto"/>
-        <w:jc w:val="left"/>
-        <w:rPr>
-          <w:lang w:bidi="hi-IN"/>
-        </w:rPr>
-      </w:pPr>
-      <w:r>
-        <w:rPr>
-          <w:lang w:bidi="hi-IN"/>
-        </w:rPr>
-        <w:t xml:space="preserve">        if rank[xroot] &lt; rank[yroot]:</w:t>
-      </w:r>
-    </w:p>
-    <w:p>
-      <w:pPr>
-        <w:spacing w:after="0" w:line="240" w:lineRule="auto"/>
-        <w:jc w:val="left"/>
-        <w:rPr>
-          <w:lang w:bidi="hi-IN"/>
-        </w:rPr>
-      </w:pPr>
-      <w:r>
-        <w:rPr>
-          <w:lang w:bidi="hi-IN"/>
-        </w:rPr>
-        <w:t xml:space="preserve">            parent[xroot] = yroot</w:t>
-      </w:r>
-    </w:p>
-    <w:p>
-      <w:pPr>
-        <w:spacing w:after="0" w:line="240" w:lineRule="auto"/>
-        <w:jc w:val="left"/>
-        <w:rPr>
-          <w:lang w:bidi="hi-IN"/>
-        </w:rPr>
-      </w:pPr>
-      <w:r>
-        <w:rPr>
-          <w:lang w:bidi="hi-IN"/>
-        </w:rPr>
-        <w:t xml:space="preserve">        elif rank[xroot] &gt; rank[yroot]:</w:t>
-      </w:r>
-    </w:p>
-    <w:p>
-      <w:pPr>
-        <w:spacing w:after="0" w:line="240" w:lineRule="auto"/>
-        <w:jc w:val="left"/>
-        <w:rPr>
-          <w:lang w:bidi="hi-IN"/>
-        </w:rPr>
-      </w:pPr>
-      <w:r>
-        <w:rPr>
-          <w:lang w:bidi="hi-IN"/>
-        </w:rPr>
-        <w:t xml:space="preserve">            parent[yroot] = xroot</w:t>
-      </w:r>
+        <w:t xml:space="preserve">    def __</w:t>
+      </w:r>
+      <w:proofErr w:type="spellStart"/>
+      <w:r>
+        <w:rPr>
+          <w:lang w:bidi="hi-IN"/>
+        </w:rPr>
+        <w:t>init</w:t>
+      </w:r>
+      <w:proofErr w:type="spellEnd"/>
+      <w:r>
+        <w:rPr>
+          <w:lang w:bidi="hi-IN"/>
+        </w:rPr>
+        <w:t>_</w:t>
+      </w:r>
+      <w:proofErr w:type="gramStart"/>
+      <w:r>
+        <w:rPr>
+          <w:lang w:bidi="hi-IN"/>
+        </w:rPr>
+        <w:t>_(</w:t>
+      </w:r>
+      <w:proofErr w:type="gramEnd"/>
+      <w:r>
+        <w:rPr>
+          <w:lang w:bidi="hi-IN"/>
+        </w:rPr>
+        <w:t>self, vertices):</w:t>
+      </w:r>
+    </w:p>
+    <w:p>
+      <w:pPr>
+        <w:spacing w:after="0" w:line="240" w:lineRule="auto"/>
+        <w:jc w:val="left"/>
+        <w:rPr>
+          <w:lang w:bidi="hi-IN"/>
+        </w:rPr>
+      </w:pPr>
+      <w:r>
+        <w:rPr>
+          <w:lang w:bidi="hi-IN"/>
+        </w:rPr>
+        <w:t xml:space="preserve">        </w:t>
+      </w:r>
+      <w:proofErr w:type="spellStart"/>
+      <w:proofErr w:type="gramStart"/>
+      <w:r>
+        <w:rPr>
+          <w:lang w:bidi="hi-IN"/>
+        </w:rPr>
+        <w:t>self.V</w:t>
+      </w:r>
+      <w:proofErr w:type="spellEnd"/>
+      <w:proofErr w:type="gramEnd"/>
+      <w:r>
+        <w:rPr>
+          <w:lang w:bidi="hi-IN"/>
+        </w:rPr>
+        <w:t xml:space="preserve"> = vertices</w:t>
+      </w:r>
+    </w:p>
+    <w:p>
+      <w:pPr>
+        <w:spacing w:after="0" w:line="240" w:lineRule="auto"/>
+        <w:jc w:val="left"/>
+        <w:rPr>
+          <w:lang w:bidi="hi-IN"/>
+        </w:rPr>
+      </w:pPr>
+      <w:r>
+        <w:rPr>
+          <w:lang w:bidi="hi-IN"/>
+        </w:rPr>
+        <w:t xml:space="preserve">        </w:t>
+      </w:r>
+      <w:proofErr w:type="spellStart"/>
+      <w:proofErr w:type="gramStart"/>
+      <w:r>
+        <w:rPr>
+          <w:lang w:bidi="hi-IN"/>
+        </w:rPr>
+        <w:t>self.edges</w:t>
+      </w:r>
+      <w:proofErr w:type="spellEnd"/>
+      <w:proofErr w:type="gramEnd"/>
+      <w:r>
+        <w:rPr>
+          <w:lang w:bidi="hi-IN"/>
+        </w:rPr>
+        <w:t xml:space="preserve"> = []</w:t>
+      </w:r>
+    </w:p>
+    <w:p>
+      <w:pPr>
+        <w:spacing w:after="0" w:line="240" w:lineRule="auto"/>
+        <w:jc w:val="left"/>
+        <w:rPr>
+          <w:lang w:bidi="hi-IN"/>
+        </w:rPr>
+      </w:pPr>
+    </w:p>
+    <w:p>
+      <w:pPr>
+        <w:spacing w:after="0" w:line="240" w:lineRule="auto"/>
+        <w:jc w:val="left"/>
+        <w:rPr>
+          <w:lang w:bidi="hi-IN"/>
+        </w:rPr>
+      </w:pPr>
+      <w:r>
+        <w:rPr>
+          <w:lang w:bidi="hi-IN"/>
+        </w:rPr>
+        <w:t xml:space="preserve">    def </w:t>
+      </w:r>
+      <w:proofErr w:type="spellStart"/>
+      <w:r>
+        <w:rPr>
+          <w:lang w:bidi="hi-IN"/>
+        </w:rPr>
+        <w:t>add_</w:t>
+      </w:r>
+      <w:proofErr w:type="gramStart"/>
+      <w:r>
+        <w:rPr>
+          <w:lang w:bidi="hi-IN"/>
+        </w:rPr>
+        <w:t>edge</w:t>
+      </w:r>
+      <w:proofErr w:type="spellEnd"/>
+      <w:r>
+        <w:rPr>
+          <w:lang w:bidi="hi-IN"/>
+        </w:rPr>
+        <w:t>(</w:t>
+      </w:r>
+      <w:proofErr w:type="gramEnd"/>
+      <w:r>
+        <w:rPr>
+          <w:lang w:bidi="hi-IN"/>
+        </w:rPr>
+        <w:t>self, u, v, w):</w:t>
+      </w:r>
+    </w:p>
+    <w:p>
+      <w:pPr>
+        <w:spacing w:after="0" w:line="240" w:lineRule="auto"/>
+        <w:jc w:val="left"/>
+        <w:rPr>
+          <w:lang w:bidi="hi-IN"/>
+        </w:rPr>
+      </w:pPr>
+      <w:r>
+        <w:rPr>
+          <w:lang w:bidi="hi-IN"/>
+        </w:rPr>
+        <w:t xml:space="preserve">        </w:t>
+      </w:r>
+      <w:proofErr w:type="spellStart"/>
+      <w:proofErr w:type="gramStart"/>
+      <w:r>
+        <w:rPr>
+          <w:lang w:bidi="hi-IN"/>
+        </w:rPr>
+        <w:t>self.edges</w:t>
+      </w:r>
+      <w:proofErr w:type="gramEnd"/>
+      <w:r>
+        <w:rPr>
+          <w:lang w:bidi="hi-IN"/>
+        </w:rPr>
+        <w:t>.</w:t>
+      </w:r>
+      <w:proofErr w:type="gramStart"/>
+      <w:r>
+        <w:rPr>
+          <w:lang w:bidi="hi-IN"/>
+        </w:rPr>
+        <w:t>append</w:t>
+      </w:r>
+      <w:proofErr w:type="spellEnd"/>
+      <w:r>
+        <w:rPr>
+          <w:lang w:bidi="hi-IN"/>
+        </w:rPr>
+        <w:t>(</w:t>
+      </w:r>
+      <w:proofErr w:type="gramEnd"/>
+      <w:r>
+        <w:rPr>
+          <w:lang w:bidi="hi-IN"/>
+        </w:rPr>
+        <w:t>(w, u, v))</w:t>
+      </w:r>
+    </w:p>
+    <w:p>
+      <w:pPr>
+        <w:spacing w:after="0" w:line="240" w:lineRule="auto"/>
+        <w:jc w:val="left"/>
+        <w:rPr>
+          <w:lang w:bidi="hi-IN"/>
+        </w:rPr>
+      </w:pPr>
+    </w:p>
+    <w:p>
+      <w:pPr>
+        <w:spacing w:after="0" w:line="240" w:lineRule="auto"/>
+        <w:jc w:val="left"/>
+        <w:rPr>
+          <w:lang w:bidi="hi-IN"/>
+        </w:rPr>
+      </w:pPr>
+      <w:r>
+        <w:rPr>
+          <w:lang w:bidi="hi-IN"/>
+        </w:rPr>
+        <w:t xml:space="preserve">    def </w:t>
+      </w:r>
+      <w:proofErr w:type="gramStart"/>
+      <w:r>
+        <w:rPr>
+          <w:lang w:bidi="hi-IN"/>
+        </w:rPr>
+        <w:t>find(</w:t>
+      </w:r>
+      <w:proofErr w:type="gramEnd"/>
+      <w:r>
+        <w:rPr>
+          <w:lang w:bidi="hi-IN"/>
+        </w:rPr>
+        <w:t xml:space="preserve">self, parent, </w:t>
+      </w:r>
+      <w:proofErr w:type="spellStart"/>
+      <w:r>
+        <w:rPr>
+          <w:lang w:bidi="hi-IN"/>
+        </w:rPr>
+        <w:t>i</w:t>
+      </w:r>
+      <w:proofErr w:type="spellEnd"/>
+      <w:r>
+        <w:rPr>
+          <w:lang w:bidi="hi-IN"/>
+        </w:rPr>
+        <w:t>):</w:t>
+      </w:r>
+    </w:p>
+    <w:p>
+      <w:pPr>
+        <w:spacing w:after="0" w:line="240" w:lineRule="auto"/>
+        <w:jc w:val="left"/>
+        <w:rPr>
+          <w:lang w:bidi="hi-IN"/>
+        </w:rPr>
+      </w:pPr>
+      <w:r>
+        <w:rPr>
+          <w:lang w:bidi="hi-IN"/>
+        </w:rPr>
+        <w:t xml:space="preserve">        if parent[</w:t>
+      </w:r>
+      <w:proofErr w:type="spellStart"/>
+      <w:r>
+        <w:rPr>
+          <w:lang w:bidi="hi-IN"/>
+        </w:rPr>
+        <w:t>i</w:t>
+      </w:r>
+      <w:proofErr w:type="spellEnd"/>
+      <w:proofErr w:type="gramStart"/>
+      <w:r>
+        <w:rPr>
+          <w:lang w:bidi="hi-IN"/>
+        </w:rPr>
+        <w:t>] !</w:t>
+      </w:r>
+      <w:proofErr w:type="gramEnd"/>
+      <w:r>
+        <w:rPr>
+          <w:lang w:bidi="hi-IN"/>
+        </w:rPr>
+        <w:t>= i:</w:t>
+      </w:r>
+    </w:p>
+    <w:p>
+      <w:pPr>
+        <w:spacing w:after="0" w:line="240" w:lineRule="auto"/>
+        <w:jc w:val="left"/>
+        <w:rPr>
+          <w:lang w:bidi="hi-IN"/>
+        </w:rPr>
+      </w:pPr>
+      <w:r>
+        <w:rPr>
+          <w:lang w:bidi="hi-IN"/>
+        </w:rPr>
+        <w:t xml:space="preserve">            parent[</w:t>
+      </w:r>
+      <w:proofErr w:type="spellStart"/>
+      <w:r>
+        <w:rPr>
+          <w:lang w:bidi="hi-IN"/>
+        </w:rPr>
+        <w:t>i</w:t>
+      </w:r>
+      <w:proofErr w:type="spellEnd"/>
+      <w:r>
+        <w:rPr>
+          <w:lang w:bidi="hi-IN"/>
+        </w:rPr>
+        <w:t xml:space="preserve">] = </w:t>
+      </w:r>
+      <w:proofErr w:type="spellStart"/>
+      <w:proofErr w:type="gramStart"/>
+      <w:r>
+        <w:rPr>
+          <w:lang w:bidi="hi-IN"/>
+        </w:rPr>
+        <w:t>self.find</w:t>
+      </w:r>
+      <w:proofErr w:type="spellEnd"/>
+      <w:proofErr w:type="gramEnd"/>
+      <w:r>
+        <w:rPr>
+          <w:lang w:bidi="hi-IN"/>
+        </w:rPr>
+        <w:t>(parent, parent[</w:t>
+      </w:r>
+      <w:proofErr w:type="spellStart"/>
+      <w:r>
+        <w:rPr>
+          <w:lang w:bidi="hi-IN"/>
+        </w:rPr>
+        <w:t>i</w:t>
+      </w:r>
+      <w:proofErr w:type="spellEnd"/>
+      <w:r>
+        <w:rPr>
+          <w:lang w:bidi="hi-IN"/>
+        </w:rPr>
+        <w:t>])</w:t>
+      </w:r>
+    </w:p>
+    <w:p>
+      <w:pPr>
+        <w:spacing w:after="0" w:line="240" w:lineRule="auto"/>
+        <w:jc w:val="left"/>
+        <w:rPr>
+          <w:lang w:bidi="hi-IN"/>
+        </w:rPr>
+      </w:pPr>
+      <w:r>
+        <w:rPr>
+          <w:lang w:bidi="hi-IN"/>
+        </w:rPr>
+        <w:t xml:space="preserve">        return parent[</w:t>
+      </w:r>
+      <w:proofErr w:type="spellStart"/>
+      <w:r>
+        <w:rPr>
+          <w:lang w:bidi="hi-IN"/>
+        </w:rPr>
+        <w:t>i</w:t>
+      </w:r>
+      <w:proofErr w:type="spellEnd"/>
+      <w:r>
+        <w:rPr>
+          <w:lang w:bidi="hi-IN"/>
+        </w:rPr>
+        <w:t>]</w:t>
+      </w:r>
+    </w:p>
+    <w:p>
+      <w:pPr>
+        <w:spacing w:after="0" w:line="240" w:lineRule="auto"/>
+        <w:jc w:val="left"/>
+        <w:rPr>
+          <w:lang w:bidi="hi-IN"/>
+        </w:rPr>
+      </w:pPr>
+    </w:p>
+    <w:p>
+      <w:pPr>
+        <w:spacing w:after="0" w:line="240" w:lineRule="auto"/>
+        <w:jc w:val="left"/>
+        <w:rPr>
+          <w:lang w:bidi="hi-IN"/>
+        </w:rPr>
+      </w:pPr>
+      <w:r>
+        <w:rPr>
+          <w:lang w:bidi="hi-IN"/>
+        </w:rPr>
+        <w:t xml:space="preserve">    def </w:t>
+      </w:r>
+      <w:proofErr w:type="gramStart"/>
+      <w:r>
+        <w:rPr>
+          <w:lang w:bidi="hi-IN"/>
+        </w:rPr>
+        <w:t>union(</w:t>
+      </w:r>
+      <w:proofErr w:type="gramEnd"/>
+      <w:r>
+        <w:rPr>
+          <w:lang w:bidi="hi-IN"/>
+        </w:rPr>
+        <w:t>self, parent, rank, x, y):</w:t>
+      </w:r>
+    </w:p>
+    <w:p>
+      <w:pPr>
+        <w:spacing w:after="0" w:line="240" w:lineRule="auto"/>
+        <w:jc w:val="left"/>
+        <w:rPr>
+          <w:lang w:bidi="hi-IN"/>
+        </w:rPr>
+      </w:pPr>
+      <w:r>
+        <w:rPr>
+          <w:lang w:bidi="hi-IN"/>
+        </w:rPr>
+        <w:t xml:space="preserve">        </w:t>
+      </w:r>
+      <w:proofErr w:type="spellStart"/>
+      <w:r>
+        <w:rPr>
+          <w:lang w:bidi="hi-IN"/>
+        </w:rPr>
+        <w:t>xroot</w:t>
+      </w:r>
+      <w:proofErr w:type="spellEnd"/>
+      <w:r>
+        <w:rPr>
+          <w:lang w:bidi="hi-IN"/>
+        </w:rPr>
+        <w:t xml:space="preserve"> = </w:t>
+      </w:r>
+      <w:proofErr w:type="spellStart"/>
+      <w:proofErr w:type="gramStart"/>
+      <w:r>
+        <w:rPr>
+          <w:lang w:bidi="hi-IN"/>
+        </w:rPr>
+        <w:t>self.find</w:t>
+      </w:r>
+      <w:proofErr w:type="spellEnd"/>
+      <w:proofErr w:type="gramEnd"/>
+      <w:r>
+        <w:rPr>
+          <w:lang w:bidi="hi-IN"/>
+        </w:rPr>
+        <w:t>(parent, x)</w:t>
+      </w:r>
+    </w:p>
+    <w:p>
+      <w:pPr>
+        <w:spacing w:after="0" w:line="240" w:lineRule="auto"/>
+        <w:jc w:val="left"/>
+        <w:rPr>
+          <w:lang w:bidi="hi-IN"/>
+        </w:rPr>
+      </w:pPr>
+      <w:r>
+        <w:rPr>
+          <w:lang w:bidi="hi-IN"/>
+        </w:rPr>
+        <w:t xml:space="preserve">        </w:t>
+      </w:r>
+      <w:proofErr w:type="spellStart"/>
+      <w:r>
+        <w:rPr>
+          <w:lang w:bidi="hi-IN"/>
+        </w:rPr>
+        <w:t>yroot</w:t>
+      </w:r>
+      <w:proofErr w:type="spellEnd"/>
+      <w:r>
+        <w:rPr>
+          <w:lang w:bidi="hi-IN"/>
+        </w:rPr>
+        <w:t xml:space="preserve"> = </w:t>
+      </w:r>
+      <w:proofErr w:type="spellStart"/>
+      <w:proofErr w:type="gramStart"/>
+      <w:r>
+        <w:rPr>
+          <w:lang w:bidi="hi-IN"/>
+        </w:rPr>
+        <w:t>self.find</w:t>
+      </w:r>
+      <w:proofErr w:type="spellEnd"/>
+      <w:proofErr w:type="gramEnd"/>
+      <w:r>
+        <w:rPr>
+          <w:lang w:bidi="hi-IN"/>
+        </w:rPr>
+        <w:t>(parent, y)</w:t>
+      </w:r>
+    </w:p>
+    <w:p>
+      <w:pPr>
+        <w:spacing w:after="0" w:line="240" w:lineRule="auto"/>
+        <w:jc w:val="left"/>
+        <w:rPr>
+          <w:lang w:bidi="hi-IN"/>
+        </w:rPr>
+      </w:pPr>
+    </w:p>
+    <w:p>
+      <w:pPr>
+        <w:spacing w:after="0" w:line="240" w:lineRule="auto"/>
+        <w:jc w:val="left"/>
+        <w:rPr>
+          <w:lang w:bidi="hi-IN"/>
+        </w:rPr>
+      </w:pPr>
+      <w:r>
+        <w:rPr>
+          <w:lang w:bidi="hi-IN"/>
+        </w:rPr>
+        <w:t xml:space="preserve">        if rank[</w:t>
+      </w:r>
+      <w:proofErr w:type="spellStart"/>
+      <w:r>
+        <w:rPr>
+          <w:lang w:bidi="hi-IN"/>
+        </w:rPr>
+        <w:t>xroot</w:t>
+      </w:r>
+      <w:proofErr w:type="spellEnd"/>
+      <w:r>
+        <w:rPr>
+          <w:lang w:bidi="hi-IN"/>
+        </w:rPr>
+        <w:t>] &lt; rank[</w:t>
+      </w:r>
+      <w:proofErr w:type="spellStart"/>
+      <w:r>
+        <w:rPr>
+          <w:lang w:bidi="hi-IN"/>
+        </w:rPr>
+        <w:t>yroot</w:t>
+      </w:r>
+      <w:proofErr w:type="spellEnd"/>
+      <w:r>
+        <w:rPr>
+          <w:lang w:bidi="hi-IN"/>
+        </w:rPr>
+        <w:t>]:</w:t>
+      </w:r>
+    </w:p>
+    <w:p>
+      <w:pPr>
+        <w:spacing w:after="0" w:line="240" w:lineRule="auto"/>
+        <w:jc w:val="left"/>
+        <w:rPr>
+          <w:lang w:bidi="hi-IN"/>
+        </w:rPr>
+      </w:pPr>
+      <w:r>
+        <w:rPr>
+          <w:lang w:bidi="hi-IN"/>
+        </w:rPr>
+        <w:t xml:space="preserve">            parent[</w:t>
+      </w:r>
+      <w:proofErr w:type="spellStart"/>
+      <w:r>
+        <w:rPr>
+          <w:lang w:bidi="hi-IN"/>
+        </w:rPr>
+        <w:t>xroot</w:t>
+      </w:r>
+      <w:proofErr w:type="spellEnd"/>
+      <w:r>
+        <w:rPr>
+          <w:lang w:bidi="hi-IN"/>
+        </w:rPr>
+        <w:t xml:space="preserve">] = </w:t>
+      </w:r>
+      <w:proofErr w:type="spellStart"/>
+      <w:r>
+        <w:rPr>
+          <w:lang w:bidi="hi-IN"/>
+        </w:rPr>
+        <w:t>yroot</w:t>
+      </w:r>
+      <w:proofErr w:type="spellEnd"/>
+    </w:p>
+    <w:p>
+      <w:pPr>
+        <w:spacing w:after="0" w:line="240" w:lineRule="auto"/>
+        <w:jc w:val="left"/>
+        <w:rPr>
+          <w:lang w:bidi="hi-IN"/>
+        </w:rPr>
+      </w:pPr>
+      <w:r>
+        <w:rPr>
+          <w:lang w:bidi="hi-IN"/>
+        </w:rPr>
+        <w:t xml:space="preserve">        </w:t>
+      </w:r>
+      <w:proofErr w:type="spellStart"/>
+      <w:r>
+        <w:rPr>
+          <w:lang w:bidi="hi-IN"/>
+        </w:rPr>
+        <w:t>elif</w:t>
+      </w:r>
+      <w:proofErr w:type="spellEnd"/>
+      <w:r>
+        <w:rPr>
+          <w:lang w:bidi="hi-IN"/>
+        </w:rPr>
+        <w:t xml:space="preserve"> rank[</w:t>
+      </w:r>
+      <w:proofErr w:type="spellStart"/>
+      <w:r>
+        <w:rPr>
+          <w:lang w:bidi="hi-IN"/>
+        </w:rPr>
+        <w:t>xroot</w:t>
+      </w:r>
+      <w:proofErr w:type="spellEnd"/>
+      <w:r>
+        <w:rPr>
+          <w:lang w:bidi="hi-IN"/>
+        </w:rPr>
+        <w:t>] &gt; rank[</w:t>
+      </w:r>
+      <w:proofErr w:type="spellStart"/>
+      <w:r>
+        <w:rPr>
+          <w:lang w:bidi="hi-IN"/>
+        </w:rPr>
+        <w:t>yroot</w:t>
+      </w:r>
+      <w:proofErr w:type="spellEnd"/>
+      <w:r>
+        <w:rPr>
+          <w:lang w:bidi="hi-IN"/>
+        </w:rPr>
+        <w:t>]:</w:t>
+      </w:r>
+    </w:p>
+    <w:p>
+      <w:pPr>
+        <w:spacing w:after="0" w:line="240" w:lineRule="auto"/>
+        <w:jc w:val="left"/>
+        <w:rPr>
+          <w:lang w:bidi="hi-IN"/>
+        </w:rPr>
+      </w:pPr>
+      <w:r>
+        <w:rPr>
+          <w:lang w:bidi="hi-IN"/>
+        </w:rPr>
+        <w:t xml:space="preserve">            parent[</w:t>
+      </w:r>
+      <w:proofErr w:type="spellStart"/>
+      <w:r>
+        <w:rPr>
+          <w:lang w:bidi="hi-IN"/>
+        </w:rPr>
+        <w:t>yroot</w:t>
+      </w:r>
+      <w:proofErr w:type="spellEnd"/>
+      <w:r>
+        <w:rPr>
+          <w:lang w:bidi="hi-IN"/>
+        </w:rPr>
+        <w:t xml:space="preserve">] = </w:t>
+      </w:r>
+      <w:proofErr w:type="spellStart"/>
+      <w:r>
+        <w:rPr>
+          <w:lang w:bidi="hi-IN"/>
+        </w:rPr>
+        <w:t>xroot</w:t>
+      </w:r>
+      <w:proofErr w:type="spellEnd"/>
     </w:p>
     <w:p>
       <w:pPr>
@@ -9105,349 +12270,667 @@
         <w:rPr>
           <w:lang w:bidi="hi-IN"/>
         </w:rPr>
-        <w:t xml:space="preserve">            parent[yroot] = xroot</w:t>
-      </w:r>
-    </w:p>
-    <w:p>
-      <w:pPr>
-        <w:spacing w:after="0" w:line="240" w:lineRule="auto"/>
-        <w:jc w:val="left"/>
-        <w:rPr>
-          <w:lang w:bidi="hi-IN"/>
-        </w:rPr>
-      </w:pPr>
-      <w:r>
-        <w:rPr>
-          <w:lang w:bidi="hi-IN"/>
-        </w:rPr>
-        <w:t xml:space="preserve">            rank[xroot] += 1</w:t>
-      </w:r>
-    </w:p>
-    <w:p>
-      <w:pPr>
-        <w:spacing w:after="0" w:line="240" w:lineRule="auto"/>
-        <w:jc w:val="left"/>
-        <w:rPr>
-          <w:lang w:bidi="hi-IN"/>
-        </w:rPr>
-      </w:pPr>
-    </w:p>
-    <w:p>
-      <w:pPr>
-        <w:spacing w:after="0" w:line="240" w:lineRule="auto"/>
-        <w:jc w:val="left"/>
-        <w:rPr>
-          <w:lang w:bidi="hi-IN"/>
-        </w:rPr>
-      </w:pPr>
-      <w:r>
-        <w:rPr>
-          <w:lang w:bidi="hi-IN"/>
-        </w:rPr>
-        <w:t xml:space="preserve">    def kruskal(self):</w:t>
-      </w:r>
-    </w:p>
-    <w:p>
-      <w:pPr>
-        <w:spacing w:after="0" w:line="240" w:lineRule="auto"/>
-        <w:jc w:val="left"/>
-        <w:rPr>
-          <w:lang w:bidi="hi-IN"/>
-        </w:rPr>
-      </w:pPr>
-      <w:r>
-        <w:rPr>
-          <w:lang w:bidi="hi-IN"/>
-        </w:rPr>
-        <w:t xml:space="preserve">        self.edges.sort()</w:t>
-      </w:r>
-    </w:p>
-    <w:p>
-      <w:pPr>
-        <w:spacing w:after="0" w:line="240" w:lineRule="auto"/>
-        <w:jc w:val="left"/>
-        <w:rPr>
-          <w:lang w:bidi="hi-IN"/>
-        </w:rPr>
-      </w:pPr>
-    </w:p>
-    <w:p>
-      <w:pPr>
-        <w:spacing w:after="0" w:line="240" w:lineRule="auto"/>
-        <w:jc w:val="left"/>
-        <w:rPr>
-          <w:lang w:bidi="hi-IN"/>
-        </w:rPr>
-      </w:pPr>
-      <w:r>
-        <w:rPr>
-          <w:lang w:bidi="hi-IN"/>
-        </w:rPr>
-        <w:t xml:space="preserve">        parent = list(range(self.V))</w:t>
-      </w:r>
-    </w:p>
-    <w:p>
-      <w:pPr>
-        <w:spacing w:after="0" w:line="240" w:lineRule="auto"/>
-        <w:jc w:val="left"/>
-        <w:rPr>
-          <w:lang w:bidi="hi-IN"/>
-        </w:rPr>
-      </w:pPr>
-      <w:r>
-        <w:rPr>
-          <w:lang w:bidi="hi-IN"/>
-        </w:rPr>
-        <w:t xml:space="preserve">        rank = [0] * self.V</w:t>
-      </w:r>
-    </w:p>
-    <w:p>
-      <w:pPr>
-        <w:spacing w:after="0" w:line="240" w:lineRule="auto"/>
-        <w:jc w:val="left"/>
-        <w:rPr>
-          <w:lang w:bidi="hi-IN"/>
-        </w:rPr>
-      </w:pPr>
-    </w:p>
-    <w:p>
-      <w:pPr>
-        <w:spacing w:after="0" w:line="240" w:lineRule="auto"/>
-        <w:jc w:val="left"/>
-        <w:rPr>
-          <w:lang w:bidi="hi-IN"/>
-        </w:rPr>
-      </w:pPr>
-      <w:r>
-        <w:rPr>
-          <w:lang w:bidi="hi-IN"/>
-        </w:rPr>
-        <w:t xml:space="preserve">        mst = []</w:t>
-      </w:r>
-    </w:p>
-    <w:p>
-      <w:pPr>
-        <w:spacing w:after="0" w:line="240" w:lineRule="auto"/>
-        <w:jc w:val="left"/>
-        <w:rPr>
-          <w:lang w:bidi="hi-IN"/>
-        </w:rPr>
-      </w:pPr>
-      <w:r>
-        <w:rPr>
-          <w:lang w:bidi="hi-IN"/>
-        </w:rPr>
-        <w:t xml:space="preserve">        total_weight = 0</w:t>
-      </w:r>
-    </w:p>
-    <w:p>
-      <w:pPr>
-        <w:spacing w:after="0" w:line="240" w:lineRule="auto"/>
-        <w:jc w:val="left"/>
-        <w:rPr>
-          <w:lang w:bidi="hi-IN"/>
-        </w:rPr>
-      </w:pPr>
-    </w:p>
-    <w:p>
-      <w:pPr>
-        <w:spacing w:after="0" w:line="240" w:lineRule="auto"/>
-        <w:jc w:val="left"/>
-        <w:rPr>
-          <w:lang w:bidi="hi-IN"/>
-        </w:rPr>
-      </w:pPr>
-      <w:r>
-        <w:rPr>
-          <w:lang w:bidi="hi-IN"/>
-        </w:rPr>
-        <w:t xml:space="preserve">        for weight, u, v in self.edges:</w:t>
-      </w:r>
-    </w:p>
-    <w:p>
-      <w:pPr>
-        <w:spacing w:after="0" w:line="240" w:lineRule="auto"/>
-        <w:jc w:val="left"/>
-        <w:rPr>
-          <w:lang w:bidi="hi-IN"/>
-        </w:rPr>
-      </w:pPr>
-      <w:r>
-        <w:rPr>
-          <w:lang w:bidi="hi-IN"/>
-        </w:rPr>
-        <w:t xml:space="preserve">            x = self.find(parent, u)</w:t>
-      </w:r>
-    </w:p>
-    <w:p>
-      <w:pPr>
-        <w:spacing w:after="0" w:line="240" w:lineRule="auto"/>
-        <w:jc w:val="left"/>
-        <w:rPr>
-          <w:lang w:bidi="hi-IN"/>
-        </w:rPr>
-      </w:pPr>
-      <w:r>
-        <w:rPr>
-          <w:lang w:bidi="hi-IN"/>
-        </w:rPr>
-        <w:t xml:space="preserve">            y = self.find(parent, v)</w:t>
-      </w:r>
-    </w:p>
-    <w:p>
-      <w:pPr>
-        <w:spacing w:after="0" w:line="240" w:lineRule="auto"/>
-        <w:jc w:val="left"/>
-        <w:rPr>
-          <w:lang w:bidi="hi-IN"/>
-        </w:rPr>
-      </w:pPr>
-    </w:p>
-    <w:p>
-      <w:pPr>
-        <w:spacing w:after="0" w:line="240" w:lineRule="auto"/>
-        <w:jc w:val="left"/>
-        <w:rPr>
-          <w:lang w:bidi="hi-IN"/>
-        </w:rPr>
-      </w:pPr>
-      <w:r>
-        <w:rPr>
-          <w:lang w:bidi="hi-IN"/>
-        </w:rPr>
-        <w:t xml:space="preserve">            if x != y:</w:t>
-      </w:r>
-    </w:p>
-    <w:p>
-      <w:pPr>
-        <w:spacing w:after="0" w:line="240" w:lineRule="auto"/>
-        <w:jc w:val="left"/>
-        <w:rPr>
-          <w:lang w:bidi="hi-IN"/>
-        </w:rPr>
-      </w:pPr>
-      <w:r>
-        <w:rPr>
-          <w:lang w:bidi="hi-IN"/>
-        </w:rPr>
-        <w:t xml:space="preserve">                mst.append((u, v, weight))</w:t>
-      </w:r>
-    </w:p>
-    <w:p>
-      <w:pPr>
-        <w:spacing w:after="0" w:line="240" w:lineRule="auto"/>
-        <w:jc w:val="left"/>
-        <w:rPr>
-          <w:lang w:bidi="hi-IN"/>
-        </w:rPr>
-      </w:pPr>
-      <w:r>
-        <w:rPr>
-          <w:lang w:bidi="hi-IN"/>
-        </w:rPr>
-        <w:t xml:space="preserve">                total_weight += weight</w:t>
-      </w:r>
-    </w:p>
-    <w:p>
-      <w:pPr>
-        <w:spacing w:after="0" w:line="240" w:lineRule="auto"/>
-        <w:jc w:val="left"/>
-        <w:rPr>
-          <w:lang w:bidi="hi-IN"/>
-        </w:rPr>
-      </w:pPr>
-      <w:r>
-        <w:rPr>
-          <w:lang w:bidi="hi-IN"/>
-        </w:rPr>
-        <w:t xml:space="preserve">                self.union(parent, rank, x, y)</w:t>
-      </w:r>
-    </w:p>
-    <w:p>
-      <w:pPr>
-        <w:spacing w:after="0" w:line="240" w:lineRule="auto"/>
-        <w:jc w:val="left"/>
-        <w:rPr>
-          <w:lang w:bidi="hi-IN"/>
-        </w:rPr>
-      </w:pPr>
-    </w:p>
-    <w:p>
-      <w:pPr>
-        <w:spacing w:after="0" w:line="240" w:lineRule="auto"/>
-        <w:jc w:val="left"/>
-        <w:rPr>
-          <w:lang w:bidi="hi-IN"/>
-        </w:rPr>
-      </w:pPr>
-      <w:r>
-        <w:rPr>
-          <w:lang w:bidi="hi-IN"/>
-        </w:rPr>
-        <w:t xml:space="preserve">        print("Edges in MST:")</w:t>
-      </w:r>
-    </w:p>
-    <w:p>
-      <w:pPr>
-        <w:spacing w:after="0" w:line="240" w:lineRule="auto"/>
-        <w:jc w:val="left"/>
-        <w:rPr>
-          <w:lang w:bidi="hi-IN"/>
-        </w:rPr>
-      </w:pPr>
-    </w:p>
-    <w:p>
-      <w:pPr>
-        <w:spacing w:after="0" w:line="240" w:lineRule="auto"/>
-        <w:jc w:val="left"/>
-        <w:rPr>
-          <w:lang w:bidi="hi-IN"/>
-        </w:rPr>
-      </w:pPr>
-      <w:r>
-        <w:rPr>
-          <w:lang w:bidi="hi-IN"/>
-        </w:rPr>
-        <w:t xml:space="preserve">        for u, v, weight in mst:</w:t>
-      </w:r>
-    </w:p>
-    <w:p>
-      <w:pPr>
-        <w:spacing w:after="0" w:line="240" w:lineRule="auto"/>
-        <w:jc w:val="left"/>
-        <w:rPr>
-          <w:lang w:bidi="hi-IN"/>
-        </w:rPr>
-      </w:pPr>
-      <w:r>
-        <w:rPr>
-          <w:lang w:bidi="hi-IN"/>
-        </w:rPr>
-        <w:t xml:space="preserve">            print(u, "-", v, ":", weight)</w:t>
-      </w:r>
-    </w:p>
-    <w:p>
-      <w:pPr>
-        <w:spacing w:after="0" w:line="240" w:lineRule="auto"/>
-        <w:jc w:val="left"/>
-        <w:rPr>
-          <w:lang w:bidi="hi-IN"/>
-        </w:rPr>
-      </w:pPr>
-    </w:p>
-    <w:p>
-      <w:pPr>
-        <w:spacing w:after="0" w:line="240" w:lineRule="auto"/>
-        <w:jc w:val="left"/>
-        <w:rPr>
-          <w:lang w:bidi="hi-IN"/>
-        </w:rPr>
-      </w:pPr>
-      <w:r>
-        <w:rPr>
-          <w:lang w:bidi="hi-IN"/>
-        </w:rPr>
-        <w:t xml:space="preserve">        print("Total weight =", total_weight)</w:t>
+        <w:t xml:space="preserve">            parent[</w:t>
+      </w:r>
+      <w:proofErr w:type="spellStart"/>
+      <w:r>
+        <w:rPr>
+          <w:lang w:bidi="hi-IN"/>
+        </w:rPr>
+        <w:t>yroot</w:t>
+      </w:r>
+      <w:proofErr w:type="spellEnd"/>
+      <w:r>
+        <w:rPr>
+          <w:lang w:bidi="hi-IN"/>
+        </w:rPr>
+        <w:t xml:space="preserve">] = </w:t>
+      </w:r>
+      <w:proofErr w:type="spellStart"/>
+      <w:r>
+        <w:rPr>
+          <w:lang w:bidi="hi-IN"/>
+        </w:rPr>
+        <w:t>xroot</w:t>
+      </w:r>
+      <w:proofErr w:type="spellEnd"/>
+    </w:p>
+    <w:p>
+      <w:pPr>
+        <w:spacing w:after="0" w:line="240" w:lineRule="auto"/>
+        <w:jc w:val="left"/>
+        <w:rPr>
+          <w:lang w:bidi="hi-IN"/>
+        </w:rPr>
+      </w:pPr>
+      <w:r>
+        <w:rPr>
+          <w:lang w:bidi="hi-IN"/>
+        </w:rPr>
+        <w:t xml:space="preserve">            rank[</w:t>
+      </w:r>
+      <w:proofErr w:type="spellStart"/>
+      <w:r>
+        <w:rPr>
+          <w:lang w:bidi="hi-IN"/>
+        </w:rPr>
+        <w:t>xroot</w:t>
+      </w:r>
+      <w:proofErr w:type="spellEnd"/>
+      <w:r>
+        <w:rPr>
+          <w:lang w:bidi="hi-IN"/>
+        </w:rPr>
+        <w:t>] += 1</w:t>
+      </w:r>
+    </w:p>
+    <w:p>
+      <w:pPr>
+        <w:spacing w:after="0" w:line="240" w:lineRule="auto"/>
+        <w:jc w:val="left"/>
+        <w:rPr>
+          <w:lang w:bidi="hi-IN"/>
+        </w:rPr>
+      </w:pPr>
+    </w:p>
+    <w:p>
+      <w:pPr>
+        <w:spacing w:after="0" w:line="240" w:lineRule="auto"/>
+        <w:jc w:val="left"/>
+        <w:rPr>
+          <w:lang w:bidi="hi-IN"/>
+        </w:rPr>
+      </w:pPr>
+      <w:r>
+        <w:rPr>
+          <w:lang w:bidi="hi-IN"/>
+        </w:rPr>
+        <w:t xml:space="preserve">    def </w:t>
+      </w:r>
+      <w:proofErr w:type="spellStart"/>
+      <w:r>
+        <w:rPr>
+          <w:lang w:bidi="hi-IN"/>
+        </w:rPr>
+        <w:t>kruskal</w:t>
+      </w:r>
+      <w:proofErr w:type="spellEnd"/>
+      <w:r>
+        <w:rPr>
+          <w:lang w:bidi="hi-IN"/>
+        </w:rPr>
+        <w:t>(self):</w:t>
+      </w:r>
+    </w:p>
+    <w:p>
+      <w:pPr>
+        <w:spacing w:after="0" w:line="240" w:lineRule="auto"/>
+        <w:jc w:val="left"/>
+        <w:rPr>
+          <w:lang w:bidi="hi-IN"/>
+        </w:rPr>
+      </w:pPr>
+      <w:r>
+        <w:rPr>
+          <w:lang w:bidi="hi-IN"/>
+        </w:rPr>
+        <w:t xml:space="preserve">        </w:t>
+      </w:r>
+      <w:proofErr w:type="spellStart"/>
+      <w:proofErr w:type="gramStart"/>
+      <w:r>
+        <w:rPr>
+          <w:lang w:bidi="hi-IN"/>
+        </w:rPr>
+        <w:t>self.edges</w:t>
+      </w:r>
+      <w:proofErr w:type="gramEnd"/>
+      <w:r>
+        <w:rPr>
+          <w:lang w:bidi="hi-IN"/>
+        </w:rPr>
+        <w:t>.</w:t>
+      </w:r>
+      <w:proofErr w:type="gramStart"/>
+      <w:r>
+        <w:rPr>
+          <w:lang w:bidi="hi-IN"/>
+        </w:rPr>
+        <w:t>sort</w:t>
+      </w:r>
+      <w:proofErr w:type="spellEnd"/>
+      <w:r>
+        <w:rPr>
+          <w:lang w:bidi="hi-IN"/>
+        </w:rPr>
+        <w:t>(</w:t>
+      </w:r>
+      <w:proofErr w:type="gramEnd"/>
+      <w:r>
+        <w:rPr>
+          <w:lang w:bidi="hi-IN"/>
+        </w:rPr>
+        <w:t>)</w:t>
+      </w:r>
+    </w:p>
+    <w:p>
+      <w:pPr>
+        <w:spacing w:after="0" w:line="240" w:lineRule="auto"/>
+        <w:jc w:val="left"/>
+        <w:rPr>
+          <w:lang w:bidi="hi-IN"/>
+        </w:rPr>
+      </w:pPr>
+    </w:p>
+    <w:p>
+      <w:pPr>
+        <w:spacing w:after="0" w:line="240" w:lineRule="auto"/>
+        <w:jc w:val="left"/>
+        <w:rPr>
+          <w:lang w:bidi="hi-IN"/>
+        </w:rPr>
+      </w:pPr>
+      <w:r>
+        <w:rPr>
+          <w:lang w:bidi="hi-IN"/>
+        </w:rPr>
+        <w:t xml:space="preserve">        parent = list(range(</w:t>
+      </w:r>
+      <w:proofErr w:type="spellStart"/>
+      <w:proofErr w:type="gramStart"/>
+      <w:r>
+        <w:rPr>
+          <w:lang w:bidi="hi-IN"/>
+        </w:rPr>
+        <w:t>self.V</w:t>
+      </w:r>
+      <w:proofErr w:type="spellEnd"/>
+      <w:proofErr w:type="gramEnd"/>
+      <w:r>
+        <w:rPr>
+          <w:lang w:bidi="hi-IN"/>
+        </w:rPr>
+        <w:t>))</w:t>
+      </w:r>
+    </w:p>
+    <w:p>
+      <w:pPr>
+        <w:spacing w:after="0" w:line="240" w:lineRule="auto"/>
+        <w:jc w:val="left"/>
+        <w:rPr>
+          <w:lang w:bidi="hi-IN"/>
+        </w:rPr>
+      </w:pPr>
+      <w:r>
+        <w:rPr>
+          <w:lang w:bidi="hi-IN"/>
+        </w:rPr>
+        <w:t xml:space="preserve">        rank = [0] * </w:t>
+      </w:r>
+      <w:proofErr w:type="spellStart"/>
+      <w:proofErr w:type="gramStart"/>
+      <w:r>
+        <w:rPr>
+          <w:lang w:bidi="hi-IN"/>
+        </w:rPr>
+        <w:t>self.V</w:t>
+      </w:r>
+      <w:proofErr w:type="spellEnd"/>
+      <w:proofErr w:type="gramEnd"/>
+    </w:p>
+    <w:p>
+      <w:pPr>
+        <w:spacing w:after="0" w:line="240" w:lineRule="auto"/>
+        <w:jc w:val="left"/>
+        <w:rPr>
+          <w:lang w:bidi="hi-IN"/>
+        </w:rPr>
+      </w:pPr>
+    </w:p>
+    <w:p>
+      <w:pPr>
+        <w:spacing w:after="0" w:line="240" w:lineRule="auto"/>
+        <w:jc w:val="left"/>
+        <w:rPr>
+          <w:lang w:bidi="hi-IN"/>
+        </w:rPr>
+      </w:pPr>
+      <w:r>
+        <w:rPr>
+          <w:lang w:bidi="hi-IN"/>
+        </w:rPr>
+        <w:t xml:space="preserve">        </w:t>
+      </w:r>
+      <w:proofErr w:type="spellStart"/>
+      <w:r>
+        <w:rPr>
+          <w:lang w:bidi="hi-IN"/>
+        </w:rPr>
+        <w:t>mst</w:t>
+      </w:r>
+      <w:proofErr w:type="spellEnd"/>
+      <w:r>
+        <w:rPr>
+          <w:lang w:bidi="hi-IN"/>
+        </w:rPr>
+        <w:t xml:space="preserve"> = []</w:t>
+      </w:r>
+    </w:p>
+    <w:p>
+      <w:pPr>
+        <w:spacing w:after="0" w:line="240" w:lineRule="auto"/>
+        <w:jc w:val="left"/>
+        <w:rPr>
+          <w:lang w:bidi="hi-IN"/>
+        </w:rPr>
+      </w:pPr>
+      <w:r>
+        <w:rPr>
+          <w:lang w:bidi="hi-IN"/>
+        </w:rPr>
+        <w:t xml:space="preserve">        </w:t>
+      </w:r>
+      <w:proofErr w:type="spellStart"/>
+      <w:r>
+        <w:rPr>
+          <w:lang w:bidi="hi-IN"/>
+        </w:rPr>
+        <w:t>total_weight</w:t>
+      </w:r>
+      <w:proofErr w:type="spellEnd"/>
+      <w:r>
+        <w:rPr>
+          <w:lang w:bidi="hi-IN"/>
+        </w:rPr>
+        <w:t xml:space="preserve"> = 0</w:t>
+      </w:r>
+    </w:p>
+    <w:p>
+      <w:pPr>
+        <w:spacing w:after="0" w:line="240" w:lineRule="auto"/>
+        <w:jc w:val="left"/>
+        <w:rPr>
+          <w:lang w:bidi="hi-IN"/>
+        </w:rPr>
+      </w:pPr>
+    </w:p>
+    <w:p>
+      <w:pPr>
+        <w:spacing w:after="0" w:line="240" w:lineRule="auto"/>
+        <w:jc w:val="left"/>
+        <w:rPr>
+          <w:lang w:bidi="hi-IN"/>
+        </w:rPr>
+      </w:pPr>
+      <w:r>
+        <w:rPr>
+          <w:lang w:bidi="hi-IN"/>
+        </w:rPr>
+        <w:t xml:space="preserve">        for weight, u, v in </w:t>
+      </w:r>
+      <w:proofErr w:type="spellStart"/>
+      <w:proofErr w:type="gramStart"/>
+      <w:r>
+        <w:rPr>
+          <w:lang w:bidi="hi-IN"/>
+        </w:rPr>
+        <w:t>self.edges</w:t>
+      </w:r>
+      <w:proofErr w:type="spellEnd"/>
+      <w:proofErr w:type="gramEnd"/>
+      <w:r>
+        <w:rPr>
+          <w:lang w:bidi="hi-IN"/>
+        </w:rPr>
+        <w:t>:</w:t>
+      </w:r>
+    </w:p>
+    <w:p>
+      <w:pPr>
+        <w:spacing w:after="0" w:line="240" w:lineRule="auto"/>
+        <w:jc w:val="left"/>
+        <w:rPr>
+          <w:lang w:bidi="hi-IN"/>
+        </w:rPr>
+      </w:pPr>
+      <w:r>
+        <w:rPr>
+          <w:lang w:bidi="hi-IN"/>
+        </w:rPr>
+        <w:t xml:space="preserve">            x = </w:t>
+      </w:r>
+      <w:proofErr w:type="spellStart"/>
+      <w:proofErr w:type="gramStart"/>
+      <w:r>
+        <w:rPr>
+          <w:lang w:bidi="hi-IN"/>
+        </w:rPr>
+        <w:t>self.find</w:t>
+      </w:r>
+      <w:proofErr w:type="spellEnd"/>
+      <w:proofErr w:type="gramEnd"/>
+      <w:r>
+        <w:rPr>
+          <w:lang w:bidi="hi-IN"/>
+        </w:rPr>
+        <w:t>(parent, u)</w:t>
+      </w:r>
+    </w:p>
+    <w:p>
+      <w:pPr>
+        <w:spacing w:after="0" w:line="240" w:lineRule="auto"/>
+        <w:jc w:val="left"/>
+        <w:rPr>
+          <w:lang w:bidi="hi-IN"/>
+        </w:rPr>
+      </w:pPr>
+      <w:r>
+        <w:rPr>
+          <w:lang w:bidi="hi-IN"/>
+        </w:rPr>
+        <w:t xml:space="preserve">            y = </w:t>
+      </w:r>
+      <w:proofErr w:type="spellStart"/>
+      <w:proofErr w:type="gramStart"/>
+      <w:r>
+        <w:rPr>
+          <w:lang w:bidi="hi-IN"/>
+        </w:rPr>
+        <w:t>self.find</w:t>
+      </w:r>
+      <w:proofErr w:type="spellEnd"/>
+      <w:proofErr w:type="gramEnd"/>
+      <w:r>
+        <w:rPr>
+          <w:lang w:bidi="hi-IN"/>
+        </w:rPr>
+        <w:t>(parent, v)</w:t>
+      </w:r>
+    </w:p>
+    <w:p>
+      <w:pPr>
+        <w:spacing w:after="0" w:line="240" w:lineRule="auto"/>
+        <w:jc w:val="left"/>
+        <w:rPr>
+          <w:lang w:bidi="hi-IN"/>
+        </w:rPr>
+      </w:pPr>
+    </w:p>
+    <w:p>
+      <w:pPr>
+        <w:spacing w:after="0" w:line="240" w:lineRule="auto"/>
+        <w:jc w:val="left"/>
+        <w:rPr>
+          <w:lang w:bidi="hi-IN"/>
+        </w:rPr>
+      </w:pPr>
+      <w:r>
+        <w:rPr>
+          <w:lang w:bidi="hi-IN"/>
+        </w:rPr>
+        <w:t xml:space="preserve">            if </w:t>
+      </w:r>
+      <w:proofErr w:type="gramStart"/>
+      <w:r>
+        <w:rPr>
+          <w:lang w:bidi="hi-IN"/>
+        </w:rPr>
+        <w:t>x !</w:t>
+      </w:r>
+      <w:proofErr w:type="gramEnd"/>
+      <w:r>
+        <w:rPr>
+          <w:lang w:bidi="hi-IN"/>
+        </w:rPr>
+        <w:t>= y:</w:t>
+      </w:r>
+    </w:p>
+    <w:p>
+      <w:pPr>
+        <w:spacing w:after="0" w:line="240" w:lineRule="auto"/>
+        <w:jc w:val="left"/>
+        <w:rPr>
+          <w:lang w:bidi="hi-IN"/>
+        </w:rPr>
+      </w:pPr>
+      <w:r>
+        <w:rPr>
+          <w:lang w:bidi="hi-IN"/>
+        </w:rPr>
+        <w:t xml:space="preserve">                </w:t>
+      </w:r>
+      <w:proofErr w:type="spellStart"/>
+      <w:proofErr w:type="gramStart"/>
+      <w:r>
+        <w:rPr>
+          <w:lang w:bidi="hi-IN"/>
+        </w:rPr>
+        <w:t>mst.append</w:t>
+      </w:r>
+      <w:proofErr w:type="spellEnd"/>
+      <w:proofErr w:type="gramEnd"/>
+      <w:r>
+        <w:rPr>
+          <w:lang w:bidi="hi-IN"/>
+        </w:rPr>
+        <w:t>((u, v, weight))</w:t>
+      </w:r>
+    </w:p>
+    <w:p>
+      <w:pPr>
+        <w:spacing w:after="0" w:line="240" w:lineRule="auto"/>
+        <w:jc w:val="left"/>
+        <w:rPr>
+          <w:lang w:bidi="hi-IN"/>
+        </w:rPr>
+      </w:pPr>
+      <w:r>
+        <w:rPr>
+          <w:lang w:bidi="hi-IN"/>
+        </w:rPr>
+        <w:t xml:space="preserve">                </w:t>
+      </w:r>
+      <w:proofErr w:type="spellStart"/>
+      <w:r>
+        <w:rPr>
+          <w:lang w:bidi="hi-IN"/>
+        </w:rPr>
+        <w:t>total_weight</w:t>
+      </w:r>
+      <w:proofErr w:type="spellEnd"/>
+      <w:r>
+        <w:rPr>
+          <w:lang w:bidi="hi-IN"/>
+        </w:rPr>
+        <w:t xml:space="preserve"> += weight</w:t>
+      </w:r>
+    </w:p>
+    <w:p>
+      <w:pPr>
+        <w:spacing w:after="0" w:line="240" w:lineRule="auto"/>
+        <w:jc w:val="left"/>
+        <w:rPr>
+          <w:lang w:bidi="hi-IN"/>
+        </w:rPr>
+      </w:pPr>
+      <w:r>
+        <w:rPr>
+          <w:lang w:bidi="hi-IN"/>
+        </w:rPr>
+        <w:t xml:space="preserve">                </w:t>
+      </w:r>
+      <w:proofErr w:type="spellStart"/>
+      <w:proofErr w:type="gramStart"/>
+      <w:r>
+        <w:rPr>
+          <w:lang w:bidi="hi-IN"/>
+        </w:rPr>
+        <w:t>self.union</w:t>
+      </w:r>
+      <w:proofErr w:type="spellEnd"/>
+      <w:proofErr w:type="gramEnd"/>
+      <w:r>
+        <w:rPr>
+          <w:lang w:bidi="hi-IN"/>
+        </w:rPr>
+        <w:t>(parent, rank, x, y)</w:t>
+      </w:r>
+    </w:p>
+    <w:p>
+      <w:pPr>
+        <w:spacing w:after="0" w:line="240" w:lineRule="auto"/>
+        <w:jc w:val="left"/>
+        <w:rPr>
+          <w:lang w:bidi="hi-IN"/>
+        </w:rPr>
+      </w:pPr>
+    </w:p>
+    <w:p>
+      <w:pPr>
+        <w:spacing w:after="0" w:line="240" w:lineRule="auto"/>
+        <w:jc w:val="left"/>
+        <w:rPr>
+          <w:lang w:bidi="hi-IN"/>
+        </w:rPr>
+      </w:pPr>
+      <w:r>
+        <w:rPr>
+          <w:lang w:bidi="hi-IN"/>
+        </w:rPr>
+        <w:t xml:space="preserve">        </w:t>
+      </w:r>
+      <w:proofErr w:type="gramStart"/>
+      <w:r>
+        <w:rPr>
+          <w:lang w:bidi="hi-IN"/>
+        </w:rPr>
+        <w:t>print(</w:t>
+      </w:r>
+      <w:proofErr w:type="gramEnd"/>
+      <w:r>
+        <w:rPr>
+          <w:lang w:bidi="hi-IN"/>
+        </w:rPr>
+        <w:t>"Edges in MST:")</w:t>
+      </w:r>
+    </w:p>
+    <w:p>
+      <w:pPr>
+        <w:spacing w:after="0" w:line="240" w:lineRule="auto"/>
+        <w:jc w:val="left"/>
+        <w:rPr>
+          <w:lang w:bidi="hi-IN"/>
+        </w:rPr>
+      </w:pPr>
+    </w:p>
+    <w:p>
+      <w:pPr>
+        <w:spacing w:after="0" w:line="240" w:lineRule="auto"/>
+        <w:jc w:val="left"/>
+        <w:rPr>
+          <w:lang w:bidi="hi-IN"/>
+        </w:rPr>
+      </w:pPr>
+      <w:r>
+        <w:rPr>
+          <w:lang w:bidi="hi-IN"/>
+        </w:rPr>
+        <w:t xml:space="preserve">        for u, v, weight in </w:t>
+      </w:r>
+      <w:proofErr w:type="spellStart"/>
+      <w:r>
+        <w:rPr>
+          <w:lang w:bidi="hi-IN"/>
+        </w:rPr>
+        <w:t>mst</w:t>
+      </w:r>
+      <w:proofErr w:type="spellEnd"/>
+      <w:r>
+        <w:rPr>
+          <w:lang w:bidi="hi-IN"/>
+        </w:rPr>
+        <w:t>:</w:t>
+      </w:r>
+    </w:p>
+    <w:p>
+      <w:pPr>
+        <w:spacing w:after="0" w:line="240" w:lineRule="auto"/>
+        <w:jc w:val="left"/>
+        <w:rPr>
+          <w:lang w:bidi="hi-IN"/>
+        </w:rPr>
+      </w:pPr>
+      <w:r>
+        <w:rPr>
+          <w:lang w:bidi="hi-IN"/>
+        </w:rPr>
+        <w:t xml:space="preserve">            </w:t>
+      </w:r>
+      <w:proofErr w:type="gramStart"/>
+      <w:r>
+        <w:rPr>
+          <w:lang w:bidi="hi-IN"/>
+        </w:rPr>
+        <w:t>print(</w:t>
+      </w:r>
+      <w:proofErr w:type="gramEnd"/>
+      <w:r>
+        <w:rPr>
+          <w:lang w:bidi="hi-IN"/>
+        </w:rPr>
+        <w:t>u, "-", v, ":", weight)</w:t>
+      </w:r>
+    </w:p>
+    <w:p>
+      <w:pPr>
+        <w:spacing w:after="0" w:line="240" w:lineRule="auto"/>
+        <w:jc w:val="left"/>
+        <w:rPr>
+          <w:lang w:bidi="hi-IN"/>
+        </w:rPr>
+      </w:pPr>
+    </w:p>
+    <w:p>
+      <w:pPr>
+        <w:spacing w:after="0" w:line="240" w:lineRule="auto"/>
+        <w:jc w:val="left"/>
+        <w:rPr>
+          <w:lang w:bidi="hi-IN"/>
+        </w:rPr>
+      </w:pPr>
+      <w:r>
+        <w:rPr>
+          <w:lang w:bidi="hi-IN"/>
+        </w:rPr>
+        <w:t xml:space="preserve">        </w:t>
+      </w:r>
+      <w:proofErr w:type="gramStart"/>
+      <w:r>
+        <w:rPr>
+          <w:lang w:bidi="hi-IN"/>
+        </w:rPr>
+        <w:t>print(</w:t>
+      </w:r>
+      <w:proofErr w:type="gramEnd"/>
+      <w:r>
+        <w:rPr>
+          <w:lang w:bidi="hi-IN"/>
+        </w:rPr>
+        <w:t xml:space="preserve">"Total weight =", </w:t>
+      </w:r>
+      <w:proofErr w:type="spellStart"/>
+      <w:r>
+        <w:rPr>
+          <w:lang w:bidi="hi-IN"/>
+        </w:rPr>
+        <w:t>total_weight</w:t>
+      </w:r>
+      <w:proofErr w:type="spellEnd"/>
+      <w:r>
+        <w:rPr>
+          <w:lang w:bidi="hi-IN"/>
+        </w:rPr>
+        <w:t>)</w:t>
       </w:r>
     </w:p>
     <w:p>
@@ -9481,91 +12964,215 @@
           <w:lang w:bidi="hi-IN"/>
         </w:rPr>
         <w:lastRenderedPageBreak/>
-        <w:t>g = Graph(4)</w:t>
-      </w:r>
-    </w:p>
-    <w:p>
-      <w:pPr>
-        <w:spacing w:after="0" w:line="240" w:lineRule="auto"/>
-        <w:jc w:val="left"/>
-        <w:rPr>
-          <w:lang w:bidi="hi-IN"/>
-        </w:rPr>
-      </w:pPr>
-    </w:p>
-    <w:p>
-      <w:pPr>
-        <w:spacing w:after="0" w:line="240" w:lineRule="auto"/>
-        <w:jc w:val="left"/>
-        <w:rPr>
-          <w:lang w:bidi="hi-IN"/>
-        </w:rPr>
-      </w:pPr>
-      <w:r>
-        <w:rPr>
-          <w:lang w:bidi="hi-IN"/>
-        </w:rPr>
-        <w:t>g.add_edge(0, 1, 10)</w:t>
-      </w:r>
-    </w:p>
-    <w:p>
-      <w:pPr>
-        <w:spacing w:after="0" w:line="240" w:lineRule="auto"/>
-        <w:jc w:val="left"/>
-        <w:rPr>
-          <w:lang w:bidi="hi-IN"/>
-        </w:rPr>
-      </w:pPr>
-      <w:r>
-        <w:rPr>
-          <w:lang w:bidi="hi-IN"/>
-        </w:rPr>
-        <w:t>g.add_edge(0, 2, 6)</w:t>
-      </w:r>
-    </w:p>
-    <w:p>
-      <w:pPr>
-        <w:spacing w:after="0" w:line="240" w:lineRule="auto"/>
-        <w:jc w:val="left"/>
-        <w:rPr>
-          <w:lang w:bidi="hi-IN"/>
-        </w:rPr>
-      </w:pPr>
-      <w:r>
-        <w:rPr>
-          <w:lang w:bidi="hi-IN"/>
-        </w:rPr>
-        <w:t>g.add_edge(0, 3, 5)</w:t>
-      </w:r>
-    </w:p>
-    <w:p>
-      <w:pPr>
-        <w:spacing w:after="0" w:line="240" w:lineRule="auto"/>
-        <w:jc w:val="left"/>
-        <w:rPr>
-          <w:lang w:bidi="hi-IN"/>
-        </w:rPr>
-      </w:pPr>
-      <w:r>
-        <w:rPr>
-          <w:lang w:bidi="hi-IN"/>
-        </w:rPr>
-        <w:t>g.add_edge(1, 3, 15)</w:t>
-      </w:r>
-    </w:p>
-    <w:p>
-      <w:pPr>
-        <w:spacing w:after="0" w:line="240" w:lineRule="auto"/>
-        <w:jc w:val="left"/>
-        <w:rPr>
-          <w:lang w:bidi="hi-IN"/>
-        </w:rPr>
-      </w:pPr>
-      <w:r>
-        <w:rPr>
-          <w:lang w:bidi="hi-IN"/>
-        </w:rPr>
-        <w:t>g.add_edge(2, 3, 4)</w:t>
+        <w:t xml:space="preserve">g = </w:t>
+      </w:r>
+      <w:proofErr w:type="gramStart"/>
+      <w:r>
+        <w:rPr>
+          <w:lang w:bidi="hi-IN"/>
+        </w:rPr>
+        <w:t>Graph(</w:t>
+      </w:r>
+      <w:proofErr w:type="gramEnd"/>
+      <w:r>
+        <w:rPr>
+          <w:lang w:bidi="hi-IN"/>
+        </w:rPr>
+        <w:t>4)</w:t>
+      </w:r>
+    </w:p>
+    <w:p>
+      <w:pPr>
+        <w:spacing w:after="0" w:line="240" w:lineRule="auto"/>
+        <w:jc w:val="left"/>
+        <w:rPr>
+          <w:lang w:bidi="hi-IN"/>
+        </w:rPr>
+      </w:pPr>
+    </w:p>
+    <w:p>
+      <w:pPr>
+        <w:spacing w:after="0" w:line="240" w:lineRule="auto"/>
+        <w:jc w:val="left"/>
+        <w:rPr>
+          <w:lang w:bidi="hi-IN"/>
+        </w:rPr>
+      </w:pPr>
+      <w:proofErr w:type="spellStart"/>
+      <w:r>
+        <w:rPr>
+          <w:lang w:bidi="hi-IN"/>
+        </w:rPr>
+        <w:t>g.add_</w:t>
+      </w:r>
+      <w:proofErr w:type="gramStart"/>
+      <w:r>
+        <w:rPr>
+          <w:lang w:bidi="hi-IN"/>
+        </w:rPr>
+        <w:t>edge</w:t>
+      </w:r>
+      <w:proofErr w:type="spellEnd"/>
+      <w:r>
+        <w:rPr>
+          <w:lang w:bidi="hi-IN"/>
+        </w:rPr>
+        <w:t>(</w:t>
+      </w:r>
+      <w:proofErr w:type="gramEnd"/>
+      <w:r>
+        <w:rPr>
+          <w:lang w:bidi="hi-IN"/>
+        </w:rPr>
+        <w:t>0, 1, 10)</w:t>
+      </w:r>
+    </w:p>
+    <w:p>
+      <w:pPr>
+        <w:spacing w:after="0" w:line="240" w:lineRule="auto"/>
+        <w:jc w:val="left"/>
+        <w:rPr>
+          <w:lang w:bidi="hi-IN"/>
+        </w:rPr>
+      </w:pPr>
+      <w:proofErr w:type="spellStart"/>
+      <w:r>
+        <w:rPr>
+          <w:lang w:bidi="hi-IN"/>
+        </w:rPr>
+        <w:t>g.add_</w:t>
+      </w:r>
+      <w:proofErr w:type="gramStart"/>
+      <w:r>
+        <w:rPr>
+          <w:lang w:bidi="hi-IN"/>
+        </w:rPr>
+        <w:t>edge</w:t>
+      </w:r>
+      <w:proofErr w:type="spellEnd"/>
+      <w:r>
+        <w:rPr>
+          <w:lang w:bidi="hi-IN"/>
+        </w:rPr>
+        <w:t>(</w:t>
+      </w:r>
+      <w:proofErr w:type="gramEnd"/>
+      <w:r>
+        <w:rPr>
+          <w:lang w:bidi="hi-IN"/>
+        </w:rPr>
+        <w:t>0, 2, 6)</w:t>
+      </w:r>
+    </w:p>
+    <w:p>
+      <w:pPr>
+        <w:spacing w:after="0" w:line="240" w:lineRule="auto"/>
+        <w:jc w:val="left"/>
+        <w:rPr>
+          <w:lang w:bidi="hi-IN"/>
+        </w:rPr>
+      </w:pPr>
+      <w:proofErr w:type="spellStart"/>
+      <w:r>
+        <w:rPr>
+          <w:lang w:bidi="hi-IN"/>
+        </w:rPr>
+        <w:t>g.add_</w:t>
+      </w:r>
+      <w:proofErr w:type="gramStart"/>
+      <w:r>
+        <w:rPr>
+          <w:lang w:bidi="hi-IN"/>
+        </w:rPr>
+        <w:t>edge</w:t>
+      </w:r>
+      <w:proofErr w:type="spellEnd"/>
+      <w:r>
+        <w:rPr>
+          <w:lang w:bidi="hi-IN"/>
+        </w:rPr>
+        <w:t>(</w:t>
+      </w:r>
+      <w:proofErr w:type="gramEnd"/>
+      <w:r>
+        <w:rPr>
+          <w:lang w:bidi="hi-IN"/>
+        </w:rPr>
+        <w:t>0, 3, 5)</w:t>
+      </w:r>
+    </w:p>
+    <w:p>
+      <w:pPr>
+        <w:spacing w:after="0" w:line="240" w:lineRule="auto"/>
+        <w:jc w:val="left"/>
+        <w:rPr>
+          <w:lang w:bidi="hi-IN"/>
+        </w:rPr>
+      </w:pPr>
+      <w:proofErr w:type="spellStart"/>
+      <w:r>
+        <w:rPr>
+          <w:lang w:bidi="hi-IN"/>
+        </w:rPr>
+        <w:t>g.add_</w:t>
+      </w:r>
+      <w:proofErr w:type="gramStart"/>
+      <w:r>
+        <w:rPr>
+          <w:lang w:bidi="hi-IN"/>
+        </w:rPr>
+        <w:t>edge</w:t>
+      </w:r>
+      <w:proofErr w:type="spellEnd"/>
+      <w:r>
+        <w:rPr>
+          <w:lang w:bidi="hi-IN"/>
+        </w:rPr>
+        <w:t>(</w:t>
+      </w:r>
+      <w:proofErr w:type="gramEnd"/>
+      <w:r>
+        <w:rPr>
+          <w:lang w:bidi="hi-IN"/>
+        </w:rPr>
+        <w:t>1, 3, 15)</w:t>
+      </w:r>
+    </w:p>
+    <w:p>
+      <w:pPr>
+        <w:spacing w:after="0" w:line="240" w:lineRule="auto"/>
+        <w:jc w:val="left"/>
+        <w:rPr>
+          <w:lang w:bidi="hi-IN"/>
+        </w:rPr>
+      </w:pPr>
+      <w:proofErr w:type="spellStart"/>
+      <w:r>
+        <w:rPr>
+          <w:lang w:bidi="hi-IN"/>
+        </w:rPr>
+        <w:t>g.add_</w:t>
+      </w:r>
+      <w:proofErr w:type="gramStart"/>
+      <w:r>
+        <w:rPr>
+          <w:lang w:bidi="hi-IN"/>
+        </w:rPr>
+        <w:t>edge</w:t>
+      </w:r>
+      <w:proofErr w:type="spellEnd"/>
+      <w:r>
+        <w:rPr>
+          <w:lang w:bidi="hi-IN"/>
+        </w:rPr>
+        <w:t>(</w:t>
+      </w:r>
+      <w:proofErr w:type="gramEnd"/>
+      <w:r>
+        <w:rPr>
+          <w:lang w:bidi="hi-IN"/>
+        </w:rPr>
+        <w:t>2, 3, 4)</w:t>
       </w:r>
     </w:p>
     <w:p>
@@ -9646,11 +13253,21 @@
           </wp:anchor>
         </w:drawing>
       </w:r>
-      <w:r>
-        <w:rPr>
-          <w:lang w:bidi="hi-IN"/>
-        </w:rPr>
-        <w:t>g.kruskal()</w:t>
+      <w:proofErr w:type="spellStart"/>
+      <w:proofErr w:type="gramStart"/>
+      <w:r>
+        <w:rPr>
+          <w:lang w:bidi="hi-IN"/>
+        </w:rPr>
+        <w:t>g.kruskal</w:t>
+      </w:r>
+      <w:proofErr w:type="spellEnd"/>
+      <w:proofErr w:type="gramEnd"/>
+      <w:r>
+        <w:rPr>
+          <w:lang w:bidi="hi-IN"/>
+        </w:rPr>
+        <w:t>()</w:t>
       </w:r>
       <w:r>
         <w:rPr>
@@ -9662,9 +13279,15 @@
     <w:p>
       <w:pPr>
         <w:pStyle w:val="Heading1"/>
-      </w:pPr>
-      <w:bookmarkStart w:id="22" w:name="_Toc241255558"/>
-      <w:r>
+        <w:rPr>
+          <w:color w:val="auto"/>
+        </w:rPr>
+      </w:pPr>
+      <w:bookmarkStart w:id="22" w:name="_Toc241440371"/>
+      <w:r>
+        <w:rPr>
+          <w:color w:val="auto"/>
+        </w:rPr>
         <w:lastRenderedPageBreak/>
         <w:t>22. WAP in python to construct finite automata that accepts strings only ab and abb.</w:t>
       </w:r>
@@ -9681,7 +13304,21 @@
         <w:rPr>
           <w:lang w:bidi="hi-IN"/>
         </w:rPr>
-        <w:t>def finite_automata(string):</w:t>
+        <w:t xml:space="preserve">def </w:t>
+      </w:r>
+      <w:proofErr w:type="spellStart"/>
+      <w:r>
+        <w:rPr>
+          <w:lang w:bidi="hi-IN"/>
+        </w:rPr>
+        <w:t>finite_automata</w:t>
+      </w:r>
+      <w:proofErr w:type="spellEnd"/>
+      <w:r>
+        <w:rPr>
+          <w:lang w:bidi="hi-IN"/>
+        </w:rPr>
+        <w:t>(string):</w:t>
       </w:r>
     </w:p>
     <w:p>
@@ -9809,7 +13446,21 @@
         <w:rPr>
           <w:lang w:bidi="hi-IN"/>
         </w:rPr>
-        <w:t xml:space="preserve">        elif state == "q1":</w:t>
+        <w:t xml:space="preserve">        </w:t>
+      </w:r>
+      <w:proofErr w:type="spellStart"/>
+      <w:r>
+        <w:rPr>
+          <w:lang w:bidi="hi-IN"/>
+        </w:rPr>
+        <w:t>elif</w:t>
+      </w:r>
+      <w:proofErr w:type="spellEnd"/>
+      <w:r>
+        <w:rPr>
+          <w:lang w:bidi="hi-IN"/>
+        </w:rPr>
+        <w:t xml:space="preserve"> state == "q1":</w:t>
       </w:r>
     </w:p>
     <w:p>
@@ -9887,7 +13538,21 @@
         <w:rPr>
           <w:lang w:bidi="hi-IN"/>
         </w:rPr>
-        <w:t xml:space="preserve">        elif state == "q2":</w:t>
+        <w:t xml:space="preserve">        </w:t>
+      </w:r>
+      <w:proofErr w:type="spellStart"/>
+      <w:r>
+        <w:rPr>
+          <w:lang w:bidi="hi-IN"/>
+        </w:rPr>
+        <w:t>elif</w:t>
+      </w:r>
+      <w:proofErr w:type="spellEnd"/>
+      <w:r>
+        <w:rPr>
+          <w:lang w:bidi="hi-IN"/>
+        </w:rPr>
+        <w:t xml:space="preserve"> state == "q2":</w:t>
       </w:r>
     </w:p>
     <w:p>
@@ -9965,7 +13630,21 @@
         <w:rPr>
           <w:lang w:bidi="hi-IN"/>
         </w:rPr>
-        <w:t xml:space="preserve">        elif state == "q3":</w:t>
+        <w:t xml:space="preserve">        </w:t>
+      </w:r>
+      <w:proofErr w:type="spellStart"/>
+      <w:r>
+        <w:rPr>
+          <w:lang w:bidi="hi-IN"/>
+        </w:rPr>
+        <w:t>elif</w:t>
+      </w:r>
+      <w:proofErr w:type="spellEnd"/>
+      <w:r>
+        <w:rPr>
+          <w:lang w:bidi="hi-IN"/>
+        </w:rPr>
+        <w:t xml:space="preserve"> state == "q3":</w:t>
       </w:r>
     </w:p>
     <w:p>
@@ -10109,29 +13788,57 @@
         <w:rPr>
           <w:lang w:bidi="hi-IN"/>
         </w:rPr>
-        <w:t>string = input("Enter a string: ")</w:t>
-      </w:r>
-    </w:p>
-    <w:p>
-      <w:pPr>
-        <w:spacing w:after="0" w:line="240" w:lineRule="auto"/>
-        <w:rPr>
-          <w:lang w:bidi="hi-IN"/>
-        </w:rPr>
-      </w:pPr>
-    </w:p>
-    <w:p>
-      <w:pPr>
-        <w:spacing w:after="0" w:line="240" w:lineRule="auto"/>
-        <w:rPr>
-          <w:lang w:bidi="hi-IN"/>
-        </w:rPr>
-      </w:pPr>
-      <w:r>
-        <w:rPr>
-          <w:lang w:bidi="hi-IN"/>
-        </w:rPr>
-        <w:t>if finite_automata(string):</w:t>
+        <w:t xml:space="preserve">string = </w:t>
+      </w:r>
+      <w:proofErr w:type="gramStart"/>
+      <w:r>
+        <w:rPr>
+          <w:lang w:bidi="hi-IN"/>
+        </w:rPr>
+        <w:t>input(</w:t>
+      </w:r>
+      <w:proofErr w:type="gramEnd"/>
+      <w:r>
+        <w:rPr>
+          <w:lang w:bidi="hi-IN"/>
+        </w:rPr>
+        <w:t>"Enter a string: ")</w:t>
+      </w:r>
+    </w:p>
+    <w:p>
+      <w:pPr>
+        <w:spacing w:after="0" w:line="240" w:lineRule="auto"/>
+        <w:rPr>
+          <w:lang w:bidi="hi-IN"/>
+        </w:rPr>
+      </w:pPr>
+    </w:p>
+    <w:p>
+      <w:pPr>
+        <w:spacing w:after="0" w:line="240" w:lineRule="auto"/>
+        <w:rPr>
+          <w:lang w:bidi="hi-IN"/>
+        </w:rPr>
+      </w:pPr>
+      <w:r>
+        <w:rPr>
+          <w:lang w:bidi="hi-IN"/>
+        </w:rPr>
+        <w:t xml:space="preserve">if </w:t>
+      </w:r>
+      <w:proofErr w:type="spellStart"/>
+      <w:r>
+        <w:rPr>
+          <w:lang w:bidi="hi-IN"/>
+        </w:rPr>
+        <w:t>finite_automata</w:t>
+      </w:r>
+      <w:proofErr w:type="spellEnd"/>
+      <w:r>
+        <w:rPr>
+          <w:lang w:bidi="hi-IN"/>
+        </w:rPr>
+        <w:t>(string):</w:t>
       </w:r>
     </w:p>
     <w:p>
@@ -10361,6 +14068,12 @@
         <w:color w:val="000000"/>
       </w:rPr>
     </w:pPr>
+    <w:r>
+      <w:rPr>
+        <w:color w:val="000000"/>
+      </w:rPr>
+      <w:t>Bishal Rijal, Roll:06</w:t>
+    </w:r>
   </w:p>
 </w:ftr>
 </file>
